--- a/engine/riyadhcable_study/RIYADHCABLE_Bibliography_18-08-2026.docx
+++ b/engine/riyadhcable_study/RIYADHCABLE_Bibliography_18-08-2026.docx
@@ -575,7 +575,7 @@
                 <w:color w:val="1C3A36"/>
                 <w:sz w:val="16"/>
               </w:rPr>
-              <w:t>Country risk premium data, January 2026</w:t>
+              <w:t>Country risk premium data, July 2026 update</w:t>
             </w:r>
           </w:p>
         </w:tc>
@@ -593,7 +593,7 @@
                 <w:color w:val="1C3A36"/>
                 <w:sz w:val="16"/>
               </w:rPr>
-              <w:t>A. Damodaran (NYU Stern), 5 Jan 2026</w:t>
+              <w:t>A. Damodaran (NYU Stern), Jul 2026</w:t>
             </w:r>
           </w:p>
         </w:tc>
@@ -611,7 +611,7 @@
                 <w:color w:val="1C3A36"/>
                 <w:sz w:val="16"/>
               </w:rPr>
-              <w:t>Saudi Arabia rating (Aa3), sovereign default spread, country risk premium, equity risk premium</w:t>
+              <w:t>Saudi Arabia rating (Aa3), sovereign default spread 0.48%, country risk premium, equity risk premium 4.94% — the July vintage, superseding the January figures used in the first edition</w:t>
             </w:r>
           </w:p>
         </w:tc>
@@ -630,7 +630,7 @@
                 <w:color w:val="1C3A36"/>
                 <w:sz w:val="16"/>
               </w:rPr>
-              <w:t>Tadawul All Share Index (TASI) price history</w:t>
+              <w:t>SAR government sukuk yield curve</w:t>
             </w:r>
           </w:p>
         </w:tc>
@@ -648,7 +648,7 @@
                 <w:color w:val="1C3A36"/>
                 <w:sz w:val="16"/>
               </w:rPr>
-              <w:t>Saudi Exchange</w:t>
+              <w:t>FTSE Russell (Saudi Government Bond Index, 31 Jul 2026); S&amp;P DJI (iBoxx Tadawul SAR Government Sukuk, Q1 2026)</w:t>
             </w:r>
           </w:p>
         </w:tc>
@@ -666,7 +666,7 @@
                 <w:color w:val="1C3A36"/>
                 <w:sz w:val="16"/>
               </w:rPr>
-              <w:t>The index against which the stock’s beta is estimated</w:t>
+              <w:t>The 10-year SAR risk-free rate (5.50%), re-derived from the published sukuk curve after an earlier estimate sat below it</w:t>
             </w:r>
           </w:p>
         </w:tc>
@@ -685,7 +685,7 @@
                 <w:color w:val="1C3A36"/>
                 <w:sz w:val="16"/>
               </w:rPr>
-              <w:t>Policy rate and yield references</w:t>
+              <w:t>Tadawul All Share Index (TASI) price history</w:t>
             </w:r>
           </w:p>
         </w:tc>
@@ -703,7 +703,7 @@
                 <w:color w:val="1C3A36"/>
                 <w:sz w:val="16"/>
               </w:rPr>
-              <w:t>SAMA; sovereign yield sources, Aug 2026</w:t>
+              <w:t>Saudi Exchange</w:t>
             </w:r>
           </w:p>
         </w:tc>
@@ -721,7 +721,62 @@
                 <w:color w:val="1C3A36"/>
                 <w:sz w:val="16"/>
               </w:rPr>
-              <w:t>The Saudi risk-free rate and the marginal cost of debt</w:t>
+              <w:t>The index against which the stock’s beta is estimated</w:t>
+            </w:r>
+          </w:p>
+        </w:tc>
+      </w:tr>
+      <w:tr>
+        <w:tc>
+          <w:tcPr>
+            <w:tcW w:type="dxa" w:w="3600"/>
+          </w:tcPr>
+          <w:p>
+            <w:pPr>
+              <w:spacing w:after="20"/>
+            </w:pPr>
+            <w:r>
+              <w:rPr>
+                <w:color w:val="1C3A36"/>
+                <w:sz w:val="16"/>
+              </w:rPr>
+              <w:t>Policy rate and SAIBOR references</w:t>
+            </w:r>
+          </w:p>
+        </w:tc>
+        <w:tc>
+          <w:tcPr>
+            <w:tcW w:type="dxa" w:w="2448"/>
+          </w:tcPr>
+          <w:p>
+            <w:pPr>
+              <w:spacing w:after="20"/>
+              <w:jc w:val="right"/>
+            </w:pPr>
+            <w:r>
+              <w:rPr>
+                <w:color w:val="1C3A36"/>
+                <w:sz w:val="16"/>
+              </w:rPr>
+              <w:t>SAMA, Aug 2026</w:t>
+            </w:r>
+          </w:p>
+        </w:tc>
+        <w:tc>
+          <w:tcPr>
+            <w:tcW w:type="dxa" w:w="4176"/>
+          </w:tcPr>
+          <w:p>
+            <w:pPr>
+              <w:spacing w:after="20"/>
+              <w:jc w:val="right"/>
+            </w:pPr>
+            <w:r>
+              <w:rPr>
+                <w:color w:val="1C3A36"/>
+                <w:sz w:val="16"/>
+              </w:rPr>
+              <w:t>The repo/SAIBOR reference behind the marginal cost of debt</w:t>
             </w:r>
           </w:p>
         </w:tc>
@@ -2774,7 +2829,7 @@
                 <w:color w:val="1C3A36"/>
                 <w:sz w:val="14"/>
               </w:rPr>
-              <w:t>dna_fy24</w:t>
+              <w:t>dna_fy23</w:t>
             </w:r>
           </w:p>
         </w:tc>
@@ -2792,7 +2847,7 @@
                 <w:color w:val="1C3A36"/>
                 <w:sz w:val="14"/>
               </w:rPr>
-              <w:t>68.64</w:t>
+              <w:t>66.43</w:t>
             </w:r>
           </w:p>
         </w:tc>
@@ -2810,7 +2865,7 @@
                 <w:color w:val="1C3A36"/>
                 <w:sz w:val="14"/>
               </w:rPr>
-              <w:t>2025-03</w:t>
+              <w:t>2024-03</w:t>
             </w:r>
           </w:p>
         </w:tc>
@@ -2828,7 +2883,7 @@
                 <w:color w:val="1C3A36"/>
                 <w:sz w:val="14"/>
               </w:rPr>
-              <w:t>Audited consolidated financial statements, Riyadh Cables Group Company (KPMG, unmodified opinion), FY2024 cash-flow statement: PP&amp;E depreciation 61.96mn + intangibles amortisation 5.60mn + right-of-use depreciation 1.08mn</w:t>
+              <w:t>Audited consolidated financial statements, Riyadh Cables Group Company (KPMG, unmodified opinion), FY2023 cash-flow statement: PP&amp;E depreciation 59.53mn + intangibles amortisation 5.57mn + right-of-use depreciation 1.33mn = 66.43mn (corrected from the first edition, which carried the FY2024 figur…</w:t>
             </w:r>
           </w:p>
         </w:tc>
@@ -2847,7 +2902,7 @@
                 <w:color w:val="1C3A36"/>
                 <w:sz w:val="14"/>
               </w:rPr>
-              <w:t>dna_fy25</w:t>
+              <w:t>dna_fy24</w:t>
             </w:r>
           </w:p>
         </w:tc>
@@ -2865,7 +2920,7 @@
                 <w:color w:val="1C3A36"/>
                 <w:sz w:val="14"/>
               </w:rPr>
-              <w:t>85.40</w:t>
+              <w:t>68.64</w:t>
             </w:r>
           </w:p>
         </w:tc>
@@ -2883,7 +2938,7 @@
                 <w:color w:val="1C3A36"/>
                 <w:sz w:val="14"/>
               </w:rPr>
-              <w:t>2026-03-26</w:t>
+              <w:t>2025-03</w:t>
             </w:r>
           </w:p>
         </w:tc>
@@ -2901,7 +2956,7 @@
                 <w:color w:val="1C3A36"/>
                 <w:sz w:val="14"/>
               </w:rPr>
-              <w:t>Audited consolidated financial statements, Riyadh Cables Group Company (KPMG, unmodified opinion), FY2025 cash-flow statement: PP&amp;E depreciation 76.62mn + intangibles amortisation 5.60mn + right-of-use depreciation 3.18mn</w:t>
+              <w:t>Audited consolidated financial statements, Riyadh Cables Group Company (KPMG, unmodified opinion), FY2024 cash-flow statement: PP&amp;E depreciation 61.96mn + intangibles amortisation 5.60mn + right-of-use depreciation 1.08mn</w:t>
             </w:r>
           </w:p>
         </w:tc>
@@ -2920,7 +2975,7 @@
                 <w:color w:val="1C3A36"/>
                 <w:sz w:val="14"/>
               </w:rPr>
-              <w:t>ppe_fy23</w:t>
+              <w:t>dna_fy25</w:t>
             </w:r>
           </w:p>
         </w:tc>
@@ -2938,7 +2993,7 @@
                 <w:color w:val="1C3A36"/>
                 <w:sz w:val="14"/>
               </w:rPr>
-              <w:t>1,207</w:t>
+              <w:t>85.40</w:t>
             </w:r>
           </w:p>
         </w:tc>
@@ -2956,7 +3011,7 @@
                 <w:color w:val="1C3A36"/>
                 <w:sz w:val="14"/>
               </w:rPr>
-              <w:t>2024-03</w:t>
+              <w:t>2026-03-26</w:t>
             </w:r>
           </w:p>
         </w:tc>
@@ -2974,7 +3029,7 @@
                 <w:color w:val="1C3A36"/>
                 <w:sz w:val="14"/>
               </w:rPr>
-              <w:t>Audited consolidated financial statements, Riyadh Cables Group Company (KPMG, unmodified opinion), 31 Dec 2023</w:t>
+              <w:t>Audited consolidated financial statements, Riyadh Cables Group Company (KPMG, unmodified opinion), FY2025 cash-flow statement: PP&amp;E depreciation 76.62mn + intangibles amortisation 5.60mn + right-of-use depreciation 3.18mn</w:t>
             </w:r>
           </w:p>
         </w:tc>
@@ -2993,7 +3048,7 @@
                 <w:color w:val="1C3A36"/>
                 <w:sz w:val="14"/>
               </w:rPr>
-              <w:t>ppe_fy24</w:t>
+              <w:t>ppe_fy23</w:t>
             </w:r>
           </w:p>
         </w:tc>
@@ -3011,7 +3066,7 @@
                 <w:color w:val="1C3A36"/>
                 <w:sz w:val="14"/>
               </w:rPr>
-              <w:t>1,336</w:t>
+              <w:t>1,207</w:t>
             </w:r>
           </w:p>
         </w:tc>
@@ -3029,7 +3084,7 @@
                 <w:color w:val="1C3A36"/>
                 <w:sz w:val="14"/>
               </w:rPr>
-              <w:t>2025-03</w:t>
+              <w:t>2024-03</w:t>
             </w:r>
           </w:p>
         </w:tc>
@@ -3047,7 +3102,7 @@
                 <w:color w:val="1C3A36"/>
                 <w:sz w:val="14"/>
               </w:rPr>
-              <w:t>Audited consolidated financial statements, Riyadh Cables Group Company (KPMG, unmodified opinion), 31 Dec 2024</w:t>
+              <w:t>Audited consolidated financial statements, Riyadh Cables Group Company (KPMG, unmodified opinion), 31 Dec 2023</w:t>
             </w:r>
           </w:p>
         </w:tc>
@@ -3066,7 +3121,7 @@
                 <w:color w:val="1C3A36"/>
                 <w:sz w:val="14"/>
               </w:rPr>
-              <w:t>ppe_fy25</w:t>
+              <w:t>ppe_fy24</w:t>
             </w:r>
           </w:p>
         </w:tc>
@@ -3084,7 +3139,7 @@
                 <w:color w:val="1C3A36"/>
                 <w:sz w:val="14"/>
               </w:rPr>
-              <w:t>1,492</w:t>
+              <w:t>1,336</w:t>
             </w:r>
           </w:p>
         </w:tc>
@@ -3102,7 +3157,7 @@
                 <w:color w:val="1C3A36"/>
                 <w:sz w:val="14"/>
               </w:rPr>
-              <w:t>2026-03-26</w:t>
+              <w:t>2025-03</w:t>
             </w:r>
           </w:p>
         </w:tc>
@@ -3120,7 +3175,7 @@
                 <w:color w:val="1C3A36"/>
                 <w:sz w:val="14"/>
               </w:rPr>
-              <w:t>Audited consolidated financial statements, Riyadh Cables Group Company (KPMG, unmodified opinion), 31 Dec 2025</w:t>
+              <w:t>Audited consolidated financial statements, Riyadh Cables Group Company (KPMG, unmodified opinion), 31 Dec 2024</w:t>
             </w:r>
           </w:p>
         </w:tc>
@@ -3139,7 +3194,7 @@
                 <w:color w:val="1C3A36"/>
                 <w:sz w:val="14"/>
               </w:rPr>
-              <w:t>inv_fy23</w:t>
+              <w:t>ppe_fy25</w:t>
             </w:r>
           </w:p>
         </w:tc>
@@ -3157,7 +3212,7 @@
                 <w:color w:val="1C3A36"/>
                 <w:sz w:val="14"/>
               </w:rPr>
-              <w:t>1,909</w:t>
+              <w:t>1,492</w:t>
             </w:r>
           </w:p>
         </w:tc>
@@ -3175,7 +3230,7 @@
                 <w:color w:val="1C3A36"/>
                 <w:sz w:val="14"/>
               </w:rPr>
-              <w:t>2024-03</w:t>
+              <w:t>2026-03-26</w:t>
             </w:r>
           </w:p>
         </w:tc>
@@ -3193,7 +3248,7 @@
                 <w:color w:val="1C3A36"/>
                 <w:sz w:val="14"/>
               </w:rPr>
-              <w:t>Audited consolidated financial statements, Riyadh Cables Group Company (KPMG, unmodified opinion), inventories net of NRV allowance, 31 Dec 2023</w:t>
+              <w:t>Audited consolidated financial statements, Riyadh Cables Group Company (KPMG, unmodified opinion), 31 Dec 2025</w:t>
             </w:r>
           </w:p>
         </w:tc>
@@ -3212,7 +3267,7 @@
                 <w:color w:val="1C3A36"/>
                 <w:sz w:val="14"/>
               </w:rPr>
-              <w:t>inv_fy24</w:t>
+              <w:t>inv_fy23</w:t>
             </w:r>
           </w:p>
         </w:tc>
@@ -3230,7 +3285,7 @@
                 <w:color w:val="1C3A36"/>
                 <w:sz w:val="14"/>
               </w:rPr>
-              <w:t>2,126</w:t>
+              <w:t>1,909</w:t>
             </w:r>
           </w:p>
         </w:tc>
@@ -3248,7 +3303,7 @@
                 <w:color w:val="1C3A36"/>
                 <w:sz w:val="14"/>
               </w:rPr>
-              <w:t>2025-03</w:t>
+              <w:t>2024-03</w:t>
             </w:r>
           </w:p>
         </w:tc>
@@ -3266,7 +3321,7 @@
                 <w:color w:val="1C3A36"/>
                 <w:sz w:val="14"/>
               </w:rPr>
-              <w:t>Audited consolidated financial statements, Riyadh Cables Group Company (KPMG, unmodified opinion), inventories net, 31 Dec 2024</w:t>
+              <w:t>Audited consolidated financial statements, Riyadh Cables Group Company (KPMG, unmodified opinion), inventories net of NRV allowance, 31 Dec 2023</w:t>
             </w:r>
           </w:p>
         </w:tc>
@@ -3285,7 +3340,7 @@
                 <w:color w:val="1C3A36"/>
                 <w:sz w:val="14"/>
               </w:rPr>
-              <w:t>inv_fy25</w:t>
+              <w:t>inv_fy24</w:t>
             </w:r>
           </w:p>
         </w:tc>
@@ -3303,7 +3358,7 @@
                 <w:color w:val="1C3A36"/>
                 <w:sz w:val="14"/>
               </w:rPr>
-              <w:t>2,411</w:t>
+              <w:t>2,126</w:t>
             </w:r>
           </w:p>
         </w:tc>
@@ -3321,7 +3376,7 @@
                 <w:color w:val="1C3A36"/>
                 <w:sz w:val="14"/>
               </w:rPr>
-              <w:t>2026-03-26</w:t>
+              <w:t>2025-03</w:t>
             </w:r>
           </w:p>
         </w:tc>
@@ -3339,7 +3394,7 @@
                 <w:color w:val="1C3A36"/>
                 <w:sz w:val="14"/>
               </w:rPr>
-              <w:t>Audited consolidated financial statements, Riyadh Cables Group Company (KPMG, unmodified opinion), inventories net, 31 Dec 2025</w:t>
+              <w:t>Audited consolidated financial statements, Riyadh Cables Group Company (KPMG, unmodified opinion), inventories net, 31 Dec 2024</w:t>
             </w:r>
           </w:p>
         </w:tc>
@@ -3358,7 +3413,7 @@
                 <w:color w:val="1C3A36"/>
                 <w:sz w:val="14"/>
               </w:rPr>
-              <w:t>recv_fy23</w:t>
+              <w:t>inv_fy25</w:t>
             </w:r>
           </w:p>
         </w:tc>
@@ -3376,7 +3431,7 @@
                 <w:color w:val="1C3A36"/>
                 <w:sz w:val="14"/>
               </w:rPr>
-              <w:t>1,419</w:t>
+              <w:t>2,411</w:t>
             </w:r>
           </w:p>
         </w:tc>
@@ -3394,7 +3449,7 @@
                 <w:color w:val="1C3A36"/>
                 <w:sz w:val="14"/>
               </w:rPr>
-              <w:t>2024-03</w:t>
+              <w:t>2026-03-26</w:t>
             </w:r>
           </w:p>
         </w:tc>
@@ -3412,7 +3467,7 @@
                 <w:color w:val="1C3A36"/>
                 <w:sz w:val="14"/>
               </w:rPr>
-              <w:t>Audited consolidated financial statements, Riyadh Cables Group Company (KPMG, unmodified opinion), 31 Dec 2023: trade receivables 1,305.1mn + contract assets 25.2mn + advances and other current assets 88.6mn</w:t>
+              <w:t>Audited consolidated financial statements, Riyadh Cables Group Company (KPMG, unmodified opinion), inventories net, 31 Dec 2025</w:t>
             </w:r>
           </w:p>
         </w:tc>
@@ -3431,7 +3486,7 @@
                 <w:color w:val="1C3A36"/>
                 <w:sz w:val="14"/>
               </w:rPr>
-              <w:t>recv_fy24</w:t>
+              <w:t>recv_fy23</w:t>
             </w:r>
           </w:p>
         </w:tc>
@@ -3449,7 +3504,7 @@
                 <w:color w:val="1C3A36"/>
                 <w:sz w:val="14"/>
               </w:rPr>
-              <w:t>2,112</w:t>
+              <w:t>1,419</w:t>
             </w:r>
           </w:p>
         </w:tc>
@@ -3467,7 +3522,7 @@
                 <w:color w:val="1C3A36"/>
                 <w:sz w:val="14"/>
               </w:rPr>
-              <w:t>2025-03</w:t>
+              <w:t>2024-03</w:t>
             </w:r>
           </w:p>
         </w:tc>
@@ -3485,7 +3540,7 @@
                 <w:color w:val="1C3A36"/>
                 <w:sz w:val="14"/>
               </w:rPr>
-              <w:t>Audited consolidated financial statements, Riyadh Cables Group Company (KPMG, unmodified opinion), 31 Dec 2024: trade receivables 2,022.9mn + contract assets 15.2mn + advances 74.0mn</w:t>
+              <w:t>Audited consolidated financial statements, Riyadh Cables Group Company (KPMG, unmodified opinion), 31 Dec 2023: trade receivables 1,305.1mn + contract assets 25.2mn + advances and other current assets 88.6mn</w:t>
             </w:r>
           </w:p>
         </w:tc>
@@ -3504,7 +3559,7 @@
                 <w:color w:val="1C3A36"/>
                 <w:sz w:val="14"/>
               </w:rPr>
-              <w:t>recv_fy25</w:t>
+              <w:t>recv_fy24</w:t>
             </w:r>
           </w:p>
         </w:tc>
@@ -3522,7 +3577,7 @@
                 <w:color w:val="1C3A36"/>
                 <w:sz w:val="14"/>
               </w:rPr>
-              <w:t>2,713</w:t>
+              <w:t>2,112</w:t>
             </w:r>
           </w:p>
         </w:tc>
@@ -3540,7 +3595,7 @@
                 <w:color w:val="1C3A36"/>
                 <w:sz w:val="14"/>
               </w:rPr>
-              <w:t>2026-03-26</w:t>
+              <w:t>2025-03</w:t>
             </w:r>
           </w:p>
         </w:tc>
@@ -3558,7 +3613,7 @@
                 <w:color w:val="1C3A36"/>
                 <w:sz w:val="14"/>
               </w:rPr>
-              <w:t>Audited consolidated financial statements, Riyadh Cables Group Company (KPMG, unmodified opinion), 31 Dec 2025: trade receivables 2,485.3mn + contract assets 51.9mn + advances 175.4mn</w:t>
+              <w:t>Audited consolidated financial statements, Riyadh Cables Group Company (KPMG, unmodified opinion), 31 Dec 2024: trade receivables 2,022.9mn + contract assets 15.2mn + advances 74.0mn</w:t>
             </w:r>
           </w:p>
         </w:tc>
@@ -3577,7 +3632,7 @@
                 <w:color w:val="1C3A36"/>
                 <w:sz w:val="14"/>
               </w:rPr>
-              <w:t>pay_fy23</w:t>
+              <w:t>recv_fy25</w:t>
             </w:r>
           </w:p>
         </w:tc>
@@ -3595,7 +3650,7 @@
                 <w:color w:val="1C3A36"/>
                 <w:sz w:val="14"/>
               </w:rPr>
-              <w:t>1,220</w:t>
+              <w:t>2,713</w:t>
             </w:r>
           </w:p>
         </w:tc>
@@ -3613,7 +3668,7 @@
                 <w:color w:val="1C3A36"/>
                 <w:sz w:val="14"/>
               </w:rPr>
-              <w:t>2024-03</w:t>
+              <w:t>2026-03-26</w:t>
             </w:r>
           </w:p>
         </w:tc>
@@ -3631,7 +3686,7 @@
                 <w:color w:val="1C3A36"/>
                 <w:sz w:val="14"/>
               </w:rPr>
-              <w:t>Audited consolidated financial statements, Riyadh Cables Group Company (KPMG, unmodified opinion), 31 Dec 2023: trade and other payables 1,195.4mn + contract liabilities 25.0mn</w:t>
+              <w:t>Audited consolidated financial statements, Riyadh Cables Group Company (KPMG, unmodified opinion), 31 Dec 2025: trade receivables 2,485.3mn + contract assets 51.9mn + advances 175.4mn</w:t>
             </w:r>
           </w:p>
         </w:tc>
@@ -3650,7 +3705,7 @@
                 <w:color w:val="1C3A36"/>
                 <w:sz w:val="14"/>
               </w:rPr>
-              <w:t>pay_fy24</w:t>
+              <w:t>pay_fy23</w:t>
             </w:r>
           </w:p>
         </w:tc>
@@ -3668,7 +3723,7 @@
                 <w:color w:val="1C3A36"/>
                 <w:sz w:val="14"/>
               </w:rPr>
-              <w:t>2,041</w:t>
+              <w:t>1,487</w:t>
             </w:r>
           </w:p>
         </w:tc>
@@ -3686,7 +3741,7 @@
                 <w:color w:val="1C3A36"/>
                 <w:sz w:val="14"/>
               </w:rPr>
-              <w:t>2025-03</w:t>
+              <w:t>2024-03</w:t>
             </w:r>
           </w:p>
         </w:tc>
@@ -3704,7 +3759,7 @@
                 <w:color w:val="1C3A36"/>
                 <w:sz w:val="14"/>
               </w:rPr>
-              <w:t>Audited consolidated financial statements, Riyadh Cables Group Company (KPMG, unmodified opinion), 31 Dec 2024: trade and other payables 1,598.4mn + accrued expenses and other liabilities 381.1mn + contract liabilities 61.2mn</w:t>
+              <w:t>Audited consolidated financial statements, Riyadh Cables Group Company (KPMG, unmodified opinion), 31 Dec 2023: trade and other payables 1,195.4mn + accrued expenses and other liabilities 266.5mn + contract liabilities 25.0mn. The accrued line was omitted from the first edition's FY2023 payables,…</w:t>
             </w:r>
           </w:p>
         </w:tc>
@@ -3723,7 +3778,7 @@
                 <w:color w:val="1C3A36"/>
                 <w:sz w:val="14"/>
               </w:rPr>
-              <w:t>pay_fy25</w:t>
+              <w:t>pay_fy24</w:t>
             </w:r>
           </w:p>
         </w:tc>
@@ -3741,7 +3796,7 @@
                 <w:color w:val="1C3A36"/>
                 <w:sz w:val="14"/>
               </w:rPr>
-              <w:t>2,190</w:t>
+              <w:t>2,041</w:t>
             </w:r>
           </w:p>
         </w:tc>
@@ -3759,7 +3814,7 @@
                 <w:color w:val="1C3A36"/>
                 <w:sz w:val="14"/>
               </w:rPr>
-              <w:t>2026-03-26</w:t>
+              <w:t>2025-03</w:t>
             </w:r>
           </w:p>
         </w:tc>
@@ -3777,7 +3832,7 @@
                 <w:color w:val="1C3A36"/>
                 <w:sz w:val="14"/>
               </w:rPr>
-              <w:t>Audited consolidated financial statements, Riyadh Cables Group Company (KPMG, unmodified opinion), 31 Dec 2025: trade and other payables 1,584.2mn + accrued expenses and other liabilities 537.7mn + contract liabilities 68.7mn. Includes the reverse-factoring (supplier-finance) balance the company …</w:t>
+              <w:t>Audited consolidated financial statements, Riyadh Cables Group Company (KPMG, unmodified opinion), 31 Dec 2024: trade and other payables 1,598.4mn + accrued expenses and other liabilities 381.1mn + contract liabilities 61.2mn</w:t>
             </w:r>
           </w:p>
         </w:tc>
@@ -3796,7 +3851,7 @@
                 <w:color w:val="1C3A36"/>
                 <w:sz w:val="14"/>
               </w:rPr>
-              <w:t>cash_fy23</w:t>
+              <w:t>pay_fy25</w:t>
             </w:r>
           </w:p>
         </w:tc>
@@ -3814,7 +3869,7 @@
                 <w:color w:val="1C3A36"/>
                 <w:sz w:val="14"/>
               </w:rPr>
-              <w:t>150.05</w:t>
+              <w:t>2,190</w:t>
             </w:r>
           </w:p>
         </w:tc>
@@ -3832,7 +3887,7 @@
                 <w:color w:val="1C3A36"/>
                 <w:sz w:val="14"/>
               </w:rPr>
-              <w:t>2024-03</w:t>
+              <w:t>2026-03-26</w:t>
             </w:r>
           </w:p>
         </w:tc>
@@ -3850,7 +3905,7 @@
                 <w:color w:val="1C3A36"/>
                 <w:sz w:val="14"/>
               </w:rPr>
-              <w:t>Audited consolidated financial statements, Riyadh Cables Group Company (KPMG, unmodified opinion), cash and cash equivalents 31 Dec 2023</w:t>
+              <w:t>Audited consolidated financial statements, Riyadh Cables Group Company (KPMG, unmodified opinion), 31 Dec 2025: trade and other payables 1,584.2mn + accrued expenses and other liabilities 537.7mn + contract liabilities 68.7mn. Includes the reverse-factoring (supplier-finance) balance the company …</w:t>
             </w:r>
           </w:p>
         </w:tc>
@@ -3869,7 +3924,7 @@
                 <w:color w:val="1C3A36"/>
                 <w:sz w:val="14"/>
               </w:rPr>
-              <w:t>cash_fy24</w:t>
+              <w:t>cash_fy23</w:t>
             </w:r>
           </w:p>
         </w:tc>
@@ -3887,7 +3942,7 @@
                 <w:color w:val="1C3A36"/>
                 <w:sz w:val="14"/>
               </w:rPr>
-              <w:t>90.67</w:t>
+              <w:t>150.05</w:t>
             </w:r>
           </w:p>
         </w:tc>
@@ -3905,7 +3960,7 @@
                 <w:color w:val="1C3A36"/>
                 <w:sz w:val="14"/>
               </w:rPr>
-              <w:t>2025-03</w:t>
+              <w:t>2024-03</w:t>
             </w:r>
           </w:p>
         </w:tc>
@@ -3923,7 +3978,7 @@
                 <w:color w:val="1C3A36"/>
                 <w:sz w:val="14"/>
               </w:rPr>
-              <w:t>Audited consolidated financial statements, Riyadh Cables Group Company (KPMG, unmodified opinion), cash 31 Dec 2024</w:t>
+              <w:t>Audited consolidated financial statements, Riyadh Cables Group Company (KPMG, unmodified opinion), cash and cash equivalents 31 Dec 2023</w:t>
             </w:r>
           </w:p>
         </w:tc>
@@ -3942,7 +3997,7 @@
                 <w:color w:val="1C3A36"/>
                 <w:sz w:val="14"/>
               </w:rPr>
-              <w:t>cash_fy25</w:t>
+              <w:t>cash_fy24</w:t>
             </w:r>
           </w:p>
         </w:tc>
@@ -3960,7 +4015,7 @@
                 <w:color w:val="1C3A36"/>
                 <w:sz w:val="14"/>
               </w:rPr>
-              <w:t>236.04</w:t>
+              <w:t>90.67</w:t>
             </w:r>
           </w:p>
         </w:tc>
@@ -3978,7 +4033,7 @@
                 <w:color w:val="1C3A36"/>
                 <w:sz w:val="14"/>
               </w:rPr>
-              <w:t>2026-03-26</w:t>
+              <w:t>2025-03</w:t>
             </w:r>
           </w:p>
         </w:tc>
@@ -3996,7 +4051,7 @@
                 <w:color w:val="1C3A36"/>
                 <w:sz w:val="14"/>
               </w:rPr>
-              <w:t>Audited consolidated financial statements, Riyadh Cables Group Company (KPMG, unmodified opinion), cash 31 Dec 2025</w:t>
+              <w:t>Audited consolidated financial statements, Riyadh Cables Group Company (KPMG, unmodified opinion), cash 31 Dec 2024</w:t>
             </w:r>
           </w:p>
         </w:tc>
@@ -4015,7 +4070,7 @@
                 <w:color w:val="1C3A36"/>
                 <w:sz w:val="14"/>
               </w:rPr>
-              <w:t>assets_fy23</w:t>
+              <w:t>cash_fy25</w:t>
             </w:r>
           </w:p>
         </w:tc>
@@ -4033,7 +4088,7 @@
                 <w:color w:val="1C3A36"/>
                 <w:sz w:val="14"/>
               </w:rPr>
-              <w:t>4,831</w:t>
+              <w:t>236.04</w:t>
             </w:r>
           </w:p>
         </w:tc>
@@ -4051,7 +4106,7 @@
                 <w:color w:val="1C3A36"/>
                 <w:sz w:val="14"/>
               </w:rPr>
-              <w:t>2024-03</w:t>
+              <w:t>2026-03-26</w:t>
             </w:r>
           </w:p>
         </w:tc>
@@ -4069,7 +4124,7 @@
                 <w:color w:val="1C3A36"/>
                 <w:sz w:val="14"/>
               </w:rPr>
-              <w:t>Audited consolidated financial statements, Riyadh Cables Group Company (KPMG, unmodified opinion), total assets 31 Dec 2023</w:t>
+              <w:t>Audited consolidated financial statements, Riyadh Cables Group Company (KPMG, unmodified opinion), cash 31 Dec 2025</w:t>
             </w:r>
           </w:p>
         </w:tc>
@@ -4088,7 +4143,7 @@
                 <w:color w:val="1C3A36"/>
                 <w:sz w:val="14"/>
               </w:rPr>
-              <w:t>assets_fy24</w:t>
+              <w:t>assets_fy23</w:t>
             </w:r>
           </w:p>
         </w:tc>
@@ -4106,7 +4161,7 @@
                 <w:color w:val="1C3A36"/>
                 <w:sz w:val="14"/>
               </w:rPr>
-              <w:t>5,812</w:t>
+              <w:t>4,831</w:t>
             </w:r>
           </w:p>
         </w:tc>
@@ -4124,7 +4179,7 @@
                 <w:color w:val="1C3A36"/>
                 <w:sz w:val="14"/>
               </w:rPr>
-              <w:t>2025-03</w:t>
+              <w:t>2024-03</w:t>
             </w:r>
           </w:p>
         </w:tc>
@@ -4142,7 +4197,7 @@
                 <w:color w:val="1C3A36"/>
                 <w:sz w:val="14"/>
               </w:rPr>
-              <w:t>Audited consolidated financial statements, Riyadh Cables Group Company (KPMG, unmodified opinion), total assets 31 Dec 2024</w:t>
+              <w:t>Audited consolidated financial statements, Riyadh Cables Group Company (KPMG, unmodified opinion), total assets 31 Dec 2023</w:t>
             </w:r>
           </w:p>
         </w:tc>
@@ -4161,7 +4216,7 @@
                 <w:color w:val="1C3A36"/>
                 <w:sz w:val="14"/>
               </w:rPr>
-              <w:t>assets_fy25</w:t>
+              <w:t>assets_fy24</w:t>
             </w:r>
           </w:p>
         </w:tc>
@@ -4179,7 +4234,7 @@
                 <w:color w:val="1C3A36"/>
                 <w:sz w:val="14"/>
               </w:rPr>
-              <w:t>7,282</w:t>
+              <w:t>5,812</w:t>
             </w:r>
           </w:p>
         </w:tc>
@@ -4197,7 +4252,7 @@
                 <w:color w:val="1C3A36"/>
                 <w:sz w:val="14"/>
               </w:rPr>
-              <w:t>2026-03-26</w:t>
+              <w:t>2025-03</w:t>
             </w:r>
           </w:p>
         </w:tc>
@@ -4215,7 +4270,7 @@
                 <w:color w:val="1C3A36"/>
                 <w:sz w:val="14"/>
               </w:rPr>
-              <w:t>Audited consolidated financial statements, Riyadh Cables Group Company (KPMG, unmodified opinion), total assets 31 Dec 2025</w:t>
+              <w:t>Audited consolidated financial statements, Riyadh Cables Group Company (KPMG, unmodified opinion), total assets 31 Dec 2024</w:t>
             </w:r>
           </w:p>
         </w:tc>
@@ -4234,7 +4289,7 @@
                 <w:color w:val="1C3A36"/>
                 <w:sz w:val="14"/>
               </w:rPr>
-              <w:t>debt_fy23</w:t>
+              <w:t>assets_fy25</w:t>
             </w:r>
           </w:p>
         </w:tc>
@@ -4252,7 +4307,7 @@
                 <w:color w:val="1C3A36"/>
                 <w:sz w:val="14"/>
               </w:rPr>
-              <w:t>730.61</w:t>
+              <w:t>7,282</w:t>
             </w:r>
           </w:p>
         </w:tc>
@@ -4270,7 +4325,7 @@
                 <w:color w:val="1C3A36"/>
                 <w:sz w:val="14"/>
               </w:rPr>
-              <w:t>2024-03</w:t>
+              <w:t>2026-03-26</w:t>
             </w:r>
           </w:p>
         </w:tc>
@@ -4288,7 +4343,7 @@
                 <w:color w:val="1C3A36"/>
                 <w:sz w:val="14"/>
               </w:rPr>
-              <w:t>Audited consolidated financial statements, Riyadh Cables Group Company (KPMG, unmodified opinion), 31 Dec 2023: Islamic finance facilities and borrowings 722.1mn + lease liabilities (current 1.1mn + non-current 7.4mn)</w:t>
+              <w:t>Audited consolidated financial statements, Riyadh Cables Group Company (KPMG, unmodified opinion), total assets 31 Dec 2025</w:t>
             </w:r>
           </w:p>
         </w:tc>
@@ -4307,7 +4362,7 @@
                 <w:color w:val="1C3A36"/>
                 <w:sz w:val="14"/>
               </w:rPr>
-              <w:t>debt_fy24</w:t>
+              <w:t>debt_fy23</w:t>
             </w:r>
           </w:p>
         </w:tc>
@@ -4325,7 +4380,7 @@
                 <w:color w:val="1C3A36"/>
                 <w:sz w:val="14"/>
               </w:rPr>
-              <w:t>440.45</w:t>
+              <w:t>730.61</w:t>
             </w:r>
           </w:p>
         </w:tc>
@@ -4343,7 +4398,7 @@
                 <w:color w:val="1C3A36"/>
                 <w:sz w:val="14"/>
               </w:rPr>
-              <w:t>2025-03</w:t>
+              <w:t>2024-03</w:t>
             </w:r>
           </w:p>
         </w:tc>
@@ -4361,7 +4416,7 @@
                 <w:color w:val="1C3A36"/>
                 <w:sz w:val="14"/>
               </w:rPr>
-              <w:t>Audited consolidated financial statements, Riyadh Cables Group Company (KPMG, unmodified opinion), 31 Dec 2024: Islamic finance facilities 433.1mn + lease liabilities 7.4mn</w:t>
+              <w:t>Audited consolidated financial statements, Riyadh Cables Group Company (KPMG, unmodified opinion), 31 Dec 2023: Islamic finance facilities and borrowings 722.1mn + lease liabilities (current 1.1mn + non-current 7.4mn)</w:t>
             </w:r>
           </w:p>
         </w:tc>
@@ -4380,7 +4435,7 @@
                 <w:color w:val="1C3A36"/>
                 <w:sz w:val="14"/>
               </w:rPr>
-              <w:t>debt_fy25</w:t>
+              <w:t>debt_fy24</w:t>
             </w:r>
           </w:p>
         </w:tc>
@@ -4398,7 +4453,7 @@
                 <w:color w:val="1C3A36"/>
                 <w:sz w:val="14"/>
               </w:rPr>
-              <w:t>621.22</w:t>
+              <w:t>440.45</w:t>
             </w:r>
           </w:p>
         </w:tc>
@@ -4416,7 +4471,7 @@
                 <w:color w:val="1C3A36"/>
                 <w:sz w:val="14"/>
               </w:rPr>
-              <w:t>2026-03-26</w:t>
+              <w:t>2025-03</w:t>
             </w:r>
           </w:p>
         </w:tc>
@@ -4434,7 +4489,7 @@
                 <w:color w:val="1C3A36"/>
                 <w:sz w:val="14"/>
               </w:rPr>
-              <w:t>Audited consolidated financial statements, Riyadh Cables Group Company (KPMG, unmodified opinion), 31 Dec 2025: Islamic finance facilities and borrowings (current 585.2mn + non-current 24.6mn) + lease liabilities (current 2.0mn + non-current 9.4mn). The SAR ~1.1bn supplier-finance/reverse-factori…</w:t>
+              <w:t>Audited consolidated financial statements, Riyadh Cables Group Company (KPMG, unmodified opinion), 31 Dec 2024: Islamic finance facilities 433.1mn + lease liabilities 7.4mn</w:t>
             </w:r>
           </w:p>
         </w:tc>
@@ -4453,7 +4508,7 @@
                 <w:color w:val="1C3A36"/>
                 <w:sz w:val="14"/>
               </w:rPr>
-              <w:t>eqp_fy24</w:t>
+              <w:t>debt_fy25</w:t>
             </w:r>
           </w:p>
         </w:tc>
@@ -4471,7 +4526,7 @@
                 <w:color w:val="1C3A36"/>
                 <w:sz w:val="14"/>
               </w:rPr>
-              <w:t>2,624</w:t>
+              <w:t>621.22</w:t>
             </w:r>
           </w:p>
         </w:tc>
@@ -4489,7 +4544,7 @@
                 <w:color w:val="1C3A36"/>
                 <w:sz w:val="14"/>
               </w:rPr>
-              <w:t>2025-03</w:t>
+              <w:t>2026-03-26</w:t>
             </w:r>
           </w:p>
         </w:tc>
@@ -4507,7 +4562,7 @@
                 <w:color w:val="1C3A36"/>
                 <w:sz w:val="14"/>
               </w:rPr>
-              <w:t>Audited consolidated financial statements, Riyadh Cables Group Company (KPMG, unmodified opinion), equity attributable to shareholders 31 Dec 2024</w:t>
+              <w:t>Audited consolidated financial statements, Riyadh Cables Group Company (KPMG, unmodified opinion), 31 Dec 2025: Islamic finance facilities and borrowings (current 585.2mn + non-current 24.6mn) + lease liabilities (current 2.0mn + non-current 9.4mn). The SAR ~1.1bn supplier-finance/reverse-factori…</w:t>
             </w:r>
           </w:p>
         </w:tc>
@@ -4526,7 +4581,7 @@
                 <w:color w:val="1C3A36"/>
                 <w:sz w:val="14"/>
               </w:rPr>
-              <w:t>eqp_fy25</w:t>
+              <w:t>eqp_fy23</w:t>
             </w:r>
           </w:p>
         </w:tc>
@@ -4544,7 +4599,7 @@
                 <w:color w:val="1C3A36"/>
                 <w:sz w:val="14"/>
               </w:rPr>
-              <w:t>3,246</w:t>
+              <w:t>2,247</w:t>
             </w:r>
           </w:p>
         </w:tc>
@@ -4562,7 +4617,7 @@
                 <w:color w:val="1C3A36"/>
                 <w:sz w:val="14"/>
               </w:rPr>
-              <w:t>2026-03-26</w:t>
+              <w:t>2024-03</w:t>
             </w:r>
           </w:p>
         </w:tc>
@@ -4580,7 +4635,7 @@
                 <w:color w:val="1C3A36"/>
                 <w:sz w:val="14"/>
               </w:rPr>
-              <w:t>Audited consolidated financial statements, Riyadh Cables Group Company (KPMG, unmodified opinion), equity attributable to shareholders 31 Dec 2025</w:t>
+              <w:t>Audited consolidated financial statements, Riyadh Cables Group Company (KPMG, unmodified opinion), equity attributable to shareholders 31 Dec 2023 (total equity 2,246.2mn less NCI of -0.5mn)</w:t>
             </w:r>
           </w:p>
         </w:tc>
@@ -4599,7 +4654,7 @@
                 <w:color w:val="1C3A36"/>
                 <w:sz w:val="14"/>
               </w:rPr>
-              <w:t>nci_fy25</w:t>
+              <w:t>eqp_fy24</w:t>
             </w:r>
           </w:p>
         </w:tc>
@@ -4617,7 +4672,7 @@
                 <w:color w:val="1C3A36"/>
                 <w:sz w:val="14"/>
               </w:rPr>
-              <w:t>62.74</w:t>
+              <w:t>2,624</w:t>
             </w:r>
           </w:p>
         </w:tc>
@@ -4635,7 +4690,7 @@
                 <w:color w:val="1C3A36"/>
                 <w:sz w:val="14"/>
               </w:rPr>
-              <w:t>2026-03-26</w:t>
+              <w:t>2025-03</w:t>
             </w:r>
           </w:p>
         </w:tc>
@@ -4653,7 +4708,7 @@
                 <w:color w:val="1C3A36"/>
                 <w:sz w:val="14"/>
               </w:rPr>
-              <w:t>Audited consolidated financial statements, Riyadh Cables Group Company (KPMG, unmodified opinion), non-controlling interests 31 Dec 2025 — rose from -0.48mn to 62.7mn on the FY2025 acquisition of a subsidiary with NCI</w:t>
+              <w:t>Audited consolidated financial statements, Riyadh Cables Group Company (KPMG, unmodified opinion), equity attributable to shareholders 31 Dec 2024</w:t>
             </w:r>
           </w:p>
         </w:tc>
@@ -4672,7 +4727,7 @@
                 <w:color w:val="1C3A36"/>
                 <w:sz w:val="14"/>
               </w:rPr>
-              <w:t>assoc_fy25</w:t>
+              <w:t>eqp_fy25</w:t>
             </w:r>
           </w:p>
         </w:tc>
@@ -4690,7 +4745,7 @@
                 <w:color w:val="1C3A36"/>
                 <w:sz w:val="14"/>
               </w:rPr>
-              <w:t>31.85</w:t>
+              <w:t>3,246</w:t>
             </w:r>
           </w:p>
         </w:tc>
@@ -4726,7 +4781,7 @@
                 <w:color w:val="1C3A36"/>
                 <w:sz w:val="14"/>
               </w:rPr>
-              <w:t>Audited consolidated financial statements, Riyadh Cables Group Company (KPMG, unmodified opinion), equity-accounted investees carrying value 31 Dec 2025</w:t>
+              <w:t>Audited consolidated financial statements, Riyadh Cables Group Company (KPMG, unmodified opinion), equity attributable to shareholders 31 Dec 2025</w:t>
             </w:r>
           </w:p>
         </w:tc>
@@ -4745,7 +4800,7 @@
                 <w:color w:val="1C3A36"/>
                 <w:sz w:val="14"/>
               </w:rPr>
-              <w:t>nonop_fy25</w:t>
+              <w:t>nci_fy25</w:t>
             </w:r>
           </w:p>
         </w:tc>
@@ -4763,7 +4818,7 @@
                 <w:color w:val="1C3A36"/>
                 <w:sz w:val="14"/>
               </w:rPr>
-              <w:t>20.40</w:t>
+              <w:t>62.74</w:t>
             </w:r>
           </w:p>
         </w:tc>
@@ -4799,7 +4854,7 @@
                 <w:color w:val="1C3A36"/>
                 <w:sz w:val="14"/>
               </w:rPr>
-              <w:t>Audited consolidated financial statements, Riyadh Cables Group Company (KPMG, unmodified opinion), non-operating assets 31 Dec 2025: investments at FVOCI 10.37mn + investment property (land) 10.03mn</w:t>
+              <w:t>Audited consolidated financial statements, Riyadh Cables Group Company (KPMG, unmodified opinion), non-controlling interests 31 Dec 2025 — rose from -0.48mn to 62.7mn on the FY2025 acquisition of a subsidiary with NCI</w:t>
             </w:r>
           </w:p>
         </w:tc>
@@ -4818,7 +4873,7 @@
                 <w:color w:val="1C3A36"/>
                 <w:sz w:val="14"/>
               </w:rPr>
-              <w:t>total_equity_fy25</w:t>
+              <w:t>assoc_fy25</w:t>
             </w:r>
           </w:p>
         </w:tc>
@@ -4836,7 +4891,7 @@
                 <w:color w:val="1C3A36"/>
                 <w:sz w:val="14"/>
               </w:rPr>
-              <w:t>3,309</w:t>
+              <w:t>31.85</w:t>
             </w:r>
           </w:p>
         </w:tc>
@@ -4872,7 +4927,7 @@
                 <w:color w:val="1C3A36"/>
                 <w:sz w:val="14"/>
               </w:rPr>
-              <w:t>Audited consolidated financial statements, Riyadh Cables Group Company (KPMG, unmodified opinion), total equity 31 Dec 2025</w:t>
+              <w:t>Audited consolidated financial statements, Riyadh Cables Group Company (KPMG, unmodified opinion), equity-accounted investees carrying value 31 Dec 2025</w:t>
             </w:r>
           </w:p>
         </w:tc>
@@ -4891,7 +4946,7 @@
                 <w:color w:val="1C3A36"/>
                 <w:sz w:val="14"/>
               </w:rPr>
-              <w:t>capex_fy24</w:t>
+              <w:t>nonop_fy25</w:t>
             </w:r>
           </w:p>
         </w:tc>
@@ -4909,7 +4964,7 @@
                 <w:color w:val="1C3A36"/>
                 <w:sz w:val="14"/>
               </w:rPr>
-              <w:t>194.99</w:t>
+              <w:t>20.40</w:t>
             </w:r>
           </w:p>
         </w:tc>
@@ -4927,7 +4982,7 @@
                 <w:color w:val="1C3A36"/>
                 <w:sz w:val="14"/>
               </w:rPr>
-              <w:t>2025-03</w:t>
+              <w:t>2026-03-26</w:t>
             </w:r>
           </w:p>
         </w:tc>
@@ -4945,7 +5000,7 @@
                 <w:color w:val="1C3A36"/>
                 <w:sz w:val="14"/>
               </w:rPr>
-              <w:t>Audited consolidated financial statements, Riyadh Cables Group Company (KPMG, unmodified opinion), FY2024 cash-flow statement, purchase of property, plant and equipment</w:t>
+              <w:t>Audited consolidated financial statements, Riyadh Cables Group Company (KPMG, unmodified opinion), non-operating assets 31 Dec 2025: investments at FVOCI 10.37mn + investment property (land) 10.03mn</w:t>
             </w:r>
           </w:p>
         </w:tc>
@@ -4964,7 +5019,7 @@
                 <w:color w:val="1C3A36"/>
                 <w:sz w:val="14"/>
               </w:rPr>
-              <w:t>capex_fy25</w:t>
+              <w:t>total_equity_fy25</w:t>
             </w:r>
           </w:p>
         </w:tc>
@@ -4982,7 +5037,7 @@
                 <w:color w:val="1C3A36"/>
                 <w:sz w:val="14"/>
               </w:rPr>
-              <w:t>188.88</w:t>
+              <w:t>3,309</w:t>
             </w:r>
           </w:p>
         </w:tc>
@@ -5018,7 +5073,7 @@
                 <w:color w:val="1C3A36"/>
                 <w:sz w:val="14"/>
               </w:rPr>
-              <w:t>Audited consolidated financial statements, Riyadh Cables Group Company (KPMG, unmodified opinion), FY2025 cash-flow statement, purchase of property, plant and equipment (of which assets under construction 107.9mn)</w:t>
+              <w:t>Audited consolidated financial statements, Riyadh Cables Group Company (KPMG, unmodified opinion), total equity 31 Dec 2025</w:t>
             </w:r>
           </w:p>
         </w:tc>
@@ -5037,7 +5092,7 @@
                 <w:color w:val="1C3A36"/>
                 <w:sz w:val="14"/>
               </w:rPr>
-              <w:t>ocf_fy25</w:t>
+              <w:t>capex_fy24</w:t>
             </w:r>
           </w:p>
         </w:tc>
@@ -5055,7 +5110,7 @@
                 <w:color w:val="1C3A36"/>
                 <w:sz w:val="14"/>
               </w:rPr>
-              <w:t>969.02</w:t>
+              <w:t>194.99</w:t>
             </w:r>
           </w:p>
         </w:tc>
@@ -5073,7 +5128,7 @@
                 <w:color w:val="1C3A36"/>
                 <w:sz w:val="14"/>
               </w:rPr>
-              <w:t>2026-03-26</w:t>
+              <w:t>2025-03</w:t>
             </w:r>
           </w:p>
         </w:tc>
@@ -5091,7 +5146,7 @@
                 <w:color w:val="1C3A36"/>
                 <w:sz w:val="14"/>
               </w:rPr>
-              <w:t>Audited consolidated financial statements, Riyadh Cables Group Company (KPMG, unmodified opinion), FY2025 net cash from operating activities</w:t>
+              <w:t>Audited consolidated financial statements, Riyadh Cables Group Company (KPMG, unmodified opinion), FY2024 cash-flow statement, purchase of property, plant and equipment</w:t>
             </w:r>
           </w:p>
         </w:tc>
@@ -5110,7 +5165,7 @@
                 <w:color w:val="1C3A36"/>
                 <w:sz w:val="14"/>
               </w:rPr>
-              <w:t>div_paid_fy25</w:t>
+              <w:t>capex_fy25</w:t>
             </w:r>
           </w:p>
         </w:tc>
@@ -5128,7 +5183,7 @@
                 <w:color w:val="1C3A36"/>
                 <w:sz w:val="14"/>
               </w:rPr>
-              <w:t>598.99</w:t>
+              <w:t>188.88</w:t>
             </w:r>
           </w:p>
         </w:tc>
@@ -5164,7 +5219,7 @@
                 <w:color w:val="1C3A36"/>
                 <w:sz w:val="14"/>
               </w:rPr>
-              <w:t>Audited consolidated financial statements, Riyadh Cables Group Company (KPMG, unmodified opinion), FY2025 dividends paid (SAR 1.9/share final for FY2024 + SAR 1.9/share interim = SAR 3.8/share)</w:t>
+              <w:t>Audited consolidated financial statements, Riyadh Cables Group Company (KPMG, unmodified opinion), FY2025 cash-flow statement, purchase of property, plant and equipment (of which assets under construction 107.9mn)</w:t>
             </w:r>
           </w:p>
         </w:tc>
@@ -5183,7 +5238,7 @@
                 <w:color w:val="1C3A36"/>
                 <w:sz w:val="14"/>
               </w:rPr>
-              <w:t>materials_fy24</w:t>
+              <w:t>ocf_fy25</w:t>
             </w:r>
           </w:p>
         </w:tc>
@@ -5201,7 +5256,7 @@
                 <w:color w:val="1C3A36"/>
                 <w:sz w:val="14"/>
               </w:rPr>
-              <w:t>7,310</w:t>
+              <w:t>969.02</w:t>
             </w:r>
           </w:p>
         </w:tc>
@@ -5219,7 +5274,7 @@
                 <w:color w:val="1C3A36"/>
                 <w:sz w:val="14"/>
               </w:rPr>
-              <w:t>2025-03</w:t>
+              <w:t>2026-03-26</w:t>
             </w:r>
           </w:p>
         </w:tc>
@@ -5237,7 +5292,7 @@
                 <w:color w:val="1C3A36"/>
                 <w:sz w:val="14"/>
               </w:rPr>
-              <w:t>Audited consolidated financial statements, Riyadh Cables Group Company (KPMG, unmodified opinion), Note 34 cost of revenue, FY2024: materials (copper/aluminium/lead-dominated)</w:t>
+              <w:t>Audited consolidated financial statements, Riyadh Cables Group Company (KPMG, unmodified opinion), FY2025 net cash from operating activities</w:t>
             </w:r>
           </w:p>
         </w:tc>
@@ -5256,7 +5311,7 @@
                 <w:color w:val="1C3A36"/>
                 <w:sz w:val="14"/>
               </w:rPr>
-              <w:t>materials_fy25</w:t>
+              <w:t>div_paid_fy25</w:t>
             </w:r>
           </w:p>
         </w:tc>
@@ -5274,7 +5329,7 @@
                 <w:color w:val="1C3A36"/>
                 <w:sz w:val="14"/>
               </w:rPr>
-              <w:t>8,487</w:t>
+              <w:t>598.99</w:t>
             </w:r>
           </w:p>
         </w:tc>
@@ -5310,7 +5365,7 @@
                 <w:color w:val="1C3A36"/>
                 <w:sz w:val="14"/>
               </w:rPr>
-              <w:t>Audited consolidated financial statements, Riyadh Cables Group Company (KPMG, unmodified opinion), Note 34 cost of revenue, FY2025: materials — 94.9% of cost of revenue and 79.5% of sales; this is the metal-content leg</w:t>
+              <w:t>Audited consolidated financial statements, Riyadh Cables Group Company (KPMG, unmodified opinion), FY2025 dividends paid (SAR 1.9/share final for FY2024 + SAR 1.9/share interim = SAR 3.8/share)</w:t>
             </w:r>
           </w:p>
         </w:tc>
@@ -5329,7 +5384,7 @@
                 <w:color w:val="1C3A36"/>
                 <w:sz w:val="14"/>
               </w:rPr>
-              <w:t>conv_fy24</w:t>
+              <w:t>materials_fy24</w:t>
             </w:r>
           </w:p>
         </w:tc>
@@ -5347,7 +5402,7 @@
                 <w:color w:val="1C3A36"/>
                 <w:sz w:val="14"/>
               </w:rPr>
-              <w:t>410.37</w:t>
+              <w:t>7,310</w:t>
             </w:r>
           </w:p>
         </w:tc>
@@ -5383,7 +5438,7 @@
                 <w:color w:val="1C3A36"/>
                 <w:sz w:val="14"/>
               </w:rPr>
-              <w:t>Audited consolidated financial statements, Riyadh Cables Group Company (KPMG, unmodified opinion), Note 34, FY2024 conversion cost (salaries 228.7mn + depreciation 59.6mn + repairs 42.8mn + utilities 57.4mn + other 21.9mn)</w:t>
+              <w:t>Audited consolidated financial statements, Riyadh Cables Group Company (KPMG, unmodified opinion), Note 34 cost of revenue, FY2024: materials (copper/aluminium/lead-dominated)</w:t>
             </w:r>
           </w:p>
         </w:tc>
@@ -5402,7 +5457,7 @@
                 <w:color w:val="1C3A36"/>
                 <w:sz w:val="14"/>
               </w:rPr>
-              <w:t>conv_fy25</w:t>
+              <w:t>materials_fy25</w:t>
             </w:r>
           </w:p>
         </w:tc>
@@ -5420,7 +5475,7 @@
                 <w:color w:val="1C3A36"/>
                 <w:sz w:val="14"/>
               </w:rPr>
-              <w:t>453.35</w:t>
+              <w:t>8,487</w:t>
             </w:r>
           </w:p>
         </w:tc>
@@ -5456,7 +5511,7 @@
                 <w:color w:val="1C3A36"/>
                 <w:sz w:val="14"/>
               </w:rPr>
-              <w:t>Audited consolidated financial statements, Riyadh Cables Group Company (KPMG, unmodified opinion), Note 34, FY2025 conversion cost (salaries 244.6mn + depreciation 76.4mn + repairs 44.8mn + utilities 68.2mn + other 19.4mn) — the non-metal leg that escalates on domestic inflation, not metal</w:t>
+              <w:t>Audited consolidated financial statements, Riyadh Cables Group Company (KPMG, unmodified opinion), Note 34 cost of revenue, FY2025: materials — 94.9% of cost of revenue and 79.5% of sales; this is the metal-content leg</w:t>
             </w:r>
           </w:p>
         </w:tc>
@@ -5475,7 +5530,7 @@
                 <w:color w:val="1C3A36"/>
                 <w:sz w:val="14"/>
               </w:rPr>
-              <w:t>seg_rev_fy25</w:t>
+              <w:t>conv_fy24</w:t>
             </w:r>
           </w:p>
         </w:tc>
@@ -5493,7 +5548,7 @@
                 <w:color w:val="1C3A36"/>
                 <w:sz w:val="14"/>
               </w:rPr>
-              <w:t>cables=10414.170668; hv=230.839181; other=28.594413</w:t>
+              <w:t>410.37</w:t>
             </w:r>
           </w:p>
         </w:tc>
@@ -5511,7 +5566,7 @@
                 <w:color w:val="1C3A36"/>
                 <w:sz w:val="14"/>
               </w:rPr>
-              <w:t>2026-03-26</w:t>
+              <w:t>2025-03</w:t>
             </w:r>
           </w:p>
         </w:tc>
@@ -5529,7 +5584,7 @@
                 <w:color w:val="1C3A36"/>
                 <w:sz w:val="14"/>
               </w:rPr>
-              <w:t>Audited consolidated financial statements, Riyadh Cables Group Company (KPMG, unmodified opinion), Note 40 reporting segments, FY2025 revenue: Cables and wires, High-voltage cables (turnkey projects), Other (telephone cables and services). Sums exactly to consolidated revenue</w:t>
+              <w:t>Audited consolidated financial statements, Riyadh Cables Group Company (KPMG, unmodified opinion), Note 34, FY2024 conversion cost (salaries 228.7mn + depreciation 59.6mn + repairs 42.8mn + utilities 57.4mn + other 21.9mn)</w:t>
             </w:r>
           </w:p>
         </w:tc>
@@ -5548,7 +5603,7 @@
                 <w:color w:val="1C3A36"/>
                 <w:sz w:val="14"/>
               </w:rPr>
-              <w:t>seg_rev_fy24</w:t>
+              <w:t>conv_fy25</w:t>
             </w:r>
           </w:p>
         </w:tc>
@@ -5566,7 +5621,7 @@
                 <w:color w:val="1C3A36"/>
                 <w:sz w:val="14"/>
               </w:rPr>
-              <w:t>cables=8645.913121; hv=339.347923; other=22.099823</w:t>
+              <w:t>453.35</w:t>
             </w:r>
           </w:p>
         </w:tc>
@@ -5584,7 +5639,7 @@
                 <w:color w:val="1C3A36"/>
                 <w:sz w:val="14"/>
               </w:rPr>
-              <w:t>2025-03</w:t>
+              <w:t>2026-03-26</w:t>
             </w:r>
           </w:p>
         </w:tc>
@@ -5602,7 +5657,7 @@
                 <w:color w:val="1C3A36"/>
                 <w:sz w:val="14"/>
               </w:rPr>
-              <w:t>Audited consolidated financial statements, Riyadh Cables Group Company (KPMG, unmodified opinion), Note 40, FY2024 segment revenue</w:t>
+              <w:t>Audited consolidated financial statements, Riyadh Cables Group Company (KPMG, unmodified opinion), Note 34, FY2025 conversion cost (salaries 244.6mn + depreciation 76.4mn + repairs 44.8mn + utilities 68.2mn + other 19.4mn) — the non-metal leg that escalates on domestic inflation, not metal</w:t>
             </w:r>
           </w:p>
         </w:tc>
@@ -5621,7 +5676,7 @@
                 <w:color w:val="1C3A36"/>
                 <w:sz w:val="14"/>
               </w:rPr>
-              <w:t>seg_cost_fy25</w:t>
+              <w:t>seg_rev_fy25</w:t>
             </w:r>
           </w:p>
         </w:tc>
@@ -5639,7 +5694,7 @@
                 <w:color w:val="1C3A36"/>
                 <w:sz w:val="14"/>
               </w:rPr>
-              <w:t>cables=8716.728131; hv=211.498936; other=12.04734</w:t>
+              <w:t>cables=10414.170668; hv=230.839181; other=28.594413</w:t>
             </w:r>
           </w:p>
         </w:tc>
@@ -5675,7 +5730,7 @@
                 <w:color w:val="1C3A36"/>
                 <w:sz w:val="14"/>
               </w:rPr>
-              <w:t>Audited consolidated financial statements, Riyadh Cables Group Company (KPMG, unmodified opinion), Note 40, FY2025 segment cost of revenue</w:t>
+              <w:t>Audited consolidated financial statements, Riyadh Cables Group Company (KPMG, unmodified opinion), Note 40 reporting segments, FY2025 revenue: Cables and wires, High-voltage cables (turnkey projects), Other (telephone cables and services). Sums exactly to consolidated revenue</w:t>
             </w:r>
           </w:p>
         </w:tc>
@@ -5694,7 +5749,7 @@
                 <w:color w:val="1C3A36"/>
                 <w:sz w:val="14"/>
               </w:rPr>
-              <w:t>geo_ksa_fy25</w:t>
+              <w:t>seg_rev_fy24</w:t>
             </w:r>
           </w:p>
         </w:tc>
@@ -5712,7 +5767,7 @@
                 <w:color w:val="1C3A36"/>
                 <w:sz w:val="14"/>
               </w:rPr>
-              <w:t>7,812</w:t>
+              <w:t>cables=8645.913121; hv=339.347923; other=22.099823</w:t>
             </w:r>
           </w:p>
         </w:tc>
@@ -5730,7 +5785,7 @@
                 <w:color w:val="1C3A36"/>
                 <w:sz w:val="14"/>
               </w:rPr>
-              <w:t>2026-03-26</w:t>
+              <w:t>2025-03</w:t>
             </w:r>
           </w:p>
         </w:tc>
@@ -5748,7 +5803,7 @@
                 <w:color w:val="1C3A36"/>
                 <w:sz w:val="14"/>
               </w:rPr>
-              <w:t>Audited consolidated financial statements, Riyadh Cables Group Company (KPMG, unmodified opinion), Note 40 geographic split, FY2025 revenue inside Saudi Arabia (73.2% of sales)</w:t>
+              <w:t>Audited consolidated financial statements, Riyadh Cables Group Company (KPMG, unmodified opinion), Note 40, FY2024 segment revenue</w:t>
             </w:r>
           </w:p>
         </w:tc>
@@ -5767,7 +5822,7 @@
                 <w:color w:val="1C3A36"/>
                 <w:sz w:val="14"/>
               </w:rPr>
-              <w:t>geo_exp_fy25</w:t>
+              <w:t>seg_cost_fy25</w:t>
             </w:r>
           </w:p>
         </w:tc>
@@ -5785,7 +5840,7 @@
                 <w:color w:val="1C3A36"/>
                 <w:sz w:val="14"/>
               </w:rPr>
-              <w:t>2,862</w:t>
+              <w:t>cables=8716.728131; hv=211.498936; other=12.04734</w:t>
             </w:r>
           </w:p>
         </w:tc>
@@ -5821,7 +5876,7 @@
                 <w:color w:val="1C3A36"/>
                 <w:sz w:val="14"/>
               </w:rPr>
-              <w:t>Audited consolidated financial statements, Riyadh Cables Group Company (KPMG, unmodified opinion), Note 40, FY2025 revenue outside Saudi Arabia (26.8%), predominantly the UAE at ~SAR 2.2bn</w:t>
+              <w:t>Audited consolidated financial statements, Riyadh Cables Group Company (KPMG, unmodified opinion), Note 40, FY2025 segment cost of revenue</w:t>
             </w:r>
           </w:p>
         </w:tc>
@@ -5840,7 +5895,7 @@
                 <w:color w:val="1C3A36"/>
                 <w:sz w:val="14"/>
               </w:rPr>
-              <w:t>h1_26_rev</w:t>
+              <w:t>geo_ksa_fy25</w:t>
             </w:r>
           </w:p>
         </w:tc>
@@ -5858,7 +5913,7 @@
                 <w:color w:val="1C3A36"/>
                 <w:sz w:val="14"/>
               </w:rPr>
-              <w:t>5,698</w:t>
+              <w:t>7,812</w:t>
             </w:r>
           </w:p>
         </w:tc>
@@ -5876,7 +5931,7 @@
                 <w:color w:val="1C3A36"/>
                 <w:sz w:val="14"/>
               </w:rPr>
-              <w:t>2026-07-29</w:t>
+              <w:t>2026-03-26</w:t>
             </w:r>
           </w:p>
         </w:tc>
@@ -5894,7 +5949,7 @@
                 <w:color w:val="1C3A36"/>
                 <w:sz w:val="14"/>
               </w:rPr>
-              <w:t>Tadawul-filed reviewed interim results, six months to 30 Jun 2026 (announcement 29-Jul-2026): revenue</w:t>
+              <w:t>Audited consolidated financial statements, Riyadh Cables Group Company (KPMG, unmodified opinion), Note 40 geographic split, FY2025 revenue inside Saudi Arabia (73.2% of sales)</w:t>
             </w:r>
           </w:p>
         </w:tc>
@@ -5913,7 +5968,7 @@
                 <w:color w:val="1C3A36"/>
                 <w:sz w:val="14"/>
               </w:rPr>
-              <w:t>h1_26_gp</w:t>
+              <w:t>geo_exp_fy25</w:t>
             </w:r>
           </w:p>
         </w:tc>
@@ -5931,7 +5986,7 @@
                 <w:color w:val="1C3A36"/>
                 <w:sz w:val="14"/>
               </w:rPr>
-              <w:t>869.75</w:t>
+              <w:t>2,862</w:t>
             </w:r>
           </w:p>
         </w:tc>
@@ -5949,7 +6004,7 @@
                 <w:color w:val="1C3A36"/>
                 <w:sz w:val="14"/>
               </w:rPr>
-              <w:t>2026-07-29</w:t>
+              <w:t>2026-03-26</w:t>
             </w:r>
           </w:p>
         </w:tc>
@@ -5967,7 +6022,7 @@
                 <w:color w:val="1C3A36"/>
                 <w:sz w:val="14"/>
               </w:rPr>
-              <w:t>Tadawul-filed reviewed H1-2026 results: gross profit — FLAT year on year (-0.06%) on +9.5% revenue, so gross margin 15.26% vs H1-2025's 16.72% and FY2025's 16.24%</w:t>
+              <w:t>Audited consolidated financial statements, Riyadh Cables Group Company (KPMG, unmodified opinion), Note 40, FY2025 revenue outside Saudi Arabia (26.8%), predominantly the UAE at ~SAR 2.2bn</w:t>
             </w:r>
           </w:p>
         </w:tc>
@@ -5986,7 +6041,7 @@
                 <w:color w:val="1C3A36"/>
                 <w:sz w:val="14"/>
               </w:rPr>
-              <w:t>h1_26_op</w:t>
+              <w:t>h1_26_rev</w:t>
             </w:r>
           </w:p>
         </w:tc>
@@ -6004,7 +6059,7 @@
                 <w:color w:val="1C3A36"/>
                 <w:sz w:val="14"/>
               </w:rPr>
-              <w:t>669.74</w:t>
+              <w:t>5,698</w:t>
             </w:r>
           </w:p>
         </w:tc>
@@ -6040,7 +6095,7 @@
                 <w:color w:val="1C3A36"/>
                 <w:sz w:val="14"/>
               </w:rPr>
-              <w:t>Tadawul-filed reviewed H1-2026 results: operating profit</w:t>
+              <w:t>Tadawul-filed reviewed interim results, six months to 30 Jun 2026 (announcement 29-Jul-2026): revenue</w:t>
             </w:r>
           </w:p>
         </w:tc>
@@ -6059,7 +6114,7 @@
                 <w:color w:val="1C3A36"/>
                 <w:sz w:val="14"/>
               </w:rPr>
-              <w:t>h1_26_np</w:t>
+              <w:t>h1_26_gp</w:t>
             </w:r>
           </w:p>
         </w:tc>
@@ -6077,7 +6132,7 @@
                 <w:color w:val="1C3A36"/>
                 <w:sz w:val="14"/>
               </w:rPr>
-              <w:t>588.79</w:t>
+              <w:t>869.75</w:t>
             </w:r>
           </w:p>
         </w:tc>
@@ -6113,7 +6168,7 @@
                 <w:color w:val="1C3A36"/>
                 <w:sz w:val="14"/>
               </w:rPr>
-              <w:t>Tadawul-filed reviewed H1-2026 results: net profit to shareholders (+9.96% y/y)</w:t>
+              <w:t>Tadawul-filed reviewed H1-2026 results: gross profit — FLAT year on year (-0.06%) on +9.5% revenue, so gross margin 15.26% vs H1-2025's 16.72% and FY2025's 16.24%</w:t>
             </w:r>
           </w:p>
         </w:tc>
@@ -6132,7 +6187,7 @@
                 <w:color w:val="1C3A36"/>
                 <w:sz w:val="14"/>
               </w:rPr>
-              <w:t>spread_anchor</w:t>
+              <w:t>h1_26_op</w:t>
             </w:r>
           </w:p>
         </w:tc>
@@ -6150,7 +6205,7 @@
                 <w:color w:val="1C3A36"/>
                 <w:sz w:val="14"/>
               </w:rPr>
-              <w:t>0.1526</w:t>
+              <w:t>669.74</w:t>
             </w:r>
           </w:p>
         </w:tc>
@@ -6186,7 +6241,7 @@
                 <w:color w:val="1C3A36"/>
                 <w:sz w:val="14"/>
               </w:rPr>
-              <w:t>Gross margin the business sustains once the FY2024-25 metal tailwind has passed — the study's central contested judgement, anchored on the MOST RECENT REVIEWED ACTUAL: the H1-2026 gross margin of 15.26% (gross profit flat on +9.5% revenue), BELOW the FY2025 full-year 16.24% and H1-2025's 16.72%. …</w:t>
+              <w:t>Tadawul-filed reviewed H1-2026 results: operating profit</w:t>
             </w:r>
           </w:p>
         </w:tc>
@@ -6205,7 +6260,7 @@
                 <w:color w:val="1C3A36"/>
                 <w:sz w:val="14"/>
               </w:rPr>
-              <w:t>kd</w:t>
+              <w:t>h1_26_np</w:t>
             </w:r>
           </w:p>
         </w:tc>
@@ -6223,7 +6278,7 @@
                 <w:color w:val="1C3A36"/>
                 <w:sz w:val="14"/>
               </w:rPr>
-              <w:t>0.0590</w:t>
+              <w:t>588.79</w:t>
             </w:r>
           </w:p>
         </w:tc>
@@ -6241,7 +6296,7 @@
                 <w:color w:val="1C3A36"/>
                 <w:sz w:val="14"/>
               </w:rPr>
-              <w:t>2026-08-18</w:t>
+              <w:t>2026-07-29</w:t>
             </w:r>
           </w:p>
         </w:tc>
@@ -6259,7 +6314,7 @@
                 <w:color w:val="1C3A36"/>
                 <w:sz w:val="14"/>
               </w:rPr>
-              <w:t>Marginal cost of debt, pre-tax, in SAR. The company's Islamic Murabaha working-capital facilities price at SAIBOR plus a variable margin; 3-month SAIBOR ~5.2% (SAMA repo 4.25% plus the ~95bp SAIBOR-repo spread) plus a ~0.70% corporate margin. Sits ABOVE the 4.85% sovereign, as a same-currency cor…</w:t>
+              <w:t>Tadawul-filed reviewed H1-2026 results: net profit to shareholders (+9.96% y/y)</w:t>
             </w:r>
           </w:p>
         </w:tc>
@@ -6278,6 +6333,152 @@
                 <w:color w:val="1C3A36"/>
                 <w:sz w:val="14"/>
               </w:rPr>
+              <w:t>spread_anchor</w:t>
+            </w:r>
+          </w:p>
+        </w:tc>
+        <w:tc>
+          <w:tcPr>
+            <w:tcW w:type="dxa" w:w="1440"/>
+          </w:tcPr>
+          <w:p>
+            <w:pPr>
+              <w:spacing w:after="20"/>
+              <w:jc w:val="right"/>
+            </w:pPr>
+            <w:r>
+              <w:rPr>
+                <w:color w:val="1C3A36"/>
+                <w:sz w:val="14"/>
+              </w:rPr>
+              <w:t>0.1526</w:t>
+            </w:r>
+          </w:p>
+        </w:tc>
+        <w:tc>
+          <w:tcPr>
+            <w:tcW w:type="dxa" w:w="1008"/>
+          </w:tcPr>
+          <w:p>
+            <w:pPr>
+              <w:spacing w:after="20"/>
+              <w:jc w:val="right"/>
+            </w:pPr>
+            <w:r>
+              <w:rPr>
+                <w:color w:val="1C3A36"/>
+                <w:sz w:val="14"/>
+              </w:rPr>
+              <w:t>2026-07-29</w:t>
+            </w:r>
+          </w:p>
+        </w:tc>
+        <w:tc>
+          <w:tcPr>
+            <w:tcW w:type="dxa" w:w="5832"/>
+          </w:tcPr>
+          <w:p>
+            <w:pPr>
+              <w:spacing w:after="20"/>
+              <w:jc w:val="right"/>
+            </w:pPr>
+            <w:r>
+              <w:rPr>
+                <w:color w:val="1C3A36"/>
+                <w:sz w:val="14"/>
+              </w:rPr>
+              <w:t>Gross margin the business sustains once the FY2024-25 metal tailwind has passed — the study's central contested judgement, anchored on the MOST RECENT REVIEWED ACTUAL: the H1-2026 gross margin of 15.26% (gross profit flat on +9.5% revenue), BELOW the FY2025 full-year 16.24% and H1-2025's 16.72%. …</w:t>
+            </w:r>
+          </w:p>
+        </w:tc>
+      </w:tr>
+      <w:tr>
+        <w:tc>
+          <w:tcPr>
+            <w:tcW w:type="dxa" w:w="1944"/>
+          </w:tcPr>
+          <w:p>
+            <w:pPr>
+              <w:spacing w:after="20"/>
+            </w:pPr>
+            <w:r>
+              <w:rPr>
+                <w:color w:val="1C3A36"/>
+                <w:sz w:val="14"/>
+              </w:rPr>
+              <w:t>kd</w:t>
+            </w:r>
+          </w:p>
+        </w:tc>
+        <w:tc>
+          <w:tcPr>
+            <w:tcW w:type="dxa" w:w="1440"/>
+          </w:tcPr>
+          <w:p>
+            <w:pPr>
+              <w:spacing w:after="20"/>
+              <w:jc w:val="right"/>
+            </w:pPr>
+            <w:r>
+              <w:rPr>
+                <w:color w:val="1C3A36"/>
+                <w:sz w:val="14"/>
+              </w:rPr>
+              <w:t>0.0590</w:t>
+            </w:r>
+          </w:p>
+        </w:tc>
+        <w:tc>
+          <w:tcPr>
+            <w:tcW w:type="dxa" w:w="1008"/>
+          </w:tcPr>
+          <w:p>
+            <w:pPr>
+              <w:spacing w:after="20"/>
+              <w:jc w:val="right"/>
+            </w:pPr>
+            <w:r>
+              <w:rPr>
+                <w:color w:val="1C3A36"/>
+                <w:sz w:val="14"/>
+              </w:rPr>
+              <w:t>2026-08-18</w:t>
+            </w:r>
+          </w:p>
+        </w:tc>
+        <w:tc>
+          <w:tcPr>
+            <w:tcW w:type="dxa" w:w="5832"/>
+          </w:tcPr>
+          <w:p>
+            <w:pPr>
+              <w:spacing w:after="20"/>
+              <w:jc w:val="right"/>
+            </w:pPr>
+            <w:r>
+              <w:rPr>
+                <w:color w:val="1C3A36"/>
+                <w:sz w:val="14"/>
+              </w:rPr>
+              <w:t>Marginal cost of debt, pre-tax, in SAR. The company's Islamic Murabaha working-capital facilities price at SAIBOR plus a variable margin; 3-month SAIBOR ~5.2% (SAMA repo 4.25% plus the ~95bp SAIBOR-repo spread) plus a ~0.70% corporate margin. Sits above the 5.50% ten-year sovereign sukuk yield, a…</w:t>
+            </w:r>
+          </w:p>
+        </w:tc>
+      </w:tr>
+      <w:tr>
+        <w:tc>
+          <w:tcPr>
+            <w:tcW w:type="dxa" w:w="1944"/>
+          </w:tcPr>
+          <w:p>
+            <w:pPr>
+              <w:spacing w:after="20"/>
+            </w:pPr>
+            <w:r>
+              <w:rPr>
+                <w:color w:val="1C3A36"/>
+                <w:sz w:val="14"/>
+              </w:rPr>
               <w:t>div_window</w:t>
             </w:r>
           </w:p>
@@ -6296,7 +6497,7 @@
                 <w:color w:val="1C3A36"/>
                 <w:sz w:val="14"/>
               </w:rPr>
-              <w:t>1.9000</w:t>
+              <w:t>2.2500</w:t>
             </w:r>
           </w:p>
         </w:tc>
@@ -6332,7 +6533,7 @@
                 <w:color w:val="1C3A36"/>
                 <w:sz w:val="14"/>
               </w:rPr>
-              <w:t>SAR 1.9/share FY2025 final cash dividend paid inside the 31-Dec-2025-to-anchor window, netted from the rolled-forward value (the company pays semi-annually; the FY2025 final was declared with the March-2026 results)</w:t>
+              <w:t>SAR 2.25/share FY2025 final cash dividend (SAR 336,864,375 total on 149,717,500 shares) paid inside the 31-Dec-2025-to-anchor window, netted from the rolled-forward value. It is the ONLY dividend paid in the window: the company distributes semi-annually (a final declared with the March results an…</w:t>
             </w:r>
           </w:p>
         </w:tc>
@@ -6641,7 +6842,7 @@
                 <w:color w:val="1C3A36"/>
                 <w:sz w:val="14"/>
               </w:rPr>
-              <w:t>0.0485</w:t>
+              <w:t>0.0550</w:t>
             </w:r>
           </w:p>
         </w:tc>
@@ -6659,7 +6860,7 @@
                 <w:color w:val="1C3A36"/>
                 <w:sz w:val="14"/>
               </w:rPr>
-              <w:t>2026-08-18</w:t>
+              <w:t>2026-07-31</w:t>
             </w:r>
           </w:p>
         </w:tc>
@@ -6677,7 +6878,7 @@
                 <w:color w:val="1C3A36"/>
                 <w:sz w:val="14"/>
               </w:rPr>
-              <w:t>Saudi 10-year local-currency (SAR) government sukuk yield ~4.85%: the SAMA repo rate of 4.25% (held entering 2026; SAR is pegged to the US dollar so SAMA tracks the Fed) plus a ~60bp term premium on a broadly-normal SAR curve, cross-checked against the USD-pegged curve (10-year US Treasury ~4.3% …</w:t>
+              <w:t>Saudi 10-year local-currency (SAR) government sukuk yield ~5.50%. RE-DERIVED from primary index observations after external audit (the prior 4.85% policy-rate-plus-term-premium estimate sat below the entire published SAR government sukuk curve): FTSE Saudi Government Bond Index 7-10-year yield-to…</w:t>
             </w:r>
           </w:p>
         </w:tc>
@@ -6714,7 +6915,7 @@
                 <w:color w:val="1C3A36"/>
                 <w:sz w:val="14"/>
               </w:rPr>
-              <w:t>0.0051</w:t>
+              <w:t>0.0048</w:t>
             </w:r>
           </w:p>
         </w:tc>
@@ -6732,7 +6933,7 @@
                 <w:color w:val="1C3A36"/>
                 <w:sz w:val="14"/>
               </w:rPr>
-              <w:t>2026-01-05</w:t>
+              <w:t>2026-07-10</w:t>
             </w:r>
           </w:p>
         </w:tc>
@@ -6750,7 +6951,7 @@
                 <w:color w:val="1C3A36"/>
                 <w:sz w:val="14"/>
               </w:rPr>
-              <w:t>Saudi Arabia adjusted sovereign default spread 0.51% on the rating basis (Moody's Aa3), Damodaran country-risk-premium file, updated 5 January 2026. Netted out of the local-currency risk-free rate so sovereign default risk is not charged twice. The CDS-based spread is ~0.50%, essentially identica…</w:t>
+              <w:t>Saudi Arabia adjusted sovereign default spread 0.48% (Moody's Aa3), Damodaran country-risk-premium file, JULY-2026 update (posted ~10-Jul-2026, superseding the January vintage of 0.51% used in the first edition). Netted out of the local-currency risk-free rate so sovereign default risk is not cha…</w:t>
             </w:r>
           </w:p>
         </w:tc>
@@ -6787,7 +6988,7 @@
                 <w:color w:val="1C3A36"/>
                 <w:sz w:val="14"/>
               </w:rPr>
-              <w:t>0.0501</w:t>
+              <w:t>0.0494</w:t>
             </w:r>
           </w:p>
         </w:tc>
@@ -6805,7 +7006,7 @@
                 <w:color w:val="1C3A36"/>
                 <w:sz w:val="14"/>
               </w:rPr>
-              <w:t>2026-01-05</w:t>
+              <w:t>2026-07-10</w:t>
             </w:r>
           </w:p>
         </w:tc>
@@ -6823,7 +7024,7 @@
                 <w:color w:val="1C3A36"/>
                 <w:sz w:val="14"/>
               </w:rPr>
-              <w:t>Saudi Arabia total equity risk premium 5.01%, Damodaran country-risk-premium file, 5 January 2026: the 4.23% mature-market premium plus a 0.78% country risk premium (0.51% default spread scaled by relative equity volatility). Rating basis</w:t>
+              <w:t>Saudi Arabia total equity risk premium 4.94%, Damodaran country-risk-premium file, JULY-2026 update: the ~4.20% mature-market premium plus a 0.74% country risk premium (0.48% default spread scaled by relative equity volatility ~1.55). Updated from the January vintage (5.01%) after external audit …</w:t>
             </w:r>
           </w:p>
         </w:tc>
@@ -6860,7 +7061,7 @@
                 <w:color w:val="1C3A36"/>
                 <w:sz w:val="14"/>
               </w:rPr>
-              <w:t>0.0500</w:t>
+              <w:t>0.0490</w:t>
             </w:r>
           </w:p>
         </w:tc>
@@ -6878,7 +7079,7 @@
                 <w:color w:val="1C3A36"/>
                 <w:sz w:val="14"/>
               </w:rPr>
-              <w:t>2026-01-05</w:t>
+              <w:t>2026-07-10</w:t>
             </w:r>
           </w:p>
         </w:tc>
@@ -6896,7 +7097,7 @@
                 <w:color w:val="1C3A36"/>
                 <w:sz w:val="14"/>
               </w:rPr>
-              <w:t>Saudi Arabia equity risk premium on the CDS basis ~5.00% (CDS spread ~0.50%). Published beside the rating basis per the dual-ERP rule; the two converge for a high-grade sovereign</w:t>
+              <w:t>Saudi Arabia equity risk premium on the CDS basis ~4.90% (July-2026 vintage). Published beside the rating basis; the two converge for a high-grade sovereign</w:t>
             </w:r>
           </w:p>
         </w:tc>
@@ -8150,7 +8351,7 @@
                 <w:color w:val="1C3A36"/>
                 <w:sz w:val="14"/>
               </w:rPr>
-              <w:t>Net working capital as a share of revenue, held at the FY2025 level. History: FY2023 27.0%, FY2024 28.4%, FY2025 27.9% — a structurally working-capital-heavy cable maker (copper/aluminium inventory + trade receivables, partly offset by trade payables and a reverse-factoring facility). Held flat r…</w:t>
+              <w:t>Net working capital as a share of revenue, held near the FY2025 level. History on a consistent basis (accrued expenses included in payables in every year): FY2023 23.5%, FY2024 24.4%, FY2025 27.5% — a structurally working-capital-heavy cable maker (copper/aluminium inventory + trade receivables, …</w:t>
             </w:r>
           </w:p>
         </w:tc>
@@ -8260,7 +8461,7 @@
                 <w:color w:val="1C3A36"/>
                 <w:sz w:val="14"/>
               </w:rPr>
-              <w:t>0.0434</w:t>
+              <w:t>0.0502</w:t>
             </w:r>
           </w:p>
         </w:tc>
@@ -8296,7 +8497,7 @@
                 <w:color w:val="1C3A36"/>
                 <w:sz w:val="14"/>
               </w:rPr>
-              <w:t>Terminal risk-free rate = the normalised SAR risk-free (rf 4.85% less the 0.51% sovereign default spread) held flat: Saudi rates are already at a long-run level, so no crisis-premium normalisation is needed, unlike a high-inflation market</w:t>
+              <w:t>Terminal risk-free rate = the normalised SAR risk-free (rf 5.50% less the 0.48% sovereign default spread = 5.02%) HELD FLAT: Saudi rates are already at a long-run level, so no crisis-premium normalisation is applied and the terminal risk-free is NOT marked below its current normalised level — the…</w:t>
             </w:r>
           </w:p>
         </w:tc>
@@ -8333,7 +8534,7 @@
                 <w:color w:val="1C3A36"/>
                 <w:sz w:val="14"/>
               </w:rPr>
-              <w:t>0.0475</w:t>
+              <w:t>0.0470</w:t>
             </w:r>
           </w:p>
         </w:tc>
@@ -8369,7 +8570,7 @@
                 <w:color w:val="1C3A36"/>
                 <w:sz w:val="14"/>
               </w:rPr>
-              <w:t>Terminal equity risk premium 4.75%, a mild compression of the current 5.01% as the 0.78% country risk premium narrows with Vision-2030 diversification; never held at a crisis level, never below the mature-market base</w:t>
+              <w:t>Terminal equity risk premium 4.70%, a mild compression of the current 4.94% (July-2026 Damodaran) as the country risk premium narrows with Vision-2030 diversification; never held at a crisis level, never below the ~4.2% mature-market base</w:t>
             </w:r>
           </w:p>
         </w:tc>
@@ -8807,7 +9008,7 @@
                 <w:color w:val="1C3A36"/>
                 <w:sz w:val="14"/>
               </w:rPr>
-              <w:t>Days from the DCF construction date (31 Dec 2025, the audited balance-sheet date the bridge is built on) to the 18 Aug 2026 anchor. Every lens value is rolled to the anchor at the cost of equity, net of the SAR 1.9/share FY2025 final dividend paid inside the window, so one date and one price of t…</w:t>
+              <w:t>Days from the DCF construction date (31 Dec 2025, the audited balance-sheet date the bridge is built on) to the 18 Aug 2026 anchor. Every lens value is rolled to the anchor at the cost of equity, net of the SAR 2.25/share FY2025 final dividend paid inside the window, so one date and one price of …</w:t>
             </w:r>
           </w:p>
         </w:tc>
@@ -8844,7 +9045,7 @@
                 <w:color w:val="1C3A36"/>
                 <w:sz w:val="14"/>
               </w:rPr>
-              <w:t>9.00</w:t>
+              <w:t>9.50</w:t>
             </w:r>
           </w:p>
         </w:tc>
@@ -8880,7 +9081,7 @@
                 <w:color w:val="1C3A36"/>
                 <w:sz w:val="14"/>
               </w:rPr>
-              <w:t>Justified EV/EBITDA on mid-cycle FY2027E EBITDA. Riyadh Cables trades ~11-12x trailing EV/EBITDA and ~14x earnings; global wire-and-cable peers (Nexans, Prysmian, KEI Industries, Polycab, Ducab) trade ~7-11x forward EV/EBITDA. 9.0x is a mid-range multiple reflecting a high-return Gulf leader with…</w:t>
+              <w:t>Justified EV/EBITDA on mid-cycle FY2027E EBITDA. Riyadh Cables trades ~11.9x trailing EV/EBITDA and ~14.5x trailing earnings. The wire-and-cable peer set splits in two, and the first edition mischaracterised it as a single 7-11x band: developed-market majors (Prysmian, Nexans) trade ~7-9x forward…</w:t>
             </w:r>
           </w:p>
         </w:tc>
@@ -9352,7 +9553,7 @@
                 <w:color w:val="1C3A36"/>
                 <w:sz w:val="15"/>
               </w:rPr>
-              <w:t>beta 1.129 × ERP 5.01% + rf*</w:t>
+              <w:t>beta 1.129 × ERP 4.94% + rf*</w:t>
             </w:r>
           </w:p>
         </w:tc>

--- a/engine/riyadhcable_study/RIYADHCABLE_Bibliography_18-08-2026.docx
+++ b/engine/riyadhcable_study/RIYADHCABLE_Bibliography_18-08-2026.docx
@@ -575,7 +575,7 @@
                 <w:color w:val="1C3A36"/>
                 <w:sz w:val="16"/>
               </w:rPr>
-              <w:t>Country risk premium data, January 2026</w:t>
+              <w:t>Country risk premium data, July 2026 vintage</w:t>
             </w:r>
           </w:p>
         </w:tc>
@@ -593,7 +593,7 @@
                 <w:color w:val="1C3A36"/>
                 <w:sz w:val="16"/>
               </w:rPr>
-              <w:t>A. Damodaran (NYU Stern), 5 Jan 2026</w:t>
+              <w:t>A. Damodaran (NYU Stern), ~10 Jul 2026</w:t>
             </w:r>
           </w:p>
         </w:tc>
@@ -611,7 +611,7 @@
                 <w:color w:val="1C3A36"/>
                 <w:sz w:val="16"/>
               </w:rPr>
-              <w:t>Saudi Arabia rating (Aa3), sovereign default spread, country risk premium, equity risk premium</w:t>
+              <w:t>Saudi Arabia rating (Aa3), sovereign default spread 0.48%, country risk premium 0.74%, equity risk premium 4.94% (the CDS-basis figure is the January vintage and is flagged as such)</w:t>
             </w:r>
           </w:p>
         </w:tc>
@@ -630,7 +630,7 @@
                 <w:color w:val="1C3A36"/>
                 <w:sz w:val="16"/>
               </w:rPr>
-              <w:t>Tadawul All Share Index (TASI) price history</w:t>
+              <w:t>FTSE Saudi Arabian Government Bond Index factsheet, 31 Jul 2026</w:t>
             </w:r>
           </w:p>
         </w:tc>
@@ -648,7 +648,7 @@
                 <w:color w:val="1C3A36"/>
                 <w:sz w:val="16"/>
               </w:rPr>
-              <w:t>Saudi Exchange</w:t>
+              <w:t>FTSE Russell (LSEG)</w:t>
             </w:r>
           </w:p>
         </w:tc>
@@ -666,7 +666,7 @@
                 <w:color w:val="1C3A36"/>
                 <w:sz w:val="16"/>
               </w:rPr>
-              <w:t>The index against which the stock’s beta is estimated</w:t>
+              <w:t>The 10-year SAR risk-free rate: 7–10-year bucket yield-to-maturity 5.52% at an 8.24-year average life, on an upward-sloping curve (whole index 5.48%); corroborated by FRED (US 10-year 4.68–4.72%) plus the Saudi USD new-issue spread, and by the SAR sukuk index level</w:t>
             </w:r>
           </w:p>
         </w:tc>
@@ -685,6 +685,116 @@
                 <w:color w:val="1C3A36"/>
                 <w:sz w:val="16"/>
               </w:rPr>
+              <w:t>Dividend record, symbol 4142</w:t>
+            </w:r>
+          </w:p>
+        </w:tc>
+        <w:tc>
+          <w:tcPr>
+            <w:tcW w:type="dxa" w:w="2448"/>
+          </w:tcPr>
+          <w:p>
+            <w:pPr>
+              <w:spacing w:after="20"/>
+              <w:jc w:val="right"/>
+            </w:pPr>
+            <w:r>
+              <w:rPr>
+                <w:color w:val="1C3A36"/>
+                <w:sz w:val="16"/>
+              </w:rPr>
+              <w:t>Saudi Exchange / Argaam dividend table</w:t>
+            </w:r>
+          </w:p>
+        </w:tc>
+        <w:tc>
+          <w:tcPr>
+            <w:tcW w:type="dxa" w:w="4176"/>
+          </w:tcPr>
+          <w:p>
+            <w:pPr>
+              <w:spacing w:after="20"/>
+              <w:jc w:val="right"/>
+            </w:pPr>
+            <w:r>
+              <w:rPr>
+                <w:color w:val="1C3A36"/>
+                <w:sz w:val="16"/>
+              </w:rPr>
+              <w:t>The FY2025 final dividend: SR 336.86mn at SR 2.25/share, announced 15-Mar-2026, ex 10-May-2026, paid 18-May-2026 — the only distribution in the roll window (cross-checked against Note 47 of the audited statements)</w:t>
+            </w:r>
+          </w:p>
+        </w:tc>
+      </w:tr>
+      <w:tr>
+        <w:tc>
+          <w:tcPr>
+            <w:tcW w:type="dxa" w:w="3600"/>
+          </w:tcPr>
+          <w:p>
+            <w:pPr>
+              <w:spacing w:after="20"/>
+            </w:pPr>
+            <w:r>
+              <w:rPr>
+                <w:color w:val="1C3A36"/>
+                <w:sz w:val="16"/>
+              </w:rPr>
+              <w:t>Tadawul All Share Index (TASI) price history</w:t>
+            </w:r>
+          </w:p>
+        </w:tc>
+        <w:tc>
+          <w:tcPr>
+            <w:tcW w:type="dxa" w:w="2448"/>
+          </w:tcPr>
+          <w:p>
+            <w:pPr>
+              <w:spacing w:after="20"/>
+              <w:jc w:val="right"/>
+            </w:pPr>
+            <w:r>
+              <w:rPr>
+                <w:color w:val="1C3A36"/>
+                <w:sz w:val="16"/>
+              </w:rPr>
+              <w:t>Saudi Exchange</w:t>
+            </w:r>
+          </w:p>
+        </w:tc>
+        <w:tc>
+          <w:tcPr>
+            <w:tcW w:type="dxa" w:w="4176"/>
+          </w:tcPr>
+          <w:p>
+            <w:pPr>
+              <w:spacing w:after="20"/>
+              <w:jc w:val="right"/>
+            </w:pPr>
+            <w:r>
+              <w:rPr>
+                <w:color w:val="1C3A36"/>
+                <w:sz w:val="16"/>
+              </w:rPr>
+              <w:t>The index against which the stock’s beta is estimated</w:t>
+            </w:r>
+          </w:p>
+        </w:tc>
+      </w:tr>
+      <w:tr>
+        <w:tc>
+          <w:tcPr>
+            <w:tcW w:type="dxa" w:w="3600"/>
+          </w:tcPr>
+          <w:p>
+            <w:pPr>
+              <w:spacing w:after="20"/>
+            </w:pPr>
+            <w:r>
+              <w:rPr>
+                <w:color w:val="1C3A36"/>
+                <w:sz w:val="16"/>
+              </w:rPr>
               <w:t>Policy rate and yield references</w:t>
             </w:r>
           </w:p>
@@ -721,7 +831,7 @@
                 <w:color w:val="1C3A36"/>
                 <w:sz w:val="16"/>
               </w:rPr>
-              <w:t>The Saudi risk-free rate and the marginal cost of debt</w:t>
+              <w:t>The SAIBOR leg of the marginal cost-of-debt estimate</w:t>
             </w:r>
           </w:p>
         </w:tc>
@@ -2774,7 +2884,7 @@
                 <w:color w:val="1C3A36"/>
                 <w:sz w:val="14"/>
               </w:rPr>
-              <w:t>dna_fy24</w:t>
+              <w:t>dna_fy23</w:t>
             </w:r>
           </w:p>
         </w:tc>
@@ -2792,7 +2902,7 @@
                 <w:color w:val="1C3A36"/>
                 <w:sz w:val="14"/>
               </w:rPr>
-              <w:t>68.64</w:t>
+              <w:t>66.43</w:t>
             </w:r>
           </w:p>
         </w:tc>
@@ -2810,7 +2920,7 @@
                 <w:color w:val="1C3A36"/>
                 <w:sz w:val="14"/>
               </w:rPr>
-              <w:t>2025-03</w:t>
+              <w:t>2024-03</w:t>
             </w:r>
           </w:p>
         </w:tc>
@@ -2828,7 +2938,7 @@
                 <w:color w:val="1C3A36"/>
                 <w:sz w:val="14"/>
               </w:rPr>
-              <w:t>Audited consolidated financial statements, Riyadh Cables Group Company (KPMG, unmodified opinion), FY2024 cash-flow statement: PP&amp;E depreciation 61.96mn + intangibles amortisation 5.60mn + right-of-use depreciation 1.08mn</w:t>
+              <w:t>Audited consolidated financial statements, Riyadh Cables Group Company (KPMG, unmodified opinion), FY2023 statements' own notes: PP&amp;E depreciation 59.53mn + intangibles amortisation 5.57mn + right-of-use depreciation 1.33mn = 66.43mn. ADDED at the critique response — the first edition carried FY2…</w:t>
             </w:r>
           </w:p>
         </w:tc>
@@ -2847,7 +2957,7 @@
                 <w:color w:val="1C3A36"/>
                 <w:sz w:val="14"/>
               </w:rPr>
-              <w:t>dna_fy25</w:t>
+              <w:t>dna_fy24</w:t>
             </w:r>
           </w:p>
         </w:tc>
@@ -2865,7 +2975,7 @@
                 <w:color w:val="1C3A36"/>
                 <w:sz w:val="14"/>
               </w:rPr>
-              <w:t>85.40</w:t>
+              <w:t>68.64</w:t>
             </w:r>
           </w:p>
         </w:tc>
@@ -2883,7 +2993,7 @@
                 <w:color w:val="1C3A36"/>
                 <w:sz w:val="14"/>
               </w:rPr>
-              <w:t>2026-03-26</w:t>
+              <w:t>2025-03</w:t>
             </w:r>
           </w:p>
         </w:tc>
@@ -2901,7 +3011,7 @@
                 <w:color w:val="1C3A36"/>
                 <w:sz w:val="14"/>
               </w:rPr>
-              <w:t>Audited consolidated financial statements, Riyadh Cables Group Company (KPMG, unmodified opinion), FY2025 cash-flow statement: PP&amp;E depreciation 76.62mn + intangibles amortisation 5.60mn + right-of-use depreciation 3.18mn</w:t>
+              <w:t>Audited consolidated financial statements, Riyadh Cables Group Company (KPMG, unmodified opinion), FY2024 cash-flow statement: PP&amp;E depreciation 61.96mn + intangibles amortisation 5.60mn + right-of-use depreciation 1.08mn</w:t>
             </w:r>
           </w:p>
         </w:tc>
@@ -2920,7 +3030,7 @@
                 <w:color w:val="1C3A36"/>
                 <w:sz w:val="14"/>
               </w:rPr>
-              <w:t>ppe_fy23</w:t>
+              <w:t>dna_fy25</w:t>
             </w:r>
           </w:p>
         </w:tc>
@@ -2938,7 +3048,7 @@
                 <w:color w:val="1C3A36"/>
                 <w:sz w:val="14"/>
               </w:rPr>
-              <w:t>1,207</w:t>
+              <w:t>85.40</w:t>
             </w:r>
           </w:p>
         </w:tc>
@@ -2956,7 +3066,7 @@
                 <w:color w:val="1C3A36"/>
                 <w:sz w:val="14"/>
               </w:rPr>
-              <w:t>2024-03</w:t>
+              <w:t>2026-03-26</w:t>
             </w:r>
           </w:p>
         </w:tc>
@@ -2974,7 +3084,7 @@
                 <w:color w:val="1C3A36"/>
                 <w:sz w:val="14"/>
               </w:rPr>
-              <w:t>Audited consolidated financial statements, Riyadh Cables Group Company (KPMG, unmodified opinion), 31 Dec 2023</w:t>
+              <w:t>Audited consolidated financial statements, Riyadh Cables Group Company (KPMG, unmodified opinion), FY2025 cash-flow statement: PP&amp;E depreciation 76.62mn + intangibles amortisation 5.60mn + right-of-use depreciation 3.18mn</w:t>
             </w:r>
           </w:p>
         </w:tc>
@@ -2993,7 +3103,7 @@
                 <w:color w:val="1C3A36"/>
                 <w:sz w:val="14"/>
               </w:rPr>
-              <w:t>ppe_fy24</w:t>
+              <w:t>ppe_fy23</w:t>
             </w:r>
           </w:p>
         </w:tc>
@@ -3011,7 +3121,7 @@
                 <w:color w:val="1C3A36"/>
                 <w:sz w:val="14"/>
               </w:rPr>
-              <w:t>1,336</w:t>
+              <w:t>1,207</w:t>
             </w:r>
           </w:p>
         </w:tc>
@@ -3029,7 +3139,7 @@
                 <w:color w:val="1C3A36"/>
                 <w:sz w:val="14"/>
               </w:rPr>
-              <w:t>2025-03</w:t>
+              <w:t>2024-03</w:t>
             </w:r>
           </w:p>
         </w:tc>
@@ -3047,7 +3157,7 @@
                 <w:color w:val="1C3A36"/>
                 <w:sz w:val="14"/>
               </w:rPr>
-              <w:t>Audited consolidated financial statements, Riyadh Cables Group Company (KPMG, unmodified opinion), 31 Dec 2024</w:t>
+              <w:t>Audited consolidated financial statements, Riyadh Cables Group Company (KPMG, unmodified opinion), 31 Dec 2023</w:t>
             </w:r>
           </w:p>
         </w:tc>
@@ -3066,7 +3176,7 @@
                 <w:color w:val="1C3A36"/>
                 <w:sz w:val="14"/>
               </w:rPr>
-              <w:t>ppe_fy25</w:t>
+              <w:t>ppe_fy24</w:t>
             </w:r>
           </w:p>
         </w:tc>
@@ -3084,7 +3194,7 @@
                 <w:color w:val="1C3A36"/>
                 <w:sz w:val="14"/>
               </w:rPr>
-              <w:t>1,492</w:t>
+              <w:t>1,336</w:t>
             </w:r>
           </w:p>
         </w:tc>
@@ -3102,7 +3212,7 @@
                 <w:color w:val="1C3A36"/>
                 <w:sz w:val="14"/>
               </w:rPr>
-              <w:t>2026-03-26</w:t>
+              <w:t>2025-03</w:t>
             </w:r>
           </w:p>
         </w:tc>
@@ -3120,7 +3230,7 @@
                 <w:color w:val="1C3A36"/>
                 <w:sz w:val="14"/>
               </w:rPr>
-              <w:t>Audited consolidated financial statements, Riyadh Cables Group Company (KPMG, unmodified opinion), 31 Dec 2025</w:t>
+              <w:t>Audited consolidated financial statements, Riyadh Cables Group Company (KPMG, unmodified opinion), 31 Dec 2024</w:t>
             </w:r>
           </w:p>
         </w:tc>
@@ -3139,7 +3249,7 @@
                 <w:color w:val="1C3A36"/>
                 <w:sz w:val="14"/>
               </w:rPr>
-              <w:t>inv_fy23</w:t>
+              <w:t>ppe_fy25</w:t>
             </w:r>
           </w:p>
         </w:tc>
@@ -3157,7 +3267,7 @@
                 <w:color w:val="1C3A36"/>
                 <w:sz w:val="14"/>
               </w:rPr>
-              <w:t>1,909</w:t>
+              <w:t>1,492</w:t>
             </w:r>
           </w:p>
         </w:tc>
@@ -3175,7 +3285,7 @@
                 <w:color w:val="1C3A36"/>
                 <w:sz w:val="14"/>
               </w:rPr>
-              <w:t>2024-03</w:t>
+              <w:t>2026-03-26</w:t>
             </w:r>
           </w:p>
         </w:tc>
@@ -3193,7 +3303,7 @@
                 <w:color w:val="1C3A36"/>
                 <w:sz w:val="14"/>
               </w:rPr>
-              <w:t>Audited consolidated financial statements, Riyadh Cables Group Company (KPMG, unmodified opinion), inventories net of NRV allowance, 31 Dec 2023</w:t>
+              <w:t>Audited consolidated financial statements, Riyadh Cables Group Company (KPMG, unmodified opinion), 31 Dec 2025</w:t>
             </w:r>
           </w:p>
         </w:tc>
@@ -3212,7 +3322,7 @@
                 <w:color w:val="1C3A36"/>
                 <w:sz w:val="14"/>
               </w:rPr>
-              <w:t>inv_fy24</w:t>
+              <w:t>inv_fy23</w:t>
             </w:r>
           </w:p>
         </w:tc>
@@ -3230,7 +3340,7 @@
                 <w:color w:val="1C3A36"/>
                 <w:sz w:val="14"/>
               </w:rPr>
-              <w:t>2,126</w:t>
+              <w:t>1,909</w:t>
             </w:r>
           </w:p>
         </w:tc>
@@ -3248,7 +3358,7 @@
                 <w:color w:val="1C3A36"/>
                 <w:sz w:val="14"/>
               </w:rPr>
-              <w:t>2025-03</w:t>
+              <w:t>2024-03</w:t>
             </w:r>
           </w:p>
         </w:tc>
@@ -3266,7 +3376,7 @@
                 <w:color w:val="1C3A36"/>
                 <w:sz w:val="14"/>
               </w:rPr>
-              <w:t>Audited consolidated financial statements, Riyadh Cables Group Company (KPMG, unmodified opinion), inventories net, 31 Dec 2024</w:t>
+              <w:t>Audited consolidated financial statements, Riyadh Cables Group Company (KPMG, unmodified opinion), inventories net of NRV allowance, 31 Dec 2023</w:t>
             </w:r>
           </w:p>
         </w:tc>
@@ -3285,7 +3395,7 @@
                 <w:color w:val="1C3A36"/>
                 <w:sz w:val="14"/>
               </w:rPr>
-              <w:t>inv_fy25</w:t>
+              <w:t>inv_fy24</w:t>
             </w:r>
           </w:p>
         </w:tc>
@@ -3303,7 +3413,7 @@
                 <w:color w:val="1C3A36"/>
                 <w:sz w:val="14"/>
               </w:rPr>
-              <w:t>2,411</w:t>
+              <w:t>2,126</w:t>
             </w:r>
           </w:p>
         </w:tc>
@@ -3321,7 +3431,7 @@
                 <w:color w:val="1C3A36"/>
                 <w:sz w:val="14"/>
               </w:rPr>
-              <w:t>2026-03-26</w:t>
+              <w:t>2025-03</w:t>
             </w:r>
           </w:p>
         </w:tc>
@@ -3339,7 +3449,7 @@
                 <w:color w:val="1C3A36"/>
                 <w:sz w:val="14"/>
               </w:rPr>
-              <w:t>Audited consolidated financial statements, Riyadh Cables Group Company (KPMG, unmodified opinion), inventories net, 31 Dec 2025</w:t>
+              <w:t>Audited consolidated financial statements, Riyadh Cables Group Company (KPMG, unmodified opinion), inventories net, 31 Dec 2024</w:t>
             </w:r>
           </w:p>
         </w:tc>
@@ -3358,7 +3468,7 @@
                 <w:color w:val="1C3A36"/>
                 <w:sz w:val="14"/>
               </w:rPr>
-              <w:t>recv_fy23</w:t>
+              <w:t>inv_fy25</w:t>
             </w:r>
           </w:p>
         </w:tc>
@@ -3376,7 +3486,7 @@
                 <w:color w:val="1C3A36"/>
                 <w:sz w:val="14"/>
               </w:rPr>
-              <w:t>1,419</w:t>
+              <w:t>2,411</w:t>
             </w:r>
           </w:p>
         </w:tc>
@@ -3394,7 +3504,7 @@
                 <w:color w:val="1C3A36"/>
                 <w:sz w:val="14"/>
               </w:rPr>
-              <w:t>2024-03</w:t>
+              <w:t>2026-03-26</w:t>
             </w:r>
           </w:p>
         </w:tc>
@@ -3412,7 +3522,7 @@
                 <w:color w:val="1C3A36"/>
                 <w:sz w:val="14"/>
               </w:rPr>
-              <w:t>Audited consolidated financial statements, Riyadh Cables Group Company (KPMG, unmodified opinion), 31 Dec 2023: trade receivables 1,305.1mn + contract assets 25.2mn + advances and other current assets 88.6mn</w:t>
+              <w:t>Audited consolidated financial statements, Riyadh Cables Group Company (KPMG, unmodified opinion), inventories net, 31 Dec 2025</w:t>
             </w:r>
           </w:p>
         </w:tc>
@@ -3431,7 +3541,7 @@
                 <w:color w:val="1C3A36"/>
                 <w:sz w:val="14"/>
               </w:rPr>
-              <w:t>recv_fy24</w:t>
+              <w:t>recv_fy23</w:t>
             </w:r>
           </w:p>
         </w:tc>
@@ -3449,7 +3559,7 @@
                 <w:color w:val="1C3A36"/>
                 <w:sz w:val="14"/>
               </w:rPr>
-              <w:t>2,112</w:t>
+              <w:t>1,419</w:t>
             </w:r>
           </w:p>
         </w:tc>
@@ -3467,7 +3577,7 @@
                 <w:color w:val="1C3A36"/>
                 <w:sz w:val="14"/>
               </w:rPr>
-              <w:t>2025-03</w:t>
+              <w:t>2024-03</w:t>
             </w:r>
           </w:p>
         </w:tc>
@@ -3485,7 +3595,7 @@
                 <w:color w:val="1C3A36"/>
                 <w:sz w:val="14"/>
               </w:rPr>
-              <w:t>Audited consolidated financial statements, Riyadh Cables Group Company (KPMG, unmodified opinion), 31 Dec 2024: trade receivables 2,022.9mn + contract assets 15.2mn + advances 74.0mn</w:t>
+              <w:t>Audited consolidated financial statements, Riyadh Cables Group Company (KPMG, unmodified opinion), 31 Dec 2023: trade receivables 1,305.1mn + contract assets 25.2mn + advances and other current assets 88.6mn</w:t>
             </w:r>
           </w:p>
         </w:tc>
@@ -3504,7 +3614,7 @@
                 <w:color w:val="1C3A36"/>
                 <w:sz w:val="14"/>
               </w:rPr>
-              <w:t>recv_fy25</w:t>
+              <w:t>recv_fy24</w:t>
             </w:r>
           </w:p>
         </w:tc>
@@ -3522,7 +3632,7 @@
                 <w:color w:val="1C3A36"/>
                 <w:sz w:val="14"/>
               </w:rPr>
-              <w:t>2,713</w:t>
+              <w:t>2,112</w:t>
             </w:r>
           </w:p>
         </w:tc>
@@ -3540,7 +3650,7 @@
                 <w:color w:val="1C3A36"/>
                 <w:sz w:val="14"/>
               </w:rPr>
-              <w:t>2026-03-26</w:t>
+              <w:t>2025-03</w:t>
             </w:r>
           </w:p>
         </w:tc>
@@ -3558,7 +3668,7 @@
                 <w:color w:val="1C3A36"/>
                 <w:sz w:val="14"/>
               </w:rPr>
-              <w:t>Audited consolidated financial statements, Riyadh Cables Group Company (KPMG, unmodified opinion), 31 Dec 2025: trade receivables 2,485.3mn + contract assets 51.9mn + advances 175.4mn</w:t>
+              <w:t>Audited consolidated financial statements, Riyadh Cables Group Company (KPMG, unmodified opinion), 31 Dec 2024: trade receivables 2,022.9mn + contract assets 15.2mn + advances 74.0mn</w:t>
             </w:r>
           </w:p>
         </w:tc>
@@ -3577,7 +3687,7 @@
                 <w:color w:val="1C3A36"/>
                 <w:sz w:val="14"/>
               </w:rPr>
-              <w:t>pay_fy23</w:t>
+              <w:t>recv_fy25</w:t>
             </w:r>
           </w:p>
         </w:tc>
@@ -3595,7 +3705,7 @@
                 <w:color w:val="1C3A36"/>
                 <w:sz w:val="14"/>
               </w:rPr>
-              <w:t>1,220</w:t>
+              <w:t>2,713</w:t>
             </w:r>
           </w:p>
         </w:tc>
@@ -3613,7 +3723,7 @@
                 <w:color w:val="1C3A36"/>
                 <w:sz w:val="14"/>
               </w:rPr>
-              <w:t>2024-03</w:t>
+              <w:t>2026-03-26</w:t>
             </w:r>
           </w:p>
         </w:tc>
@@ -3631,7 +3741,7 @@
                 <w:color w:val="1C3A36"/>
                 <w:sz w:val="14"/>
               </w:rPr>
-              <w:t>Audited consolidated financial statements, Riyadh Cables Group Company (KPMG, unmodified opinion), 31 Dec 2023: trade and other payables 1,195.4mn + contract liabilities 25.0mn</w:t>
+              <w:t>Audited consolidated financial statements, Riyadh Cables Group Company (KPMG, unmodified opinion), 31 Dec 2025: trade receivables 2,485.3mn + contract assets 51.9mn + advances 175.4mn</w:t>
             </w:r>
           </w:p>
         </w:tc>
@@ -3650,7 +3760,7 @@
                 <w:color w:val="1C3A36"/>
                 <w:sz w:val="14"/>
               </w:rPr>
-              <w:t>pay_fy24</w:t>
+              <w:t>pay_fy23</w:t>
             </w:r>
           </w:p>
         </w:tc>
@@ -3668,7 +3778,7 @@
                 <w:color w:val="1C3A36"/>
                 <w:sz w:val="14"/>
               </w:rPr>
-              <w:t>2,041</w:t>
+              <w:t>1,487</w:t>
             </w:r>
           </w:p>
         </w:tc>
@@ -3686,7 +3796,7 @@
                 <w:color w:val="1C3A36"/>
                 <w:sz w:val="14"/>
               </w:rPr>
-              <w:t>2025-03</w:t>
+              <w:t>2024-03</w:t>
             </w:r>
           </w:p>
         </w:tc>
@@ -3704,7 +3814,7 @@
                 <w:color w:val="1C3A36"/>
                 <w:sz w:val="14"/>
               </w:rPr>
-              <w:t>Audited consolidated financial statements, Riyadh Cables Group Company (KPMG, unmodified opinion), 31 Dec 2024: trade and other payables 1,598.4mn + accrued expenses and other liabilities 381.1mn + contract liabilities 61.2mn</w:t>
+              <w:t>Audited consolidated financial statements, Riyadh Cables Group Company (KPMG, unmodified opinion), 31 Dec 2023: trade and other payables 1,195.4mn + contract liabilities 25.0mn + accrued expenses and other current liabilities 266.5mn (Note 25; includes advances from customers 153.0mn, the FY2023 …</w:t>
             </w:r>
           </w:p>
         </w:tc>
@@ -3723,7 +3833,7 @@
                 <w:color w:val="1C3A36"/>
                 <w:sz w:val="14"/>
               </w:rPr>
-              <w:t>pay_fy25</w:t>
+              <w:t>pay_fy24</w:t>
             </w:r>
           </w:p>
         </w:tc>
@@ -3741,7 +3851,7 @@
                 <w:color w:val="1C3A36"/>
                 <w:sz w:val="14"/>
               </w:rPr>
-              <w:t>2,190</w:t>
+              <w:t>2,041</w:t>
             </w:r>
           </w:p>
         </w:tc>
@@ -3759,7 +3869,7 @@
                 <w:color w:val="1C3A36"/>
                 <w:sz w:val="14"/>
               </w:rPr>
-              <w:t>2026-03-26</w:t>
+              <w:t>2025-03</w:t>
             </w:r>
           </w:p>
         </w:tc>
@@ -3777,7 +3887,7 @@
                 <w:color w:val="1C3A36"/>
                 <w:sz w:val="14"/>
               </w:rPr>
-              <w:t>Audited consolidated financial statements, Riyadh Cables Group Company (KPMG, unmodified opinion), 31 Dec 2025: trade and other payables 1,584.2mn + accrued expenses and other liabilities 537.7mn + contract liabilities 68.7mn. Includes the reverse-factoring (supplier-finance) balance the company …</w:t>
+              <w:t>Audited consolidated financial statements, Riyadh Cables Group Company (KPMG, unmodified opinion), 31 Dec 2024: trade and other payables 1,598.4mn + accrued expenses and other liabilities 381.1mn + contract liabilities 61.2mn</w:t>
             </w:r>
           </w:p>
         </w:tc>
@@ -3796,7 +3906,7 @@
                 <w:color w:val="1C3A36"/>
                 <w:sz w:val="14"/>
               </w:rPr>
-              <w:t>cash_fy23</w:t>
+              <w:t>pay_fy25</w:t>
             </w:r>
           </w:p>
         </w:tc>
@@ -3814,7 +3924,7 @@
                 <w:color w:val="1C3A36"/>
                 <w:sz w:val="14"/>
               </w:rPr>
-              <w:t>150.05</w:t>
+              <w:t>2,190</w:t>
             </w:r>
           </w:p>
         </w:tc>
@@ -3832,7 +3942,7 @@
                 <w:color w:val="1C3A36"/>
                 <w:sz w:val="14"/>
               </w:rPr>
-              <w:t>2024-03</w:t>
+              <w:t>2026-03-26</w:t>
             </w:r>
           </w:p>
         </w:tc>
@@ -3850,7 +3960,7 @@
                 <w:color w:val="1C3A36"/>
                 <w:sz w:val="14"/>
               </w:rPr>
-              <w:t>Audited consolidated financial statements, Riyadh Cables Group Company (KPMG, unmodified opinion), cash and cash equivalents 31 Dec 2023</w:t>
+              <w:t>Audited consolidated financial statements, Riyadh Cables Group Company (KPMG, unmodified opinion), 31 Dec 2025: trade and other payables 1,584.2mn + accrued expenses and other liabilities 537.7mn + contract liabilities 68.7mn. Includes the reverse-factoring (supplier-finance) balance the company …</w:t>
             </w:r>
           </w:p>
         </w:tc>
@@ -3869,7 +3979,7 @@
                 <w:color w:val="1C3A36"/>
                 <w:sz w:val="14"/>
               </w:rPr>
-              <w:t>cash_fy24</w:t>
+              <w:t>cash_fy23</w:t>
             </w:r>
           </w:p>
         </w:tc>
@@ -3887,7 +3997,7 @@
                 <w:color w:val="1C3A36"/>
                 <w:sz w:val="14"/>
               </w:rPr>
-              <w:t>90.67</w:t>
+              <w:t>150.05</w:t>
             </w:r>
           </w:p>
         </w:tc>
@@ -3905,7 +4015,7 @@
                 <w:color w:val="1C3A36"/>
                 <w:sz w:val="14"/>
               </w:rPr>
-              <w:t>2025-03</w:t>
+              <w:t>2024-03</w:t>
             </w:r>
           </w:p>
         </w:tc>
@@ -3923,7 +4033,7 @@
                 <w:color w:val="1C3A36"/>
                 <w:sz w:val="14"/>
               </w:rPr>
-              <w:t>Audited consolidated financial statements, Riyadh Cables Group Company (KPMG, unmodified opinion), cash 31 Dec 2024</w:t>
+              <w:t>Audited consolidated financial statements, Riyadh Cables Group Company (KPMG, unmodified opinion), cash and cash equivalents 31 Dec 2023</w:t>
             </w:r>
           </w:p>
         </w:tc>
@@ -3942,7 +4052,7 @@
                 <w:color w:val="1C3A36"/>
                 <w:sz w:val="14"/>
               </w:rPr>
-              <w:t>cash_fy25</w:t>
+              <w:t>cash_fy24</w:t>
             </w:r>
           </w:p>
         </w:tc>
@@ -3960,7 +4070,7 @@
                 <w:color w:val="1C3A36"/>
                 <w:sz w:val="14"/>
               </w:rPr>
-              <w:t>236.04</w:t>
+              <w:t>90.67</w:t>
             </w:r>
           </w:p>
         </w:tc>
@@ -3978,7 +4088,7 @@
                 <w:color w:val="1C3A36"/>
                 <w:sz w:val="14"/>
               </w:rPr>
-              <w:t>2026-03-26</w:t>
+              <w:t>2025-03</w:t>
             </w:r>
           </w:p>
         </w:tc>
@@ -3996,7 +4106,7 @@
                 <w:color w:val="1C3A36"/>
                 <w:sz w:val="14"/>
               </w:rPr>
-              <w:t>Audited consolidated financial statements, Riyadh Cables Group Company (KPMG, unmodified opinion), cash 31 Dec 2025</w:t>
+              <w:t>Audited consolidated financial statements, Riyadh Cables Group Company (KPMG, unmodified opinion), cash 31 Dec 2024</w:t>
             </w:r>
           </w:p>
         </w:tc>
@@ -4015,7 +4125,7 @@
                 <w:color w:val="1C3A36"/>
                 <w:sz w:val="14"/>
               </w:rPr>
-              <w:t>assets_fy23</w:t>
+              <w:t>cash_fy25</w:t>
             </w:r>
           </w:p>
         </w:tc>
@@ -4033,7 +4143,7 @@
                 <w:color w:val="1C3A36"/>
                 <w:sz w:val="14"/>
               </w:rPr>
-              <w:t>4,831</w:t>
+              <w:t>236.04</w:t>
             </w:r>
           </w:p>
         </w:tc>
@@ -4051,7 +4161,7 @@
                 <w:color w:val="1C3A36"/>
                 <w:sz w:val="14"/>
               </w:rPr>
-              <w:t>2024-03</w:t>
+              <w:t>2026-03-26</w:t>
             </w:r>
           </w:p>
         </w:tc>
@@ -4069,7 +4179,7 @@
                 <w:color w:val="1C3A36"/>
                 <w:sz w:val="14"/>
               </w:rPr>
-              <w:t>Audited consolidated financial statements, Riyadh Cables Group Company (KPMG, unmodified opinion), total assets 31 Dec 2023</w:t>
+              <w:t>Audited consolidated financial statements, Riyadh Cables Group Company (KPMG, unmodified opinion), cash 31 Dec 2025</w:t>
             </w:r>
           </w:p>
         </w:tc>
@@ -4088,7 +4198,7 @@
                 <w:color w:val="1C3A36"/>
                 <w:sz w:val="14"/>
               </w:rPr>
-              <w:t>assets_fy24</w:t>
+              <w:t>assets_fy23</w:t>
             </w:r>
           </w:p>
         </w:tc>
@@ -4106,7 +4216,7 @@
                 <w:color w:val="1C3A36"/>
                 <w:sz w:val="14"/>
               </w:rPr>
-              <w:t>5,812</w:t>
+              <w:t>4,831</w:t>
             </w:r>
           </w:p>
         </w:tc>
@@ -4124,7 +4234,7 @@
                 <w:color w:val="1C3A36"/>
                 <w:sz w:val="14"/>
               </w:rPr>
-              <w:t>2025-03</w:t>
+              <w:t>2024-03</w:t>
             </w:r>
           </w:p>
         </w:tc>
@@ -4142,7 +4252,7 @@
                 <w:color w:val="1C3A36"/>
                 <w:sz w:val="14"/>
               </w:rPr>
-              <w:t>Audited consolidated financial statements, Riyadh Cables Group Company (KPMG, unmodified opinion), total assets 31 Dec 2024</w:t>
+              <w:t>Audited consolidated financial statements, Riyadh Cables Group Company (KPMG, unmodified opinion), total assets 31 Dec 2023</w:t>
             </w:r>
           </w:p>
         </w:tc>
@@ -4161,7 +4271,7 @@
                 <w:color w:val="1C3A36"/>
                 <w:sz w:val="14"/>
               </w:rPr>
-              <w:t>assets_fy25</w:t>
+              <w:t>assets_fy24</w:t>
             </w:r>
           </w:p>
         </w:tc>
@@ -4179,7 +4289,7 @@
                 <w:color w:val="1C3A36"/>
                 <w:sz w:val="14"/>
               </w:rPr>
-              <w:t>7,282</w:t>
+              <w:t>5,812</w:t>
             </w:r>
           </w:p>
         </w:tc>
@@ -4197,7 +4307,7 @@
                 <w:color w:val="1C3A36"/>
                 <w:sz w:val="14"/>
               </w:rPr>
-              <w:t>2026-03-26</w:t>
+              <w:t>2025-03</w:t>
             </w:r>
           </w:p>
         </w:tc>
@@ -4215,7 +4325,7 @@
                 <w:color w:val="1C3A36"/>
                 <w:sz w:val="14"/>
               </w:rPr>
-              <w:t>Audited consolidated financial statements, Riyadh Cables Group Company (KPMG, unmodified opinion), total assets 31 Dec 2025</w:t>
+              <w:t>Audited consolidated financial statements, Riyadh Cables Group Company (KPMG, unmodified opinion), total assets 31 Dec 2024</w:t>
             </w:r>
           </w:p>
         </w:tc>
@@ -4234,7 +4344,7 @@
                 <w:color w:val="1C3A36"/>
                 <w:sz w:val="14"/>
               </w:rPr>
-              <w:t>debt_fy23</w:t>
+              <w:t>assets_fy25</w:t>
             </w:r>
           </w:p>
         </w:tc>
@@ -4252,7 +4362,7 @@
                 <w:color w:val="1C3A36"/>
                 <w:sz w:val="14"/>
               </w:rPr>
-              <w:t>730.61</w:t>
+              <w:t>7,282</w:t>
             </w:r>
           </w:p>
         </w:tc>
@@ -4270,7 +4380,7 @@
                 <w:color w:val="1C3A36"/>
                 <w:sz w:val="14"/>
               </w:rPr>
-              <w:t>2024-03</w:t>
+              <w:t>2026-03-26</w:t>
             </w:r>
           </w:p>
         </w:tc>
@@ -4288,7 +4398,7 @@
                 <w:color w:val="1C3A36"/>
                 <w:sz w:val="14"/>
               </w:rPr>
-              <w:t>Audited consolidated financial statements, Riyadh Cables Group Company (KPMG, unmodified opinion), 31 Dec 2023: Islamic finance facilities and borrowings 722.1mn + lease liabilities (current 1.1mn + non-current 7.4mn)</w:t>
+              <w:t>Audited consolidated financial statements, Riyadh Cables Group Company (KPMG, unmodified opinion), total assets 31 Dec 2025</w:t>
             </w:r>
           </w:p>
         </w:tc>
@@ -4307,7 +4417,7 @@
                 <w:color w:val="1C3A36"/>
                 <w:sz w:val="14"/>
               </w:rPr>
-              <w:t>debt_fy24</w:t>
+              <w:t>debt_fy23</w:t>
             </w:r>
           </w:p>
         </w:tc>
@@ -4325,7 +4435,7 @@
                 <w:color w:val="1C3A36"/>
                 <w:sz w:val="14"/>
               </w:rPr>
-              <w:t>440.45</w:t>
+              <w:t>730.61</w:t>
             </w:r>
           </w:p>
         </w:tc>
@@ -4343,7 +4453,7 @@
                 <w:color w:val="1C3A36"/>
                 <w:sz w:val="14"/>
               </w:rPr>
-              <w:t>2025-03</w:t>
+              <w:t>2024-03</w:t>
             </w:r>
           </w:p>
         </w:tc>
@@ -4361,7 +4471,7 @@
                 <w:color w:val="1C3A36"/>
                 <w:sz w:val="14"/>
               </w:rPr>
-              <w:t>Audited consolidated financial statements, Riyadh Cables Group Company (KPMG, unmodified opinion), 31 Dec 2024: Islamic finance facilities 433.1mn + lease liabilities 7.4mn</w:t>
+              <w:t>Audited consolidated financial statements, Riyadh Cables Group Company (KPMG, unmodified opinion), 31 Dec 2023: Islamic finance facilities and borrowings 722.1mn + lease liabilities (current 1.1mn + non-current 7.4mn)</w:t>
             </w:r>
           </w:p>
         </w:tc>
@@ -4380,7 +4490,7 @@
                 <w:color w:val="1C3A36"/>
                 <w:sz w:val="14"/>
               </w:rPr>
-              <w:t>debt_fy25</w:t>
+              <w:t>debt_fy24</w:t>
             </w:r>
           </w:p>
         </w:tc>
@@ -4398,7 +4508,7 @@
                 <w:color w:val="1C3A36"/>
                 <w:sz w:val="14"/>
               </w:rPr>
-              <w:t>621.22</w:t>
+              <w:t>440.45</w:t>
             </w:r>
           </w:p>
         </w:tc>
@@ -4416,7 +4526,7 @@
                 <w:color w:val="1C3A36"/>
                 <w:sz w:val="14"/>
               </w:rPr>
-              <w:t>2026-03-26</w:t>
+              <w:t>2025-03</w:t>
             </w:r>
           </w:p>
         </w:tc>
@@ -4434,7 +4544,7 @@
                 <w:color w:val="1C3A36"/>
                 <w:sz w:val="14"/>
               </w:rPr>
-              <w:t>Audited consolidated financial statements, Riyadh Cables Group Company (KPMG, unmodified opinion), 31 Dec 2025: Islamic finance facilities and borrowings (current 585.2mn + non-current 24.6mn) + lease liabilities (current 2.0mn + non-current 9.4mn). The SAR ~1.1bn supplier-finance/reverse-factori…</w:t>
+              <w:t>Audited consolidated financial statements, Riyadh Cables Group Company (KPMG, unmodified opinion), 31 Dec 2024: Islamic finance facilities 433.1mn + lease liabilities 7.4mn</w:t>
             </w:r>
           </w:p>
         </w:tc>
@@ -4453,7 +4563,7 @@
                 <w:color w:val="1C3A36"/>
                 <w:sz w:val="14"/>
               </w:rPr>
-              <w:t>eqp_fy24</w:t>
+              <w:t>debt_fy25</w:t>
             </w:r>
           </w:p>
         </w:tc>
@@ -4471,7 +4581,7 @@
                 <w:color w:val="1C3A36"/>
                 <w:sz w:val="14"/>
               </w:rPr>
-              <w:t>2,624</w:t>
+              <w:t>621.22</w:t>
             </w:r>
           </w:p>
         </w:tc>
@@ -4489,7 +4599,7 @@
                 <w:color w:val="1C3A36"/>
                 <w:sz w:val="14"/>
               </w:rPr>
-              <w:t>2025-03</w:t>
+              <w:t>2026-03-26</w:t>
             </w:r>
           </w:p>
         </w:tc>
@@ -4507,7 +4617,7 @@
                 <w:color w:val="1C3A36"/>
                 <w:sz w:val="14"/>
               </w:rPr>
-              <w:t>Audited consolidated financial statements, Riyadh Cables Group Company (KPMG, unmodified opinion), equity attributable to shareholders 31 Dec 2024</w:t>
+              <w:t>Audited consolidated financial statements, Riyadh Cables Group Company (KPMG, unmodified opinion), 31 Dec 2025: Islamic finance facilities and borrowings (current 585.2mn + non-current 24.6mn) + lease liabilities (current 2.0mn + non-current 9.4mn). The SAR ~1.1bn supplier-finance/reverse-factori…</w:t>
             </w:r>
           </w:p>
         </w:tc>
@@ -4526,7 +4636,7 @@
                 <w:color w:val="1C3A36"/>
                 <w:sz w:val="14"/>
               </w:rPr>
-              <w:t>eqp_fy25</w:t>
+              <w:t>eqp_fy23</w:t>
             </w:r>
           </w:p>
         </w:tc>
@@ -4544,7 +4654,7 @@
                 <w:color w:val="1C3A36"/>
                 <w:sz w:val="14"/>
               </w:rPr>
-              <w:t>3,246</w:t>
+              <w:t>2,247</w:t>
             </w:r>
           </w:p>
         </w:tc>
@@ -4562,7 +4672,7 @@
                 <w:color w:val="1C3A36"/>
                 <w:sz w:val="14"/>
               </w:rPr>
-              <w:t>2026-03-26</w:t>
+              <w:t>2024-03</w:t>
             </w:r>
           </w:p>
         </w:tc>
@@ -4580,7 +4690,7 @@
                 <w:color w:val="1C3A36"/>
                 <w:sz w:val="14"/>
               </w:rPr>
-              <w:t>Audited consolidated financial statements, Riyadh Cables Group Company (KPMG, unmodified opinion), equity attributable to shareholders 31 Dec 2025</w:t>
+              <w:t>Audited consolidated financial statements, Riyadh Cables Group Company (KPMG, unmodified opinion), equity attributable to shareholders 31 Dec 2023 (total equity 2,246.20mn less non-controlling interests -0.55mn). ADDED at the critique response so the workbook balance-sheet history carries FY2023 …</w:t>
             </w:r>
           </w:p>
         </w:tc>
@@ -4599,7 +4709,7 @@
                 <w:color w:val="1C3A36"/>
                 <w:sz w:val="14"/>
               </w:rPr>
-              <w:t>nci_fy25</w:t>
+              <w:t>eqp_fy24</w:t>
             </w:r>
           </w:p>
         </w:tc>
@@ -4617,7 +4727,7 @@
                 <w:color w:val="1C3A36"/>
                 <w:sz w:val="14"/>
               </w:rPr>
-              <w:t>62.74</w:t>
+              <w:t>2,624</w:t>
             </w:r>
           </w:p>
         </w:tc>
@@ -4635,7 +4745,7 @@
                 <w:color w:val="1C3A36"/>
                 <w:sz w:val="14"/>
               </w:rPr>
-              <w:t>2026-03-26</w:t>
+              <w:t>2025-03</w:t>
             </w:r>
           </w:p>
         </w:tc>
@@ -4653,7 +4763,7 @@
                 <w:color w:val="1C3A36"/>
                 <w:sz w:val="14"/>
               </w:rPr>
-              <w:t>Audited consolidated financial statements, Riyadh Cables Group Company (KPMG, unmodified opinion), non-controlling interests 31 Dec 2025 — rose from -0.48mn to 62.7mn on the FY2025 acquisition of a subsidiary with NCI</w:t>
+              <w:t>Audited consolidated financial statements, Riyadh Cables Group Company (KPMG, unmodified opinion), equity attributable to shareholders 31 Dec 2024</w:t>
             </w:r>
           </w:p>
         </w:tc>
@@ -4672,7 +4782,7 @@
                 <w:color w:val="1C3A36"/>
                 <w:sz w:val="14"/>
               </w:rPr>
-              <w:t>assoc_fy25</w:t>
+              <w:t>eqp_fy25</w:t>
             </w:r>
           </w:p>
         </w:tc>
@@ -4690,7 +4800,7 @@
                 <w:color w:val="1C3A36"/>
                 <w:sz w:val="14"/>
               </w:rPr>
-              <w:t>31.85</w:t>
+              <w:t>3,246</w:t>
             </w:r>
           </w:p>
         </w:tc>
@@ -4726,7 +4836,7 @@
                 <w:color w:val="1C3A36"/>
                 <w:sz w:val="14"/>
               </w:rPr>
-              <w:t>Audited consolidated financial statements, Riyadh Cables Group Company (KPMG, unmodified opinion), equity-accounted investees carrying value 31 Dec 2025</w:t>
+              <w:t>Audited consolidated financial statements, Riyadh Cables Group Company (KPMG, unmodified opinion), equity attributable to shareholders 31 Dec 2025</w:t>
             </w:r>
           </w:p>
         </w:tc>
@@ -4745,7 +4855,7 @@
                 <w:color w:val="1C3A36"/>
                 <w:sz w:val="14"/>
               </w:rPr>
-              <w:t>nonop_fy25</w:t>
+              <w:t>nci_fy25</w:t>
             </w:r>
           </w:p>
         </w:tc>
@@ -4763,7 +4873,7 @@
                 <w:color w:val="1C3A36"/>
                 <w:sz w:val="14"/>
               </w:rPr>
-              <w:t>20.40</w:t>
+              <w:t>62.74</w:t>
             </w:r>
           </w:p>
         </w:tc>
@@ -4799,7 +4909,7 @@
                 <w:color w:val="1C3A36"/>
                 <w:sz w:val="14"/>
               </w:rPr>
-              <w:t>Audited consolidated financial statements, Riyadh Cables Group Company (KPMG, unmodified opinion), non-operating assets 31 Dec 2025: investments at FVOCI 10.37mn + investment property (land) 10.03mn</w:t>
+              <w:t>Audited consolidated financial statements, Riyadh Cables Group Company (KPMG, unmodified opinion), non-controlling interests 31 Dec 2025 — rose from -0.48mn to 62.7mn on the FY2025 acquisition of a subsidiary with NCI</w:t>
             </w:r>
           </w:p>
         </w:tc>
@@ -4818,7 +4928,7 @@
                 <w:color w:val="1C3A36"/>
                 <w:sz w:val="14"/>
               </w:rPr>
-              <w:t>total_equity_fy25</w:t>
+              <w:t>assoc_fy25</w:t>
             </w:r>
           </w:p>
         </w:tc>
@@ -4836,7 +4946,7 @@
                 <w:color w:val="1C3A36"/>
                 <w:sz w:val="14"/>
               </w:rPr>
-              <w:t>3,309</w:t>
+              <w:t>31.85</w:t>
             </w:r>
           </w:p>
         </w:tc>
@@ -4872,7 +4982,7 @@
                 <w:color w:val="1C3A36"/>
                 <w:sz w:val="14"/>
               </w:rPr>
-              <w:t>Audited consolidated financial statements, Riyadh Cables Group Company (KPMG, unmodified opinion), total equity 31 Dec 2025</w:t>
+              <w:t>Audited consolidated financial statements, Riyadh Cables Group Company (KPMG, unmodified opinion), equity-accounted investees carrying value 31 Dec 2025</w:t>
             </w:r>
           </w:p>
         </w:tc>
@@ -4891,7 +5001,7 @@
                 <w:color w:val="1C3A36"/>
                 <w:sz w:val="14"/>
               </w:rPr>
-              <w:t>capex_fy24</w:t>
+              <w:t>nonop_fy25</w:t>
             </w:r>
           </w:p>
         </w:tc>
@@ -4909,7 +5019,7 @@
                 <w:color w:val="1C3A36"/>
                 <w:sz w:val="14"/>
               </w:rPr>
-              <w:t>194.99</w:t>
+              <w:t>20.40</w:t>
             </w:r>
           </w:p>
         </w:tc>
@@ -4927,7 +5037,7 @@
                 <w:color w:val="1C3A36"/>
                 <w:sz w:val="14"/>
               </w:rPr>
-              <w:t>2025-03</w:t>
+              <w:t>2026-03-26</w:t>
             </w:r>
           </w:p>
         </w:tc>
@@ -4945,7 +5055,7 @@
                 <w:color w:val="1C3A36"/>
                 <w:sz w:val="14"/>
               </w:rPr>
-              <w:t>Audited consolidated financial statements, Riyadh Cables Group Company (KPMG, unmodified opinion), FY2024 cash-flow statement, purchase of property, plant and equipment</w:t>
+              <w:t>Audited consolidated financial statements, Riyadh Cables Group Company (KPMG, unmodified opinion), non-operating assets 31 Dec 2025: investments at FVOCI 10.37mn + investment property (land) 10.03mn</w:t>
             </w:r>
           </w:p>
         </w:tc>
@@ -4964,7 +5074,7 @@
                 <w:color w:val="1C3A36"/>
                 <w:sz w:val="14"/>
               </w:rPr>
-              <w:t>capex_fy25</w:t>
+              <w:t>total_equity_fy25</w:t>
             </w:r>
           </w:p>
         </w:tc>
@@ -4982,7 +5092,7 @@
                 <w:color w:val="1C3A36"/>
                 <w:sz w:val="14"/>
               </w:rPr>
-              <w:t>188.88</w:t>
+              <w:t>3,309</w:t>
             </w:r>
           </w:p>
         </w:tc>
@@ -5018,7 +5128,7 @@
                 <w:color w:val="1C3A36"/>
                 <w:sz w:val="14"/>
               </w:rPr>
-              <w:t>Audited consolidated financial statements, Riyadh Cables Group Company (KPMG, unmodified opinion), FY2025 cash-flow statement, purchase of property, plant and equipment (of which assets under construction 107.9mn)</w:t>
+              <w:t>Audited consolidated financial statements, Riyadh Cables Group Company (KPMG, unmodified opinion), total equity 31 Dec 2025</w:t>
             </w:r>
           </w:p>
         </w:tc>
@@ -5037,7 +5147,7 @@
                 <w:color w:val="1C3A36"/>
                 <w:sz w:val="14"/>
               </w:rPr>
-              <w:t>ocf_fy25</w:t>
+              <w:t>capex_fy24</w:t>
             </w:r>
           </w:p>
         </w:tc>
@@ -5055,7 +5165,7 @@
                 <w:color w:val="1C3A36"/>
                 <w:sz w:val="14"/>
               </w:rPr>
-              <w:t>969.02</w:t>
+              <w:t>194.99</w:t>
             </w:r>
           </w:p>
         </w:tc>
@@ -5073,7 +5183,7 @@
                 <w:color w:val="1C3A36"/>
                 <w:sz w:val="14"/>
               </w:rPr>
-              <w:t>2026-03-26</w:t>
+              <w:t>2025-03</w:t>
             </w:r>
           </w:p>
         </w:tc>
@@ -5091,7 +5201,7 @@
                 <w:color w:val="1C3A36"/>
                 <w:sz w:val="14"/>
               </w:rPr>
-              <w:t>Audited consolidated financial statements, Riyadh Cables Group Company (KPMG, unmodified opinion), FY2025 net cash from operating activities</w:t>
+              <w:t>Audited consolidated financial statements, Riyadh Cables Group Company (KPMG, unmodified opinion), FY2024 cash-flow statement, purchase of property, plant and equipment</w:t>
             </w:r>
           </w:p>
         </w:tc>
@@ -5110,7 +5220,7 @@
                 <w:color w:val="1C3A36"/>
                 <w:sz w:val="14"/>
               </w:rPr>
-              <w:t>div_paid_fy25</w:t>
+              <w:t>capex_fy25</w:t>
             </w:r>
           </w:p>
         </w:tc>
@@ -5128,7 +5238,7 @@
                 <w:color w:val="1C3A36"/>
                 <w:sz w:val="14"/>
               </w:rPr>
-              <w:t>598.99</w:t>
+              <w:t>188.88</w:t>
             </w:r>
           </w:p>
         </w:tc>
@@ -5164,7 +5274,7 @@
                 <w:color w:val="1C3A36"/>
                 <w:sz w:val="14"/>
               </w:rPr>
-              <w:t>Audited consolidated financial statements, Riyadh Cables Group Company (KPMG, unmodified opinion), FY2025 dividends paid (SAR 1.9/share final for FY2024 + SAR 1.9/share interim = SAR 3.8/share)</w:t>
+              <w:t>Audited consolidated financial statements, Riyadh Cables Group Company (KPMG, unmodified opinion), FY2025 cash-flow statement, purchase of property, plant and equipment (of which assets under construction 107.9mn)</w:t>
             </w:r>
           </w:p>
         </w:tc>
@@ -5183,7 +5293,7 @@
                 <w:color w:val="1C3A36"/>
                 <w:sz w:val="14"/>
               </w:rPr>
-              <w:t>materials_fy24</w:t>
+              <w:t>ocf_fy25</w:t>
             </w:r>
           </w:p>
         </w:tc>
@@ -5201,7 +5311,7 @@
                 <w:color w:val="1C3A36"/>
                 <w:sz w:val="14"/>
               </w:rPr>
-              <w:t>7,310</w:t>
+              <w:t>969.02</w:t>
             </w:r>
           </w:p>
         </w:tc>
@@ -5219,7 +5329,7 @@
                 <w:color w:val="1C3A36"/>
                 <w:sz w:val="14"/>
               </w:rPr>
-              <w:t>2025-03</w:t>
+              <w:t>2026-03-26</w:t>
             </w:r>
           </w:p>
         </w:tc>
@@ -5237,7 +5347,7 @@
                 <w:color w:val="1C3A36"/>
                 <w:sz w:val="14"/>
               </w:rPr>
-              <w:t>Audited consolidated financial statements, Riyadh Cables Group Company (KPMG, unmodified opinion), Note 34 cost of revenue, FY2024: materials (copper/aluminium/lead-dominated)</w:t>
+              <w:t>Audited consolidated financial statements, Riyadh Cables Group Company (KPMG, unmodified opinion), FY2025 net cash from operating activities</w:t>
             </w:r>
           </w:p>
         </w:tc>
@@ -5256,7 +5366,7 @@
                 <w:color w:val="1C3A36"/>
                 <w:sz w:val="14"/>
               </w:rPr>
-              <w:t>materials_fy25</w:t>
+              <w:t>div_paid_fy25</w:t>
             </w:r>
           </w:p>
         </w:tc>
@@ -5274,7 +5384,7 @@
                 <w:color w:val="1C3A36"/>
                 <w:sz w:val="14"/>
               </w:rPr>
-              <w:t>8,487</w:t>
+              <w:t>598.99</w:t>
             </w:r>
           </w:p>
         </w:tc>
@@ -5310,7 +5420,7 @@
                 <w:color w:val="1C3A36"/>
                 <w:sz w:val="14"/>
               </w:rPr>
-              <w:t>Audited consolidated financial statements, Riyadh Cables Group Company (KPMG, unmodified opinion), Note 34 cost of revenue, FY2025: materials — 94.9% of cost of revenue and 79.5% of sales; this is the metal-content leg</w:t>
+              <w:t>Audited consolidated financial statements, Riyadh Cables Group Company (KPMG, unmodified opinion), FY2025 dividends paid (SAR 1.9/share final for FY2024 + SAR 1.9/share interim = SAR 3.8/share)</w:t>
             </w:r>
           </w:p>
         </w:tc>
@@ -5329,7 +5439,7 @@
                 <w:color w:val="1C3A36"/>
                 <w:sz w:val="14"/>
               </w:rPr>
-              <w:t>conv_fy24</w:t>
+              <w:t>materials_fy24</w:t>
             </w:r>
           </w:p>
         </w:tc>
@@ -5347,7 +5457,7 @@
                 <w:color w:val="1C3A36"/>
                 <w:sz w:val="14"/>
               </w:rPr>
-              <w:t>410.37</w:t>
+              <w:t>7,310</w:t>
             </w:r>
           </w:p>
         </w:tc>
@@ -5383,7 +5493,7 @@
                 <w:color w:val="1C3A36"/>
                 <w:sz w:val="14"/>
               </w:rPr>
-              <w:t>Audited consolidated financial statements, Riyadh Cables Group Company (KPMG, unmodified opinion), Note 34, FY2024 conversion cost (salaries 228.7mn + depreciation 59.6mn + repairs 42.8mn + utilities 57.4mn + other 21.9mn)</w:t>
+              <w:t>Audited consolidated financial statements, Riyadh Cables Group Company (KPMG, unmodified opinion), Note 34 cost of revenue, FY2024: materials (copper/aluminium/lead-dominated)</w:t>
             </w:r>
           </w:p>
         </w:tc>
@@ -5402,7 +5512,7 @@
                 <w:color w:val="1C3A36"/>
                 <w:sz w:val="14"/>
               </w:rPr>
-              <w:t>conv_fy25</w:t>
+              <w:t>materials_fy25</w:t>
             </w:r>
           </w:p>
         </w:tc>
@@ -5420,7 +5530,7 @@
                 <w:color w:val="1C3A36"/>
                 <w:sz w:val="14"/>
               </w:rPr>
-              <w:t>453.35</w:t>
+              <w:t>8,487</w:t>
             </w:r>
           </w:p>
         </w:tc>
@@ -5456,7 +5566,7 @@
                 <w:color w:val="1C3A36"/>
                 <w:sz w:val="14"/>
               </w:rPr>
-              <w:t>Audited consolidated financial statements, Riyadh Cables Group Company (KPMG, unmodified opinion), Note 34, FY2025 conversion cost (salaries 244.6mn + depreciation 76.4mn + repairs 44.8mn + utilities 68.2mn + other 19.4mn) — the non-metal leg that escalates on domestic inflation, not metal</w:t>
+              <w:t>Audited consolidated financial statements, Riyadh Cables Group Company (KPMG, unmodified opinion), Note 34 cost of revenue, FY2025: materials — 94.9% of cost of revenue and 79.5% of sales; this is the metal-content leg</w:t>
             </w:r>
           </w:p>
         </w:tc>
@@ -5475,7 +5585,7 @@
                 <w:color w:val="1C3A36"/>
                 <w:sz w:val="14"/>
               </w:rPr>
-              <w:t>seg_rev_fy25</w:t>
+              <w:t>conv_fy24</w:t>
             </w:r>
           </w:p>
         </w:tc>
@@ -5493,7 +5603,7 @@
                 <w:color w:val="1C3A36"/>
                 <w:sz w:val="14"/>
               </w:rPr>
-              <w:t>cables=10414.170668; hv=230.839181; other=28.594413</w:t>
+              <w:t>410.37</w:t>
             </w:r>
           </w:p>
         </w:tc>
@@ -5511,7 +5621,7 @@
                 <w:color w:val="1C3A36"/>
                 <w:sz w:val="14"/>
               </w:rPr>
-              <w:t>2026-03-26</w:t>
+              <w:t>2025-03</w:t>
             </w:r>
           </w:p>
         </w:tc>
@@ -5529,7 +5639,7 @@
                 <w:color w:val="1C3A36"/>
                 <w:sz w:val="14"/>
               </w:rPr>
-              <w:t>Audited consolidated financial statements, Riyadh Cables Group Company (KPMG, unmodified opinion), Note 40 reporting segments, FY2025 revenue: Cables and wires, High-voltage cables (turnkey projects), Other (telephone cables and services). Sums exactly to consolidated revenue</w:t>
+              <w:t>Audited consolidated financial statements, Riyadh Cables Group Company (KPMG, unmodified opinion), Note 34, FY2024 conversion cost (salaries 228.7mn + depreciation 59.6mn + repairs 42.8mn + utilities 57.4mn + other 21.9mn)</w:t>
             </w:r>
           </w:p>
         </w:tc>
@@ -5548,7 +5658,7 @@
                 <w:color w:val="1C3A36"/>
                 <w:sz w:val="14"/>
               </w:rPr>
-              <w:t>seg_rev_fy24</w:t>
+              <w:t>conv_fy25</w:t>
             </w:r>
           </w:p>
         </w:tc>
@@ -5566,7 +5676,7 @@
                 <w:color w:val="1C3A36"/>
                 <w:sz w:val="14"/>
               </w:rPr>
-              <w:t>cables=8645.913121; hv=339.347923; other=22.099823</w:t>
+              <w:t>453.35</w:t>
             </w:r>
           </w:p>
         </w:tc>
@@ -5584,7 +5694,7 @@
                 <w:color w:val="1C3A36"/>
                 <w:sz w:val="14"/>
               </w:rPr>
-              <w:t>2025-03</w:t>
+              <w:t>2026-03-26</w:t>
             </w:r>
           </w:p>
         </w:tc>
@@ -5602,7 +5712,7 @@
                 <w:color w:val="1C3A36"/>
                 <w:sz w:val="14"/>
               </w:rPr>
-              <w:t>Audited consolidated financial statements, Riyadh Cables Group Company (KPMG, unmodified opinion), Note 40, FY2024 segment revenue</w:t>
+              <w:t>Audited consolidated financial statements, Riyadh Cables Group Company (KPMG, unmodified opinion), Note 34, FY2025 conversion cost (salaries 244.6mn + depreciation 76.4mn + repairs 44.8mn + utilities 68.2mn + other 19.4mn) — the non-metal leg that escalates on domestic inflation, not metal</w:t>
             </w:r>
           </w:p>
         </w:tc>
@@ -5621,7 +5731,7 @@
                 <w:color w:val="1C3A36"/>
                 <w:sz w:val="14"/>
               </w:rPr>
-              <w:t>seg_cost_fy25</w:t>
+              <w:t>seg_rev_fy25</w:t>
             </w:r>
           </w:p>
         </w:tc>
@@ -5639,7 +5749,7 @@
                 <w:color w:val="1C3A36"/>
                 <w:sz w:val="14"/>
               </w:rPr>
-              <w:t>cables=8716.728131; hv=211.498936; other=12.04734</w:t>
+              <w:t>cables=10414.170668; hv=230.839181; other=28.594413</w:t>
             </w:r>
           </w:p>
         </w:tc>
@@ -5675,7 +5785,7 @@
                 <w:color w:val="1C3A36"/>
                 <w:sz w:val="14"/>
               </w:rPr>
-              <w:t>Audited consolidated financial statements, Riyadh Cables Group Company (KPMG, unmodified opinion), Note 40, FY2025 segment cost of revenue</w:t>
+              <w:t>Audited consolidated financial statements, Riyadh Cables Group Company (KPMG, unmodified opinion), Note 40 reporting segments, FY2025 revenue: Cables and wires, High-voltage cables (turnkey projects), Other (telephone cables and services). Sums exactly to consolidated revenue</w:t>
             </w:r>
           </w:p>
         </w:tc>
@@ -5694,7 +5804,7 @@
                 <w:color w:val="1C3A36"/>
                 <w:sz w:val="14"/>
               </w:rPr>
-              <w:t>geo_ksa_fy25</w:t>
+              <w:t>seg_rev_fy24</w:t>
             </w:r>
           </w:p>
         </w:tc>
@@ -5712,7 +5822,7 @@
                 <w:color w:val="1C3A36"/>
                 <w:sz w:val="14"/>
               </w:rPr>
-              <w:t>7,812</w:t>
+              <w:t>cables=8645.913121; hv=339.347923; other=22.099823</w:t>
             </w:r>
           </w:p>
         </w:tc>
@@ -5730,7 +5840,7 @@
                 <w:color w:val="1C3A36"/>
                 <w:sz w:val="14"/>
               </w:rPr>
-              <w:t>2026-03-26</w:t>
+              <w:t>2025-03</w:t>
             </w:r>
           </w:p>
         </w:tc>
@@ -5748,7 +5858,7 @@
                 <w:color w:val="1C3A36"/>
                 <w:sz w:val="14"/>
               </w:rPr>
-              <w:t>Audited consolidated financial statements, Riyadh Cables Group Company (KPMG, unmodified opinion), Note 40 geographic split, FY2025 revenue inside Saudi Arabia (73.2% of sales)</w:t>
+              <w:t>Audited consolidated financial statements, Riyadh Cables Group Company (KPMG, unmodified opinion), Note 40, FY2024 segment revenue</w:t>
             </w:r>
           </w:p>
         </w:tc>
@@ -5767,7 +5877,7 @@
                 <w:color w:val="1C3A36"/>
                 <w:sz w:val="14"/>
               </w:rPr>
-              <w:t>geo_exp_fy25</w:t>
+              <w:t>seg_cost_fy25</w:t>
             </w:r>
           </w:p>
         </w:tc>
@@ -5785,7 +5895,7 @@
                 <w:color w:val="1C3A36"/>
                 <w:sz w:val="14"/>
               </w:rPr>
-              <w:t>2,862</w:t>
+              <w:t>cables=8716.728131; hv=211.498936; other=12.04734</w:t>
             </w:r>
           </w:p>
         </w:tc>
@@ -5821,7 +5931,7 @@
                 <w:color w:val="1C3A36"/>
                 <w:sz w:val="14"/>
               </w:rPr>
-              <w:t>Audited consolidated financial statements, Riyadh Cables Group Company (KPMG, unmodified opinion), Note 40, FY2025 revenue outside Saudi Arabia (26.8%), predominantly the UAE at ~SAR 2.2bn</w:t>
+              <w:t>Audited consolidated financial statements, Riyadh Cables Group Company (KPMG, unmodified opinion), Note 40, FY2025 segment cost of revenue</w:t>
             </w:r>
           </w:p>
         </w:tc>
@@ -5840,7 +5950,7 @@
                 <w:color w:val="1C3A36"/>
                 <w:sz w:val="14"/>
               </w:rPr>
-              <w:t>h1_26_rev</w:t>
+              <w:t>geo_ksa_fy25</w:t>
             </w:r>
           </w:p>
         </w:tc>
@@ -5858,7 +5968,7 @@
                 <w:color w:val="1C3A36"/>
                 <w:sz w:val="14"/>
               </w:rPr>
-              <w:t>5,698</w:t>
+              <w:t>7,812</w:t>
             </w:r>
           </w:p>
         </w:tc>
@@ -5876,7 +5986,7 @@
                 <w:color w:val="1C3A36"/>
                 <w:sz w:val="14"/>
               </w:rPr>
-              <w:t>2026-07-29</w:t>
+              <w:t>2026-03-26</w:t>
             </w:r>
           </w:p>
         </w:tc>
@@ -5894,7 +6004,7 @@
                 <w:color w:val="1C3A36"/>
                 <w:sz w:val="14"/>
               </w:rPr>
-              <w:t>Tadawul-filed reviewed interim results, six months to 30 Jun 2026 (announcement 29-Jul-2026): revenue</w:t>
+              <w:t>Audited consolidated financial statements, Riyadh Cables Group Company (KPMG, unmodified opinion), Note 40 geographic split, FY2025 revenue inside Saudi Arabia (73.2% of sales)</w:t>
             </w:r>
           </w:p>
         </w:tc>
@@ -5913,7 +6023,7 @@
                 <w:color w:val="1C3A36"/>
                 <w:sz w:val="14"/>
               </w:rPr>
-              <w:t>h1_26_gp</w:t>
+              <w:t>geo_exp_fy25</w:t>
             </w:r>
           </w:p>
         </w:tc>
@@ -5931,7 +6041,7 @@
                 <w:color w:val="1C3A36"/>
                 <w:sz w:val="14"/>
               </w:rPr>
-              <w:t>869.75</w:t>
+              <w:t>2,862</w:t>
             </w:r>
           </w:p>
         </w:tc>
@@ -5949,7 +6059,7 @@
                 <w:color w:val="1C3A36"/>
                 <w:sz w:val="14"/>
               </w:rPr>
-              <w:t>2026-07-29</w:t>
+              <w:t>2026-03-26</w:t>
             </w:r>
           </w:p>
         </w:tc>
@@ -5967,7 +6077,7 @@
                 <w:color w:val="1C3A36"/>
                 <w:sz w:val="14"/>
               </w:rPr>
-              <w:t>Tadawul-filed reviewed H1-2026 results: gross profit — FLAT year on year (-0.06%) on +9.5% revenue, so gross margin 15.26% vs H1-2025's 16.72% and FY2025's 16.24%</w:t>
+              <w:t>Audited consolidated financial statements, Riyadh Cables Group Company (KPMG, unmodified opinion), Note 40, FY2025 revenue outside Saudi Arabia (26.8%), predominantly the UAE at ~SAR 2.2bn</w:t>
             </w:r>
           </w:p>
         </w:tc>
@@ -5986,7 +6096,7 @@
                 <w:color w:val="1C3A36"/>
                 <w:sz w:val="14"/>
               </w:rPr>
-              <w:t>h1_26_op</w:t>
+              <w:t>h1_26_rev</w:t>
             </w:r>
           </w:p>
         </w:tc>
@@ -6004,7 +6114,7 @@
                 <w:color w:val="1C3A36"/>
                 <w:sz w:val="14"/>
               </w:rPr>
-              <w:t>669.74</w:t>
+              <w:t>5,698</w:t>
             </w:r>
           </w:p>
         </w:tc>
@@ -6040,7 +6150,7 @@
                 <w:color w:val="1C3A36"/>
                 <w:sz w:val="14"/>
               </w:rPr>
-              <w:t>Tadawul-filed reviewed H1-2026 results: operating profit</w:t>
+              <w:t>Tadawul-filed reviewed interim results, six months to 30 Jun 2026 (announcement 29-Jul-2026): revenue</w:t>
             </w:r>
           </w:p>
         </w:tc>
@@ -6059,7 +6169,7 @@
                 <w:color w:val="1C3A36"/>
                 <w:sz w:val="14"/>
               </w:rPr>
-              <w:t>h1_26_np</w:t>
+              <w:t>h1_26_gp</w:t>
             </w:r>
           </w:p>
         </w:tc>
@@ -6077,7 +6187,7 @@
                 <w:color w:val="1C3A36"/>
                 <w:sz w:val="14"/>
               </w:rPr>
-              <w:t>588.79</w:t>
+              <w:t>869.75</w:t>
             </w:r>
           </w:p>
         </w:tc>
@@ -6113,7 +6223,7 @@
                 <w:color w:val="1C3A36"/>
                 <w:sz w:val="14"/>
               </w:rPr>
-              <w:t>Tadawul-filed reviewed H1-2026 results: net profit to shareholders (+9.96% y/y)</w:t>
+              <w:t>Tadawul-filed reviewed H1-2026 results: gross profit — FLAT year on year (-0.06%) on +9.5% revenue, so gross margin 15.26% vs H1-2025's 16.72% and FY2025's 16.24%</w:t>
             </w:r>
           </w:p>
         </w:tc>
@@ -6132,7 +6242,7 @@
                 <w:color w:val="1C3A36"/>
                 <w:sz w:val="14"/>
               </w:rPr>
-              <w:t>spread_anchor</w:t>
+              <w:t>h1_26_op</w:t>
             </w:r>
           </w:p>
         </w:tc>
@@ -6150,7 +6260,7 @@
                 <w:color w:val="1C3A36"/>
                 <w:sz w:val="14"/>
               </w:rPr>
-              <w:t>0.1526</w:t>
+              <w:t>669.74</w:t>
             </w:r>
           </w:p>
         </w:tc>
@@ -6186,7 +6296,7 @@
                 <w:color w:val="1C3A36"/>
                 <w:sz w:val="14"/>
               </w:rPr>
-              <w:t>Gross margin the business sustains once the FY2024-25 metal tailwind has passed — the study's central contested judgement, anchored on the MOST RECENT REVIEWED ACTUAL: the H1-2026 gross margin of 15.26% (gross profit flat on +9.5% revenue), BELOW the FY2025 full-year 16.24% and H1-2025's 16.72%. …</w:t>
+              <w:t>Tadawul-filed reviewed H1-2026 results: operating profit</w:t>
             </w:r>
           </w:p>
         </w:tc>
@@ -6205,7 +6315,7 @@
                 <w:color w:val="1C3A36"/>
                 <w:sz w:val="14"/>
               </w:rPr>
-              <w:t>kd</w:t>
+              <w:t>h1_26_np</w:t>
             </w:r>
           </w:p>
         </w:tc>
@@ -6223,7 +6333,7 @@
                 <w:color w:val="1C3A36"/>
                 <w:sz w:val="14"/>
               </w:rPr>
-              <w:t>0.0590</w:t>
+              <w:t>588.79</w:t>
             </w:r>
           </w:p>
         </w:tc>
@@ -6241,7 +6351,7 @@
                 <w:color w:val="1C3A36"/>
                 <w:sz w:val="14"/>
               </w:rPr>
-              <w:t>2026-08-18</w:t>
+              <w:t>2026-07-29</w:t>
             </w:r>
           </w:p>
         </w:tc>
@@ -6259,7 +6369,7 @@
                 <w:color w:val="1C3A36"/>
                 <w:sz w:val="14"/>
               </w:rPr>
-              <w:t>Marginal cost of debt, pre-tax, in SAR. The company's Islamic Murabaha working-capital facilities price at SAIBOR plus a variable margin; 3-month SAIBOR ~5.2% (SAMA repo 4.25% plus the ~95bp SAIBOR-repo spread) plus a ~0.70% corporate margin. Sits ABOVE the 4.85% sovereign, as a same-currency cor…</w:t>
+              <w:t>Tadawul-filed reviewed H1-2026 results: net profit to shareholders (+9.96% y/y)</w:t>
             </w:r>
           </w:p>
         </w:tc>
@@ -6278,6 +6388,444 @@
                 <w:color w:val="1C3A36"/>
                 <w:sz w:val="14"/>
               </w:rPr>
+              <w:t>q1_26_rev</w:t>
+            </w:r>
+          </w:p>
+        </w:tc>
+        <w:tc>
+          <w:tcPr>
+            <w:tcW w:type="dxa" w:w="1440"/>
+          </w:tcPr>
+          <w:p>
+            <w:pPr>
+              <w:spacing w:after="20"/>
+              <w:jc w:val="right"/>
+            </w:pPr>
+            <w:r>
+              <w:rPr>
+                <w:color w:val="1C3A36"/>
+                <w:sz w:val="14"/>
+              </w:rPr>
+              <w:t>2,768</w:t>
+            </w:r>
+          </w:p>
+        </w:tc>
+        <w:tc>
+          <w:tcPr>
+            <w:tcW w:type="dxa" w:w="1008"/>
+          </w:tcPr>
+          <w:p>
+            <w:pPr>
+              <w:spacing w:after="20"/>
+              <w:jc w:val="right"/>
+            </w:pPr>
+            <w:r>
+              <w:rPr>
+                <w:color w:val="1C3A36"/>
+                <w:sz w:val="14"/>
+              </w:rPr>
+              <w:t>2026-05-05</w:t>
+            </w:r>
+          </w:p>
+        </w:tc>
+        <w:tc>
+          <w:tcPr>
+            <w:tcW w:type="dxa" w:w="5832"/>
+          </w:tcPr>
+          <w:p>
+            <w:pPr>
+              <w:spacing w:after="20"/>
+              <w:jc w:val="right"/>
+            </w:pPr>
+            <w:r>
+              <w:rPr>
+                <w:color w:val="1C3A36"/>
+                <w:sz w:val="14"/>
+              </w:rPr>
+              <w:t>Tadawul-filed Q1-2026 results (announcement 05-May-2026): revenue SAR 2,767.7mn (+11.2%)</w:t>
+            </w:r>
+          </w:p>
+        </w:tc>
+      </w:tr>
+      <w:tr>
+        <w:tc>
+          <w:tcPr>
+            <w:tcW w:type="dxa" w:w="1944"/>
+          </w:tcPr>
+          <w:p>
+            <w:pPr>
+              <w:spacing w:after="20"/>
+            </w:pPr>
+            <w:r>
+              <w:rPr>
+                <w:color w:val="1C3A36"/>
+                <w:sz w:val="14"/>
+              </w:rPr>
+              <w:t>q1_26_gp</w:t>
+            </w:r>
+          </w:p>
+        </w:tc>
+        <w:tc>
+          <w:tcPr>
+            <w:tcW w:type="dxa" w:w="1440"/>
+          </w:tcPr>
+          <w:p>
+            <w:pPr>
+              <w:spacing w:after="20"/>
+              <w:jc w:val="right"/>
+            </w:pPr>
+            <w:r>
+              <w:rPr>
+                <w:color w:val="1C3A36"/>
+                <w:sz w:val="14"/>
+              </w:rPr>
+              <w:t>430.54</w:t>
+            </w:r>
+          </w:p>
+        </w:tc>
+        <w:tc>
+          <w:tcPr>
+            <w:tcW w:type="dxa" w:w="1008"/>
+          </w:tcPr>
+          <w:p>
+            <w:pPr>
+              <w:spacing w:after="20"/>
+              <w:jc w:val="right"/>
+            </w:pPr>
+            <w:r>
+              <w:rPr>
+                <w:color w:val="1C3A36"/>
+                <w:sz w:val="14"/>
+              </w:rPr>
+              <w:t>2026-05-05</w:t>
+            </w:r>
+          </w:p>
+        </w:tc>
+        <w:tc>
+          <w:tcPr>
+            <w:tcW w:type="dxa" w:w="5832"/>
+          </w:tcPr>
+          <w:p>
+            <w:pPr>
+              <w:spacing w:after="20"/>
+              <w:jc w:val="right"/>
+            </w:pPr>
+            <w:r>
+              <w:rPr>
+                <w:color w:val="1C3A36"/>
+                <w:sz w:val="14"/>
+              </w:rPr>
+              <w:t>Tadawul-filed Q1-2026 results: gross profit SAR 430.5mn — Q1 gross margin 15.56%. With the H1 figures this pins the Q2-2026 margin at 14.99%: the intra-half path DETERIORATES (15.56% -&gt; 14.99%), disclosed in the crux at the critique response — the first edition showed only the H1 average</w:t>
+            </w:r>
+          </w:p>
+        </w:tc>
+      </w:tr>
+      <w:tr>
+        <w:tc>
+          <w:tcPr>
+            <w:tcW w:type="dxa" w:w="1944"/>
+          </w:tcPr>
+          <w:p>
+            <w:pPr>
+              <w:spacing w:after="20"/>
+            </w:pPr>
+            <w:r>
+              <w:rPr>
+                <w:color w:val="1C3A36"/>
+                <w:sz w:val="14"/>
+              </w:rPr>
+              <w:t>h1_25_rev</w:t>
+            </w:r>
+          </w:p>
+        </w:tc>
+        <w:tc>
+          <w:tcPr>
+            <w:tcW w:type="dxa" w:w="1440"/>
+          </w:tcPr>
+          <w:p>
+            <w:pPr>
+              <w:spacing w:after="20"/>
+              <w:jc w:val="right"/>
+            </w:pPr>
+            <w:r>
+              <w:rPr>
+                <w:color w:val="1C3A36"/>
+                <w:sz w:val="14"/>
+              </w:rPr>
+              <w:t>5,204</w:t>
+            </w:r>
+          </w:p>
+        </w:tc>
+        <w:tc>
+          <w:tcPr>
+            <w:tcW w:type="dxa" w:w="1008"/>
+          </w:tcPr>
+          <w:p>
+            <w:pPr>
+              <w:spacing w:after="20"/>
+              <w:jc w:val="right"/>
+            </w:pPr>
+            <w:r>
+              <w:rPr>
+                <w:color w:val="1C3A36"/>
+                <w:sz w:val="14"/>
+              </w:rPr>
+              <w:t>2026-07-29</w:t>
+            </w:r>
+          </w:p>
+        </w:tc>
+        <w:tc>
+          <w:tcPr>
+            <w:tcW w:type="dxa" w:w="5832"/>
+          </w:tcPr>
+          <w:p>
+            <w:pPr>
+              <w:spacing w:after="20"/>
+              <w:jc w:val="right"/>
+            </w:pPr>
+            <w:r>
+              <w:rPr>
+                <w:color w:val="1C3A36"/>
+                <w:sz w:val="14"/>
+              </w:rPr>
+              <w:t>Comparative six months to 30-Jun-2025, as filed with the reviewed H1-2026 interims: revenue SAR 5,203.9mn</w:t>
+            </w:r>
+          </w:p>
+        </w:tc>
+      </w:tr>
+      <w:tr>
+        <w:tc>
+          <w:tcPr>
+            <w:tcW w:type="dxa" w:w="1944"/>
+          </w:tcPr>
+          <w:p>
+            <w:pPr>
+              <w:spacing w:after="20"/>
+            </w:pPr>
+            <w:r>
+              <w:rPr>
+                <w:color w:val="1C3A36"/>
+                <w:sz w:val="14"/>
+              </w:rPr>
+              <w:t>h1_25_np</w:t>
+            </w:r>
+          </w:p>
+        </w:tc>
+        <w:tc>
+          <w:tcPr>
+            <w:tcW w:type="dxa" w:w="1440"/>
+          </w:tcPr>
+          <w:p>
+            <w:pPr>
+              <w:spacing w:after="20"/>
+              <w:jc w:val="right"/>
+            </w:pPr>
+            <w:r>
+              <w:rPr>
+                <w:color w:val="1C3A36"/>
+                <w:sz w:val="14"/>
+              </w:rPr>
+              <w:t>535.47</w:t>
+            </w:r>
+          </w:p>
+        </w:tc>
+        <w:tc>
+          <w:tcPr>
+            <w:tcW w:type="dxa" w:w="1008"/>
+          </w:tcPr>
+          <w:p>
+            <w:pPr>
+              <w:spacing w:after="20"/>
+              <w:jc w:val="right"/>
+            </w:pPr>
+            <w:r>
+              <w:rPr>
+                <w:color w:val="1C3A36"/>
+                <w:sz w:val="14"/>
+              </w:rPr>
+              <w:t>2026-07-29</w:t>
+            </w:r>
+          </w:p>
+        </w:tc>
+        <w:tc>
+          <w:tcPr>
+            <w:tcW w:type="dxa" w:w="5832"/>
+          </w:tcPr>
+          <w:p>
+            <w:pPr>
+              <w:spacing w:after="20"/>
+              <w:jc w:val="right"/>
+            </w:pPr>
+            <w:r>
+              <w:rPr>
+                <w:color w:val="1C3A36"/>
+                <w:sz w:val="14"/>
+              </w:rPr>
+              <w:t>Comparative H1-2025 net profit to shareholders SAR 535.5mn, as filed with the H1-2026 interims — used for the trailing-twelve-month earnings beside the FY2025 figure</w:t>
+            </w:r>
+          </w:p>
+        </w:tc>
+      </w:tr>
+      <w:tr>
+        <w:tc>
+          <w:tcPr>
+            <w:tcW w:type="dxa" w:w="1944"/>
+          </w:tcPr>
+          <w:p>
+            <w:pPr>
+              <w:spacing w:after="20"/>
+            </w:pPr>
+            <w:r>
+              <w:rPr>
+                <w:color w:val="1C3A36"/>
+                <w:sz w:val="14"/>
+              </w:rPr>
+              <w:t>spread_anchor</w:t>
+            </w:r>
+          </w:p>
+        </w:tc>
+        <w:tc>
+          <w:tcPr>
+            <w:tcW w:type="dxa" w:w="1440"/>
+          </w:tcPr>
+          <w:p>
+            <w:pPr>
+              <w:spacing w:after="20"/>
+              <w:jc w:val="right"/>
+            </w:pPr>
+            <w:r>
+              <w:rPr>
+                <w:color w:val="1C3A36"/>
+                <w:sz w:val="14"/>
+              </w:rPr>
+              <w:t>0.1526</w:t>
+            </w:r>
+          </w:p>
+        </w:tc>
+        <w:tc>
+          <w:tcPr>
+            <w:tcW w:type="dxa" w:w="1008"/>
+          </w:tcPr>
+          <w:p>
+            <w:pPr>
+              <w:spacing w:after="20"/>
+              <w:jc w:val="right"/>
+            </w:pPr>
+            <w:r>
+              <w:rPr>
+                <w:color w:val="1C3A36"/>
+                <w:sz w:val="14"/>
+              </w:rPr>
+              <w:t>2026-07-29</w:t>
+            </w:r>
+          </w:p>
+        </w:tc>
+        <w:tc>
+          <w:tcPr>
+            <w:tcW w:type="dxa" w:w="5832"/>
+          </w:tcPr>
+          <w:p>
+            <w:pPr>
+              <w:spacing w:after="20"/>
+              <w:jc w:val="right"/>
+            </w:pPr>
+            <w:r>
+              <w:rPr>
+                <w:color w:val="1C3A36"/>
+                <w:sz w:val="14"/>
+              </w:rPr>
+              <w:t>Gross margin the business sustains once the FY2024-25 metal tailwind has passed — the study's central contested judgement, anchored on the MOST RECENT REVIEWED ACTUAL: the H1-2026 gross margin of 15.26% (gross profit flat on +9.5% revenue), BELOW the FY2025 full-year 16.24% and H1-2025's 16.72%. …</w:t>
+            </w:r>
+          </w:p>
+        </w:tc>
+      </w:tr>
+      <w:tr>
+        <w:tc>
+          <w:tcPr>
+            <w:tcW w:type="dxa" w:w="1944"/>
+          </w:tcPr>
+          <w:p>
+            <w:pPr>
+              <w:spacing w:after="20"/>
+            </w:pPr>
+            <w:r>
+              <w:rPr>
+                <w:color w:val="1C3A36"/>
+                <w:sz w:val="14"/>
+              </w:rPr>
+              <w:t>kd</w:t>
+            </w:r>
+          </w:p>
+        </w:tc>
+        <w:tc>
+          <w:tcPr>
+            <w:tcW w:type="dxa" w:w="1440"/>
+          </w:tcPr>
+          <w:p>
+            <w:pPr>
+              <w:spacing w:after="20"/>
+              <w:jc w:val="right"/>
+            </w:pPr>
+            <w:r>
+              <w:rPr>
+                <w:color w:val="1C3A36"/>
+                <w:sz w:val="14"/>
+              </w:rPr>
+              <w:t>0.0590</w:t>
+            </w:r>
+          </w:p>
+        </w:tc>
+        <w:tc>
+          <w:tcPr>
+            <w:tcW w:type="dxa" w:w="1008"/>
+          </w:tcPr>
+          <w:p>
+            <w:pPr>
+              <w:spacing w:after="20"/>
+              <w:jc w:val="right"/>
+            </w:pPr>
+            <w:r>
+              <w:rPr>
+                <w:color w:val="1C3A36"/>
+                <w:sz w:val="14"/>
+              </w:rPr>
+              <w:t>2026-08-18</w:t>
+            </w:r>
+          </w:p>
+        </w:tc>
+        <w:tc>
+          <w:tcPr>
+            <w:tcW w:type="dxa" w:w="5832"/>
+          </w:tcPr>
+          <w:p>
+            <w:pPr>
+              <w:spacing w:after="20"/>
+              <w:jc w:val="right"/>
+            </w:pPr>
+            <w:r>
+              <w:rPr>
+                <w:color w:val="1C3A36"/>
+                <w:sz w:val="14"/>
+              </w:rPr>
+              <w:t>Marginal cost of debt, pre-tax, in SAR. The company's Islamic Murabaha working-capital facilities price at SAIBOR plus a variable margin; 3-month SAIBOR ~5.2% (SAMA repo 4.25% plus the ~95bp SAIBOR-repo spread) plus a ~0.70% corporate margin. Sits ABOVE the 4.85% sovereign, as a same-currency cor…</w:t>
+            </w:r>
+          </w:p>
+        </w:tc>
+      </w:tr>
+      <w:tr>
+        <w:tc>
+          <w:tcPr>
+            <w:tcW w:type="dxa" w:w="1944"/>
+          </w:tcPr>
+          <w:p>
+            <w:pPr>
+              <w:spacing w:after="20"/>
+            </w:pPr>
+            <w:r>
+              <w:rPr>
+                <w:color w:val="1C3A36"/>
+                <w:sz w:val="14"/>
+              </w:rPr>
               <w:t>div_window</w:t>
             </w:r>
           </w:p>
@@ -6296,7 +6844,7 @@
                 <w:color w:val="1C3A36"/>
                 <w:sz w:val="14"/>
               </w:rPr>
-              <w:t>1.9000</w:t>
+              <w:t>2.2500</w:t>
             </w:r>
           </w:p>
         </w:tc>
@@ -6332,7 +6880,80 @@
                 <w:color w:val="1C3A36"/>
                 <w:sz w:val="14"/>
               </w:rPr>
-              <w:t>SAR 1.9/share FY2025 final cash dividend paid inside the 31-Dec-2025-to-anchor window, netted from the rolled-forward value (the company pays semi-annually; the FY2025 final was declared with the March-2026 results)</w:t>
+              <w:t>SAR 2.25/share FY2025 final cash dividend — the only distribution inside the 31-Dec-2025-to-anchor window — netted from the rolled-forward value. FY2025 audited statements Note 47: SR 336.8mn at SR 2.25/share recommended 15-Mar-2026; approved at the EGM of 10-May-2026, ex-date 10-May-2026, paid 1…</w:t>
+            </w:r>
+          </w:p>
+        </w:tc>
+      </w:tr>
+      <w:tr>
+        <w:tc>
+          <w:tcPr>
+            <w:tcW w:type="dxa" w:w="1944"/>
+          </w:tcPr>
+          <w:p>
+            <w:pPr>
+              <w:spacing w:after="20"/>
+            </w:pPr>
+            <w:r>
+              <w:rPr>
+                <w:color w:val="1C3A36"/>
+                <w:sz w:val="14"/>
+              </w:rPr>
+              <w:t>payout</w:t>
+            </w:r>
+          </w:p>
+        </w:tc>
+        <w:tc>
+          <w:tcPr>
+            <w:tcW w:type="dxa" w:w="1440"/>
+          </w:tcPr>
+          <w:p>
+            <w:pPr>
+              <w:spacing w:after="20"/>
+              <w:jc w:val="right"/>
+            </w:pPr>
+            <w:r>
+              <w:rPr>
+                <w:color w:val="1C3A36"/>
+                <w:sz w:val="14"/>
+              </w:rPr>
+              <w:t>0.5500</w:t>
+            </w:r>
+          </w:p>
+        </w:tc>
+        <w:tc>
+          <w:tcPr>
+            <w:tcW w:type="dxa" w:w="1008"/>
+          </w:tcPr>
+          <w:p>
+            <w:pPr>
+              <w:spacing w:after="20"/>
+              <w:jc w:val="right"/>
+            </w:pPr>
+            <w:r>
+              <w:rPr>
+                <w:color w:val="1C3A36"/>
+                <w:sz w:val="14"/>
+              </w:rPr>
+              <w:t>2026-08-18</w:t>
+            </w:r>
+          </w:p>
+        </w:tc>
+        <w:tc>
+          <w:tcPr>
+            <w:tcW w:type="dxa" w:w="5832"/>
+          </w:tcPr>
+          <w:p>
+            <w:pPr>
+              <w:spacing w:after="20"/>
+              <w:jc w:val="right"/>
+            </w:pPr>
+            <w:r>
+              <w:rPr>
+                <w:color w:val="1C3A36"/>
+                <w:sz w:val="14"/>
+              </w:rPr>
+              <w:t>Forward dividend payout on attributable profit, semi-annual policy. Cash paid during FY2025 was SR 598.99mn = SR 4.00/share = 55.4% of the 7.22 EPS (Note 22 amounts; the note's 'SR 1.9 per share' labels contradict their own totals), so 55% is the actual recent payout held flat, not an aspiration.…</w:t>
             </w:r>
           </w:p>
         </w:tc>
@@ -6641,7 +7262,7 @@
                 <w:color w:val="1C3A36"/>
                 <w:sz w:val="14"/>
               </w:rPr>
-              <w:t>0.0485</w:t>
+              <w:t>0.0552</w:t>
             </w:r>
           </w:p>
         </w:tc>
@@ -6659,7 +7280,7 @@
                 <w:color w:val="1C3A36"/>
                 <w:sz w:val="14"/>
               </w:rPr>
-              <w:t>2026-08-18</w:t>
+              <w:t>2026-07-31</w:t>
             </w:r>
           </w:p>
         </w:tc>
@@ -6677,7 +7298,7 @@
                 <w:color w:val="1C3A36"/>
                 <w:sz w:val="14"/>
               </w:rPr>
-              <w:t>Saudi 10-year local-currency (SAR) government sukuk yield ~4.85%: the SAMA repo rate of 4.25% (held entering 2026; SAR is pegged to the US dollar so SAMA tracks the Fed) plus a ~60bp term premium on a broadly-normal SAR curve, cross-checked against the USD-pegged curve (10-year US Treasury ~4.3% …</w:t>
+              <w:t>Saudi 10-year local-currency (SAR) government sukuk yield 5.52%: the FTSE Saudi Arabian Government Bond Index factsheet dated 31-Jul-2026, 7-10 year maturity bucket yield-to-maturity 5.52% at an 8.24-year average life (whole index 5.48% at 7.88y; the curve is upward-sloping, 1-3y 5.22% through 10…</w:t>
             </w:r>
           </w:p>
         </w:tc>
@@ -6714,7 +7335,7 @@
                 <w:color w:val="1C3A36"/>
                 <w:sz w:val="14"/>
               </w:rPr>
-              <w:t>0.0051</w:t>
+              <w:t>0.0048</w:t>
             </w:r>
           </w:p>
         </w:tc>
@@ -6732,7 +7353,7 @@
                 <w:color w:val="1C3A36"/>
                 <w:sz w:val="14"/>
               </w:rPr>
-              <w:t>2026-01-05</w:t>
+              <w:t>2026-07-10</w:t>
             </w:r>
           </w:p>
         </w:tc>
@@ -6750,7 +7371,7 @@
                 <w:color w:val="1C3A36"/>
                 <w:sz w:val="14"/>
               </w:rPr>
-              <w:t>Saudi Arabia adjusted sovereign default spread 0.51% on the rating basis (Moody's Aa3), Damodaran country-risk-premium file, updated 5 January 2026. Netted out of the local-currency risk-free rate so sovereign default risk is not charged twice. The CDS-based spread is ~0.50%, essentially identica…</w:t>
+              <w:t>Saudi Arabia adjusted sovereign default spread 0.48% on the rating basis (Moody's Aa3), Damodaran country-risk dataset, July-2026 vintage — the dated update published ~10-Jul-2026, five weeks before the anchor (the first edition carried the January-2026 vintage's 0.51% while ctryprem.html still d…</w:t>
             </w:r>
           </w:p>
         </w:tc>
@@ -6787,7 +7408,7 @@
                 <w:color w:val="1C3A36"/>
                 <w:sz w:val="14"/>
               </w:rPr>
-              <w:t>0.0501</w:t>
+              <w:t>0.0494</w:t>
             </w:r>
           </w:p>
         </w:tc>
@@ -6805,7 +7426,7 @@
                 <w:color w:val="1C3A36"/>
                 <w:sz w:val="14"/>
               </w:rPr>
-              <w:t>2026-01-05</w:t>
+              <w:t>2026-07-10</w:t>
             </w:r>
           </w:p>
         </w:tc>
@@ -6823,7 +7444,7 @@
                 <w:color w:val="1C3A36"/>
                 <w:sz w:val="14"/>
               </w:rPr>
-              <w:t>Saudi Arabia total equity risk premium 5.01%, Damodaran country-risk-premium file, 5 January 2026: the 4.23% mature-market premium plus a 0.78% country risk premium (0.51% default spread scaled by relative equity volatility). Rating basis</w:t>
+              <w:t>Saudi Arabia total equity risk premium 4.94%, Damodaran country-risk dataset, July-2026 vintage: the 4.20% mature-market premium plus a 0.74% country risk premium. Rating basis. Updated from the January vintage's 5.01% at the critique response</w:t>
             </w:r>
           </w:p>
         </w:tc>
@@ -6842,6 +7463,152 @@
                 <w:color w:val="1C3A36"/>
                 <w:sz w:val="14"/>
               </w:rPr>
+              <w:t>erp_mature</w:t>
+            </w:r>
+          </w:p>
+        </w:tc>
+        <w:tc>
+          <w:tcPr>
+            <w:tcW w:type="dxa" w:w="1440"/>
+          </w:tcPr>
+          <w:p>
+            <w:pPr>
+              <w:spacing w:after="20"/>
+              <w:jc w:val="right"/>
+            </w:pPr>
+            <w:r>
+              <w:rPr>
+                <w:color w:val="1C3A36"/>
+                <w:sz w:val="14"/>
+              </w:rPr>
+              <w:t>0.0420</w:t>
+            </w:r>
+          </w:p>
+        </w:tc>
+        <w:tc>
+          <w:tcPr>
+            <w:tcW w:type="dxa" w:w="1008"/>
+          </w:tcPr>
+          <w:p>
+            <w:pPr>
+              <w:spacing w:after="20"/>
+              <w:jc w:val="right"/>
+            </w:pPr>
+            <w:r>
+              <w:rPr>
+                <w:color w:val="1C3A36"/>
+                <w:sz w:val="14"/>
+              </w:rPr>
+              <w:t>2026-07-10</w:t>
+            </w:r>
+          </w:p>
+        </w:tc>
+        <w:tc>
+          <w:tcPr>
+            <w:tcW w:type="dxa" w:w="5832"/>
+          </w:tcPr>
+          <w:p>
+            <w:pPr>
+              <w:spacing w:after="20"/>
+              <w:jc w:val="right"/>
+            </w:pPr>
+            <w:r>
+              <w:rPr>
+                <w:color w:val="1C3A36"/>
+                <w:sz w:val="14"/>
+              </w:rPr>
+              <w:t>Mature-market equity risk premium 4.20%, Damodaran July-2026 vintage — the base the Saudi ERP decomposes onto</w:t>
+            </w:r>
+          </w:p>
+        </w:tc>
+      </w:tr>
+      <w:tr>
+        <w:tc>
+          <w:tcPr>
+            <w:tcW w:type="dxa" w:w="1944"/>
+          </w:tcPr>
+          <w:p>
+            <w:pPr>
+              <w:spacing w:after="20"/>
+            </w:pPr>
+            <w:r>
+              <w:rPr>
+                <w:color w:val="1C3A36"/>
+                <w:sz w:val="14"/>
+              </w:rPr>
+              <w:t>erp_crp</w:t>
+            </w:r>
+          </w:p>
+        </w:tc>
+        <w:tc>
+          <w:tcPr>
+            <w:tcW w:type="dxa" w:w="1440"/>
+          </w:tcPr>
+          <w:p>
+            <w:pPr>
+              <w:spacing w:after="20"/>
+              <w:jc w:val="right"/>
+            </w:pPr>
+            <w:r>
+              <w:rPr>
+                <w:color w:val="1C3A36"/>
+                <w:sz w:val="14"/>
+              </w:rPr>
+              <w:t>0.0074</w:t>
+            </w:r>
+          </w:p>
+        </w:tc>
+        <w:tc>
+          <w:tcPr>
+            <w:tcW w:type="dxa" w:w="1008"/>
+          </w:tcPr>
+          <w:p>
+            <w:pPr>
+              <w:spacing w:after="20"/>
+              <w:jc w:val="right"/>
+            </w:pPr>
+            <w:r>
+              <w:rPr>
+                <w:color w:val="1C3A36"/>
+                <w:sz w:val="14"/>
+              </w:rPr>
+              <w:t>2026-07-10</w:t>
+            </w:r>
+          </w:p>
+        </w:tc>
+        <w:tc>
+          <w:tcPr>
+            <w:tcW w:type="dxa" w:w="5832"/>
+          </w:tcPr>
+          <w:p>
+            <w:pPr>
+              <w:spacing w:after="20"/>
+              <w:jc w:val="right"/>
+            </w:pPr>
+            <w:r>
+              <w:rPr>
+                <w:color w:val="1C3A36"/>
+                <w:sz w:val="14"/>
+              </w:rPr>
+              <w:t>Saudi country risk premium 0.74%, Damodaran July-2026 vintage (default spread scaled by relative equity volatility); erp_mature + erp_crp = erp, asserted</w:t>
+            </w:r>
+          </w:p>
+        </w:tc>
+      </w:tr>
+      <w:tr>
+        <w:tc>
+          <w:tcPr>
+            <w:tcW w:type="dxa" w:w="1944"/>
+          </w:tcPr>
+          <w:p>
+            <w:pPr>
+              <w:spacing w:after="20"/>
+            </w:pPr>
+            <w:r>
+              <w:rPr>
+                <w:color w:val="1C3A36"/>
+                <w:sz w:val="14"/>
+              </w:rPr>
               <w:t>erp_cds</w:t>
             </w:r>
           </w:p>
@@ -6896,7 +7663,7 @@
                 <w:color w:val="1C3A36"/>
                 <w:sz w:val="14"/>
               </w:rPr>
-              <w:t>Saudi Arabia equity risk premium on the CDS basis ~5.00% (CDS spread ~0.50%). Published beside the rating basis per the dual-ERP rule; the two converge for a high-grade sovereign</w:t>
+              <w:t>Saudi Arabia equity risk premium on the CDS basis ~5.00% (CDS spread ~0.50%), January-2026 vintage — the July CDS table was not sourced, so the CDS leg is FLAGGED as one vintage older than the rating leg. Published beside the rating basis per the dual-ERP rule; the two converge for a high-grade s…</w:t>
             </w:r>
           </w:p>
         </w:tc>
@@ -7331,7 +8098,7 @@
                 <w:color w:val="1C3A36"/>
                 <w:sz w:val="14"/>
               </w:rPr>
-              <w:t>104.80</w:t>
+              <w:t>104.90</w:t>
             </w:r>
           </w:p>
         </w:tc>
@@ -7367,7 +8134,299 @@
                 <w:color w:val="1C3A36"/>
                 <w:sz w:val="14"/>
               </w:rPr>
-              <w:t>Tadawul daily close, symbol 4142, uploaded price history</w:t>
+              <w:t>Tadawul settled close, symbol 4142, 18-Aug-2026 (-1.40 on the 106.30 previous close, exchange record via Argaam). The uploaded vendor row printed 104.80 — an unsettled intraday snapshot, revised to the settled print in engine/raw_ohlc/SA/RIYADHCABLE.csv at the critique response; the verbatim vend…</w:t>
+            </w:r>
+          </w:p>
+        </w:tc>
+      </w:tr>
+      <w:tr>
+        <w:tc>
+          <w:tcPr>
+            <w:tcW w:type="dxa" w:w="1944"/>
+          </w:tcPr>
+          <w:p>
+            <w:pPr>
+              <w:spacing w:after="20"/>
+            </w:pPr>
+            <w:r>
+              <w:rPr>
+                <w:color w:val="1C3A36"/>
+                <w:sz w:val="14"/>
+              </w:rPr>
+              <w:t>peer_prysmian_fwd</w:t>
+            </w:r>
+          </w:p>
+        </w:tc>
+        <w:tc>
+          <w:tcPr>
+            <w:tcW w:type="dxa" w:w="1440"/>
+          </w:tcPr>
+          <w:p>
+            <w:pPr>
+              <w:spacing w:after="20"/>
+              <w:jc w:val="right"/>
+            </w:pPr>
+            <w:r>
+              <w:rPr>
+                <w:color w:val="1C3A36"/>
+                <w:sz w:val="14"/>
+              </w:rPr>
+              <w:t>14.00</w:t>
+            </w:r>
+          </w:p>
+        </w:tc>
+        <w:tc>
+          <w:tcPr>
+            <w:tcW w:type="dxa" w:w="1008"/>
+          </w:tcPr>
+          <w:p>
+            <w:pPr>
+              <w:spacing w:after="20"/>
+              <w:jc w:val="right"/>
+            </w:pPr>
+            <w:r>
+              <w:rPr>
+                <w:color w:val="1C3A36"/>
+                <w:sz w:val="14"/>
+              </w:rPr>
+              <w:t>2026-08-18</w:t>
+            </w:r>
+          </w:p>
+        </w:tc>
+        <w:tc>
+          <w:tcPr>
+            <w:tcW w:type="dxa" w:w="5832"/>
+          </w:tcPr>
+          <w:p>
+            <w:pPr>
+              <w:spacing w:after="20"/>
+              <w:jc w:val="right"/>
+            </w:pPr>
+            <w:r>
+              <w:rPr>
+                <w:color w:val="1C3A36"/>
+                <w:sz w:val="14"/>
+              </w:rPr>
+              <w:t>Prysmian forward EV/EBITDA ~14x, recomputed from primary evidence at the anchor: FY2026 adjusted-EBITDA guidance RAISED to EUR 2.8-2.9bn on 30-Jul-2026 (company press release, record Q2 adj EBITDA EUR 730mn) against a mid-Aug market EV of ~EUR 40bn. Two independent recomputations put it 13.9-15x.…</w:t>
+            </w:r>
+          </w:p>
+        </w:tc>
+      </w:tr>
+      <w:tr>
+        <w:tc>
+          <w:tcPr>
+            <w:tcW w:type="dxa" w:w="1944"/>
+          </w:tcPr>
+          <w:p>
+            <w:pPr>
+              <w:spacing w:after="20"/>
+            </w:pPr>
+            <w:r>
+              <w:rPr>
+                <w:color w:val="1C3A36"/>
+                <w:sz w:val="14"/>
+              </w:rPr>
+              <w:t>peer_nexans_fwd</w:t>
+            </w:r>
+          </w:p>
+        </w:tc>
+        <w:tc>
+          <w:tcPr>
+            <w:tcW w:type="dxa" w:w="1440"/>
+          </w:tcPr>
+          <w:p>
+            <w:pPr>
+              <w:spacing w:after="20"/>
+              <w:jc w:val="right"/>
+            </w:pPr>
+            <w:r>
+              <w:rPr>
+                <w:color w:val="1C3A36"/>
+                <w:sz w:val="14"/>
+              </w:rPr>
+              <w:t>8.70</w:t>
+            </w:r>
+          </w:p>
+        </w:tc>
+        <w:tc>
+          <w:tcPr>
+            <w:tcW w:type="dxa" w:w="1008"/>
+          </w:tcPr>
+          <w:p>
+            <w:pPr>
+              <w:spacing w:after="20"/>
+              <w:jc w:val="right"/>
+            </w:pPr>
+            <w:r>
+              <w:rPr>
+                <w:color w:val="1C3A36"/>
+                <w:sz w:val="14"/>
+              </w:rPr>
+              <w:t>2026-08-18</w:t>
+            </w:r>
+          </w:p>
+        </w:tc>
+        <w:tc>
+          <w:tcPr>
+            <w:tcW w:type="dxa" w:w="5832"/>
+          </w:tcPr>
+          <w:p>
+            <w:pPr>
+              <w:spacing w:after="20"/>
+              <w:jc w:val="right"/>
+            </w:pPr>
+            <w:r>
+              <w:rPr>
+                <w:color w:val="1C3A36"/>
+                <w:sz w:val="14"/>
+              </w:rPr>
+              <w:t>Nexans forward EV/EBITDA ~8.7x (span 8.4-9.0x across two independent recomputations): FY2026 guidance raised to EUR 770-840mn (press release 29-Jul-2026) against an EV of ~EUR 7.0-7.2bn. The first edition's ~7.5x was modestly stale</w:t>
+            </w:r>
+          </w:p>
+        </w:tc>
+      </w:tr>
+      <w:tr>
+        <w:tc>
+          <w:tcPr>
+            <w:tcW w:type="dxa" w:w="1944"/>
+          </w:tcPr>
+          <w:p>
+            <w:pPr>
+              <w:spacing w:after="20"/>
+            </w:pPr>
+            <w:r>
+              <w:rPr>
+                <w:color w:val="1C3A36"/>
+                <w:sz w:val="14"/>
+              </w:rPr>
+              <w:t>peer_polycab_fwd</w:t>
+            </w:r>
+          </w:p>
+        </w:tc>
+        <w:tc>
+          <w:tcPr>
+            <w:tcW w:type="dxa" w:w="1440"/>
+          </w:tcPr>
+          <w:p>
+            <w:pPr>
+              <w:spacing w:after="20"/>
+              <w:jc w:val="right"/>
+            </w:pPr>
+            <w:r>
+              <w:rPr>
+                <w:color w:val="1C3A36"/>
+                <w:sz w:val="14"/>
+              </w:rPr>
+              <w:t>29.00</w:t>
+            </w:r>
+          </w:p>
+        </w:tc>
+        <w:tc>
+          <w:tcPr>
+            <w:tcW w:type="dxa" w:w="1008"/>
+          </w:tcPr>
+          <w:p>
+            <w:pPr>
+              <w:spacing w:after="20"/>
+              <w:jc w:val="right"/>
+            </w:pPr>
+            <w:r>
+              <w:rPr>
+                <w:color w:val="1C3A36"/>
+                <w:sz w:val="14"/>
+              </w:rPr>
+              <w:t>2026-08-18</w:t>
+            </w:r>
+          </w:p>
+        </w:tc>
+        <w:tc>
+          <w:tcPr>
+            <w:tcW w:type="dxa" w:w="5832"/>
+          </w:tcPr>
+          <w:p>
+            <w:pPr>
+              <w:spacing w:after="20"/>
+              <w:jc w:val="right"/>
+            </w:pPr>
+            <w:r>
+              <w:rPr>
+                <w:color w:val="1C3A36"/>
+                <w:sz w:val="14"/>
+              </w:rPr>
+              <w:t>Polycab India forward (NTM) EV/EBITDA ~29x (trailing ~33x). Cross-check context only</w:t>
+            </w:r>
+          </w:p>
+        </w:tc>
+      </w:tr>
+      <w:tr>
+        <w:tc>
+          <w:tcPr>
+            <w:tcW w:type="dxa" w:w="1944"/>
+          </w:tcPr>
+          <w:p>
+            <w:pPr>
+              <w:spacing w:after="20"/>
+            </w:pPr>
+            <w:r>
+              <w:rPr>
+                <w:color w:val="1C3A36"/>
+                <w:sz w:val="14"/>
+              </w:rPr>
+              <w:t>peer_kei_fwd</w:t>
+            </w:r>
+          </w:p>
+        </w:tc>
+        <w:tc>
+          <w:tcPr>
+            <w:tcW w:type="dxa" w:w="1440"/>
+          </w:tcPr>
+          <w:p>
+            <w:pPr>
+              <w:spacing w:after="20"/>
+              <w:jc w:val="right"/>
+            </w:pPr>
+            <w:r>
+              <w:rPr>
+                <w:color w:val="1C3A36"/>
+                <w:sz w:val="14"/>
+              </w:rPr>
+              <w:t>31.00</w:t>
+            </w:r>
+          </w:p>
+        </w:tc>
+        <w:tc>
+          <w:tcPr>
+            <w:tcW w:type="dxa" w:w="1008"/>
+          </w:tcPr>
+          <w:p>
+            <w:pPr>
+              <w:spacing w:after="20"/>
+              <w:jc w:val="right"/>
+            </w:pPr>
+            <w:r>
+              <w:rPr>
+                <w:color w:val="1C3A36"/>
+                <w:sz w:val="14"/>
+              </w:rPr>
+              <w:t>2026-08-18</w:t>
+            </w:r>
+          </w:p>
+        </w:tc>
+        <w:tc>
+          <w:tcPr>
+            <w:tcW w:type="dxa" w:w="5832"/>
+          </w:tcPr>
+          <w:p>
+            <w:pPr>
+              <w:spacing w:after="20"/>
+              <w:jc w:val="right"/>
+            </w:pPr>
+            <w:r>
+              <w:rPr>
+                <w:color w:val="1C3A36"/>
+                <w:sz w:val="14"/>
+              </w:rPr>
+              <w:t>KEI Industries forward (NTM) EV/EBITDA ~30-32x; ~24-25x only two years out (FY-Mar-2028 basis) — the first edition's '~24x' was a two-year-forward figure shown in an NTM column, corrected and year-labelled</w:t>
             </w:r>
           </w:p>
         </w:tc>
@@ -8041,7 +9100,7 @@
                 <w:color w:val="1C3A36"/>
                 <w:sz w:val="14"/>
               </w:rPr>
-              <w:t>0.019, 0.018, 0.017, 0.016, 0.016</w:t>
+              <w:t>0.019, 0.018, 0.018, 0.018, 0.018</w:t>
             </w:r>
           </w:p>
         </w:tc>
@@ -8077,7 +9136,7 @@
                 <w:color w:val="1C3A36"/>
                 <w:sz w:val="14"/>
               </w:rPr>
-              <w:t>Capital expenditure as a share of revenue, easing from the FY2025 level (188.9mn / 10,673.6mn = 1.77%) held broadly flat — a maintenance-plus-modest-capacity level for a plant already largely built out (FY2025 assets under construction were 107.9mn of the 188.9mn spend)</w:t>
+              <w:t>Capital expenditure as a share of revenue. Audited cash-flow-statement actuals: FY2024 195.0mn / 9,007.4mn = 2.17%, FY2025 188.9mn / 10,673.6mn = 1.77% (assets under construction 107.9mn of the FY2025 spend). The path starts between the two actual years and is FLOORED at the FY2025 actual 1.77% —…</w:t>
             </w:r>
           </w:p>
         </w:tc>
@@ -8260,7 +9319,7 @@
                 <w:color w:val="1C3A36"/>
                 <w:sz w:val="14"/>
               </w:rPr>
-              <w:t>0.0434</w:t>
+              <w:t>0.0504</w:t>
             </w:r>
           </w:p>
         </w:tc>
@@ -8296,7 +9355,7 @@
                 <w:color w:val="1C3A36"/>
                 <w:sz w:val="14"/>
               </w:rPr>
-              <w:t>Terminal risk-free rate = the normalised SAR risk-free (rf 4.85% less the 0.51% sovereign default spread) held flat: Saudi rates are already at a long-run level, so no crisis-premium normalisation is needed, unlike a high-inflation market</w:t>
+              <w:t>Terminal risk-free rate = the normalised SAR risk-free (rf 5.52% less the 0.48% sovereign default spread) held flat: Saudi rates are already at a long-run level, so no crisis-premium normalisation is needed, unlike a high-inflation market. Moves one-for-one with the corrected rf — the terminal bl…</w:t>
             </w:r>
           </w:p>
         </w:tc>
@@ -8333,7 +9392,7 @@
                 <w:color w:val="1C3A36"/>
                 <w:sz w:val="14"/>
               </w:rPr>
-              <w:t>0.0475</w:t>
+              <w:t>0.0468</w:t>
             </w:r>
           </w:p>
         </w:tc>
@@ -8369,7 +9428,7 @@
                 <w:color w:val="1C3A36"/>
                 <w:sz w:val="14"/>
               </w:rPr>
-              <w:t>Terminal equity risk premium 4.75%, a mild compression of the current 5.01% as the 0.78% country risk premium narrows with Vision-2030 diversification; never held at a crisis level, never below the mature-market base</w:t>
+              <w:t>Terminal equity risk premium 4.68%, the same 26bp compression of the current 4.94% the first edition applied to the January vintage (5.01% -&gt; 4.75%), as the country risk premium narrows with Vision-2030 diversification; never held at a crisis level, never below the mature-market base</w:t>
             </w:r>
           </w:p>
         </w:tc>
@@ -8552,7 +9611,7 @@
                 <w:color w:val="1C3A36"/>
                 <w:sz w:val="14"/>
               </w:rPr>
-              <w:t>0.0500</w:t>
+              <w:t>0.00</w:t>
             </w:r>
           </w:p>
         </w:tc>
@@ -8588,7 +9647,7 @@
                 <w:color w:val="1C3A36"/>
                 <w:sz w:val="14"/>
               </w:rPr>
-              <w:t>Terminal net-debt weight 5%, normalised modestly above today's ~2.4% to acknowledge the structural working-capital leverage a cable maker carries, while staying far below a geared capital structure this equity-funded company has never run</w:t>
+              <w:t>Terminal net-debt weight 0% — all-equity. CORRECTED at the critique response: the first edition normalised to 5% net debt, but the model's own forecast reaches net CASH from FY2028E (net financial debt -113 -&gt; -744 by FY2030E), so a levered terminal contradicted the build's own balance-sheet path…</w:t>
             </w:r>
           </w:p>
         </w:tc>
@@ -8807,7 +9866,7 @@
                 <w:color w:val="1C3A36"/>
                 <w:sz w:val="14"/>
               </w:rPr>
-              <w:t>Days from the DCF construction date (31 Dec 2025, the audited balance-sheet date the bridge is built on) to the 18 Aug 2026 anchor. Every lens value is rolled to the anchor at the cost of equity, net of the SAR 1.9/share FY2025 final dividend paid inside the window, so one date and one price of t…</w:t>
+              <w:t>Days from the DCF construction date (31 Dec 2025, the audited balance-sheet date the bridge is built on) to the 18 Aug 2026 anchor. Every lens value is rolled to the anchor at the cost of equity, net of the SAR 2.25/share FY2025 final dividend paid inside the window, so one date and one price of …</w:t>
             </w:r>
           </w:p>
         </w:tc>
@@ -8844,7 +9903,7 @@
                 <w:color w:val="1C3A36"/>
                 <w:sz w:val="14"/>
               </w:rPr>
-              <w:t>9.00</w:t>
+              <w:t>10.00</w:t>
             </w:r>
           </w:p>
         </w:tc>
@@ -8880,7 +9939,7 @@
                 <w:color w:val="1C3A36"/>
                 <w:sz w:val="14"/>
               </w:rPr>
-              <w:t>Justified EV/EBITDA on mid-cycle FY2027E EBITDA. Riyadh Cables trades ~11-12x trailing EV/EBITDA and ~14x earnings; global wire-and-cable peers (Nexans, Prysmian, KEI Industries, Polycab, Ducab) trade ~7-11x forward EV/EBITDA. 9.0x is a mid-range multiple reflecting a high-return Gulf leader with…</w:t>
+              <w:t>Justified EV/EBITDA on mid-cycle FY2027E EBITDA. The developed cable majors recomputed from their OWN guidance and market EV at the anchor date span ~8.5-14.5x forward (Prysmian ~14x, Nexans ~8.5-9x — see the peer inputs); the Indian growth names ~29-32x NTM. 10.0x is a DELIBERATE DISCOUNT to tha…</w:t>
             </w:r>
           </w:p>
         </w:tc>
@@ -8953,7 +10012,7 @@
                 <w:color w:val="1C3A36"/>
                 <w:sz w:val="14"/>
               </w:rPr>
-              <w:t>Justified through-cycle P/E on normalised earnings. 13.0x for a high-return, low-leverage regional champion with a ~10% cost of equity and mid-single-digit durable growth. Bear 10.0x / bull 16.0x</w:t>
+              <w:t>Justified through-cycle P/E on normalised earnings. 13.0x for a high-return, low-leverage regional champion with a ~10.6% cost of equity and mid-single-digit durable growth. Bear 10.0x / bull 16.0x</w:t>
             </w:r>
           </w:p>
         </w:tc>
@@ -9334,7 +10393,7 @@
                 <w:color w:val="1C3A36"/>
                 <w:sz w:val="15"/>
               </w:rPr>
-              <w:t>Cost of equity ~10%</w:t>
+              <w:t>Risk-free rate 5.52% (10y SAR)</w:t>
             </w:r>
           </w:p>
         </w:tc>
@@ -9352,7 +10411,7 @@
                 <w:color w:val="1C3A36"/>
                 <w:sz w:val="15"/>
               </w:rPr>
-              <w:t>beta 1.129 × ERP 5.01% + rf*</w:t>
+              <w:t>FTSE SAGBI 7–10y bucket, 31-Jul-2026</w:t>
             </w:r>
           </w:p>
         </w:tc>
@@ -9370,7 +10429,62 @@
                 <w:color w:val="1C3A36"/>
                 <w:sz w:val="15"/>
               </w:rPr>
-              <w:t>A materially different beta on a longer listed history, or a change in the Saudi sovereign premium</w:t>
+              <w:t>A dated, traded SAR curve observation materially different at a later anchor; priced ±50bp in the study</w:t>
+            </w:r>
+          </w:p>
+        </w:tc>
+      </w:tr>
+      <w:tr>
+        <w:tc>
+          <w:tcPr>
+            <w:tcW w:type="dxa" w:w="2736"/>
+          </w:tcPr>
+          <w:p>
+            <w:pPr>
+              <w:spacing w:after="20"/>
+            </w:pPr>
+            <w:r>
+              <w:rPr>
+                <w:color w:val="1C3A36"/>
+                <w:sz w:val="15"/>
+              </w:rPr>
+              <w:t>Cost of equity ~10.6%</w:t>
+            </w:r>
+          </w:p>
+        </w:tc>
+        <w:tc>
+          <w:tcPr>
+            <w:tcW w:type="dxa" w:w="2592"/>
+          </w:tcPr>
+          <w:p>
+            <w:pPr>
+              <w:spacing w:after="20"/>
+              <w:jc w:val="right"/>
+            </w:pPr>
+            <w:r>
+              <w:rPr>
+                <w:color w:val="1C3A36"/>
+                <w:sz w:val="15"/>
+              </w:rPr>
+              <w:t>beta 1.129 × ERP 4.94% + rf*</w:t>
+            </w:r>
+          </w:p>
+        </w:tc>
+        <w:tc>
+          <w:tcPr>
+            <w:tcW w:type="dxa" w:w="4896"/>
+          </w:tcPr>
+          <w:p>
+            <w:pPr>
+              <w:spacing w:after="20"/>
+              <w:jc w:val="right"/>
+            </w:pPr>
+            <w:r>
+              <w:rPr>
+                <w:color w:val="1C3A36"/>
+                <w:sz w:val="15"/>
+              </w:rPr>
+              <w:t>A materially different beta on a longer listed history (the 90% CI is 0.62–1.64 and is priced in the beta grid), or a change in the Saudi sovereign premium</w:t>
             </w:r>
           </w:p>
         </w:tc>
@@ -9843,7 +10957,7 @@
                 <w:color w:val="1C3A36"/>
                 <w:sz w:val="15"/>
               </w:rPr>
-              <w:t>The complete reviewed half-year balance sheet and cash flow</w:t>
+              <w:t>The complete reviewed half-year balance sheet and cash flow — in particular the 30-Jun-2026 net debt and working capital, to cross-check the model’s implied intra-year path</w:t>
             </w:r>
           </w:p>
         </w:tc>
@@ -9861,7 +10975,62 @@
                 <w:color w:val="1C3A36"/>
                 <w:sz w:val="15"/>
               </w:rPr>
-              <w:t>Only the summary reviewed results were reachable; used as the near-term anchor, with the full-year balance sheet (31-Dec-2025) as the bridge base</w:t>
+              <w:t>Only the summary reviewed results (P&amp;L and equity) were reachable; the bridge is built on the audited 31-Dec-2025 balance sheet and rolled at the cost of equity, and the unread 30-Jun balance sheet is an open follow-up item, stated here rather than papered over</w:t>
+            </w:r>
+          </w:p>
+        </w:tc>
+      </w:tr>
+      <w:tr>
+        <w:tc>
+          <w:tcPr>
+            <w:tcW w:type="dxa" w:w="2448"/>
+          </w:tcPr>
+          <w:p>
+            <w:pPr>
+              <w:spacing w:after="20"/>
+            </w:pPr>
+            <w:r>
+              <w:rPr>
+                <w:color w:val="1C3A36"/>
+                <w:sz w:val="15"/>
+              </w:rPr>
+              <w:t>July-2026 CDS-basis ERP table</w:t>
+            </w:r>
+          </w:p>
+        </w:tc>
+        <w:tc>
+          <w:tcPr>
+            <w:tcW w:type="dxa" w:w="2880"/>
+          </w:tcPr>
+          <w:p>
+            <w:pPr>
+              <w:spacing w:after="20"/>
+              <w:jc w:val="right"/>
+            </w:pPr>
+            <w:r>
+              <w:rPr>
+                <w:color w:val="1C3A36"/>
+                <w:sz w:val="15"/>
+              </w:rPr>
+              <w:t>The CDS leg of the dual-basis equity risk premium at the July vintage</w:t>
+            </w:r>
+          </w:p>
+        </w:tc>
+        <w:tc>
+          <w:tcPr>
+            <w:tcW w:type="dxa" w:w="4896"/>
+          </w:tcPr>
+          <w:p>
+            <w:pPr>
+              <w:spacing w:after="20"/>
+              <w:jc w:val="right"/>
+            </w:pPr>
+            <w:r>
+              <w:rPr>
+                <w:color w:val="1C3A36"/>
+                <w:sz w:val="15"/>
+              </w:rPr>
+              <w:t>Not sourced; the CDS-basis figure quoted is the January vintage and is flagged as one vintage older than the rating leg</w:t>
             </w:r>
           </w:p>
         </w:tc>
@@ -10007,7 +11176,7 @@
           <w:color w:val="1C3A36"/>
           <w:sz w:val="21"/>
         </w:rPr>
-        <w:t>Where public aggregators (used only as cross-checks) were consulted, their headline figures were consistent with the audited statements: 2025 revenue near SAR 10.67bn and net profit near SAR 1.08bn matched the audited income statement, and the Tadawul-filed results announcements matched the underlying statements. No material discrepancy was found; in every case the audited or exchange-filed figure was used and the aggregator was discarded.</w:t>
+        <w:t>Where public aggregators (used only as cross-checks) were consulted, their headline figures were consistent with the audited statements: 2025 revenue near SAR 10.67bn and net profit near SAR 1.08bn matched the audited income statement, and the Tadawul-filed results announcements matched the underlying statements. Two discrepancies are recorded. First, the uploaded price-history export printed the 18-Aug-2026 close as SAR 104.80 — an unsettled intraday snapshot; the exchange’s settled record shows SAR 104.90 (−1.40 on the 106.30 previous close), and the settled print is used, with the library row revised and the raw export kept unchanged. Second, Note 22 of the FY2025 statements labels the two dividends paid during 2025 “SR 1.9 per share” while stating each at SR 299.4mn — amounts that imply SR 2.00 per share on the 149.7mn shares outstanding; the amounts govern and the label is treated as a filing typo. In every case the audited amount or exchange-filed figure was used.</w:t>
       </w:r>
     </w:p>
     <w:p>

--- a/engine/riyadhcable_study/RIYADHCABLE_Bibliography_18-08-2026.docx
+++ b/engine/riyadhcable_study/RIYADHCABLE_Bibliography_18-08-2026.docx
@@ -575,7 +575,7 @@
                 <w:color w:val="1C3A36"/>
                 <w:sz w:val="16"/>
               </w:rPr>
-              <w:t>Country risk premium data, July 2026 update</w:t>
+              <w:t>Country risk premium data, July 2026 vintage</w:t>
             </w:r>
           </w:p>
         </w:tc>
@@ -593,7 +593,7 @@
                 <w:color w:val="1C3A36"/>
                 <w:sz w:val="16"/>
               </w:rPr>
-              <w:t>A. Damodaran (NYU Stern), Jul 2026</w:t>
+              <w:t>A. Damodaran (NYU Stern), ~10 Jul 2026</w:t>
             </w:r>
           </w:p>
         </w:tc>
@@ -611,7 +611,7 @@
                 <w:color w:val="1C3A36"/>
                 <w:sz w:val="16"/>
               </w:rPr>
-              <w:t>Saudi Arabia rating (Aa3), sovereign default spread 0.48%, country risk premium, equity risk premium 4.94% — the July vintage, superseding the January figures used in the first edition</w:t>
+              <w:t>Saudi Arabia rating (Aa3), sovereign default spread 0.48%, country risk premium 0.74%, equity risk premium 4.94% (the CDS-basis figure is the January vintage and is flagged as such)</w:t>
             </w:r>
           </w:p>
         </w:tc>
@@ -630,7 +630,7 @@
                 <w:color w:val="1C3A36"/>
                 <w:sz w:val="16"/>
               </w:rPr>
-              <w:t>SAR government sukuk yield curve</w:t>
+              <w:t>FTSE Saudi Arabian Government Bond Index factsheet, 31 Jul 2026</w:t>
             </w:r>
           </w:p>
         </w:tc>
@@ -648,7 +648,7 @@
                 <w:color w:val="1C3A36"/>
                 <w:sz w:val="16"/>
               </w:rPr>
-              <w:t>FTSE Russell (Saudi Government Bond Index, 31 Jul 2026); S&amp;P DJI (iBoxx Tadawul SAR Government Sukuk, Q1 2026)</w:t>
+              <w:t>FTSE Russell (LSEG)</w:t>
             </w:r>
           </w:p>
         </w:tc>
@@ -666,7 +666,7 @@
                 <w:color w:val="1C3A36"/>
                 <w:sz w:val="16"/>
               </w:rPr>
-              <w:t>The 10-year SAR risk-free rate (5.50%), re-derived from the published sukuk curve after an earlier estimate sat below it</w:t>
+              <w:t>The 10-year SAR risk-free rate: 7–10-year bucket yield-to-maturity 5.52% at an 8.24-year average life, on an upward-sloping curve (whole index 5.48%); corroborated by FRED (US 10-year 4.68–4.72%) plus the Saudi USD new-issue spread, and by the SAR sukuk index level</w:t>
             </w:r>
           </w:p>
         </w:tc>
@@ -685,7 +685,7 @@
                 <w:color w:val="1C3A36"/>
                 <w:sz w:val="16"/>
               </w:rPr>
-              <w:t>Tadawul All Share Index (TASI) price history</w:t>
+              <w:t>Dividend record, symbol 4142</w:t>
             </w:r>
           </w:p>
         </w:tc>
@@ -703,7 +703,7 @@
                 <w:color w:val="1C3A36"/>
                 <w:sz w:val="16"/>
               </w:rPr>
-              <w:t>Saudi Exchange</w:t>
+              <w:t>Saudi Exchange / Argaam dividend table</w:t>
             </w:r>
           </w:p>
         </w:tc>
@@ -721,7 +721,7 @@
                 <w:color w:val="1C3A36"/>
                 <w:sz w:val="16"/>
               </w:rPr>
-              <w:t>The index against which the stock’s beta is estimated</w:t>
+              <w:t>The FY2025 final dividend: SR 336.86mn at SR 2.25/share, announced 15-Mar-2026, ex 10-May-2026, paid 18-May-2026 — the only distribution in the roll window (cross-checked against Note 47 of the audited statements)</w:t>
             </w:r>
           </w:p>
         </w:tc>
@@ -740,7 +740,7 @@
                 <w:color w:val="1C3A36"/>
                 <w:sz w:val="16"/>
               </w:rPr>
-              <w:t>Policy rate and SAIBOR references</w:t>
+              <w:t>Tadawul All Share Index (TASI) price history</w:t>
             </w:r>
           </w:p>
         </w:tc>
@@ -758,7 +758,7 @@
                 <w:color w:val="1C3A36"/>
                 <w:sz w:val="16"/>
               </w:rPr>
-              <w:t>SAMA, Aug 2026</w:t>
+              <w:t>Saudi Exchange</w:t>
             </w:r>
           </w:p>
         </w:tc>
@@ -776,7 +776,62 @@
                 <w:color w:val="1C3A36"/>
                 <w:sz w:val="16"/>
               </w:rPr>
-              <w:t>The repo/SAIBOR reference behind the marginal cost of debt</w:t>
+              <w:t>The index against which the stock’s beta is estimated</w:t>
+            </w:r>
+          </w:p>
+        </w:tc>
+      </w:tr>
+      <w:tr>
+        <w:tc>
+          <w:tcPr>
+            <w:tcW w:type="dxa" w:w="3600"/>
+          </w:tcPr>
+          <w:p>
+            <w:pPr>
+              <w:spacing w:after="20"/>
+            </w:pPr>
+            <w:r>
+              <w:rPr>
+                <w:color w:val="1C3A36"/>
+                <w:sz w:val="16"/>
+              </w:rPr>
+              <w:t>Policy rate and yield references</w:t>
+            </w:r>
+          </w:p>
+        </w:tc>
+        <w:tc>
+          <w:tcPr>
+            <w:tcW w:type="dxa" w:w="2448"/>
+          </w:tcPr>
+          <w:p>
+            <w:pPr>
+              <w:spacing w:after="20"/>
+              <w:jc w:val="right"/>
+            </w:pPr>
+            <w:r>
+              <w:rPr>
+                <w:color w:val="1C3A36"/>
+                <w:sz w:val="16"/>
+              </w:rPr>
+              <w:t>SAMA; sovereign yield sources, Aug 2026</w:t>
+            </w:r>
+          </w:p>
+        </w:tc>
+        <w:tc>
+          <w:tcPr>
+            <w:tcW w:type="dxa" w:w="4176"/>
+          </w:tcPr>
+          <w:p>
+            <w:pPr>
+              <w:spacing w:after="20"/>
+              <w:jc w:val="right"/>
+            </w:pPr>
+            <w:r>
+              <w:rPr>
+                <w:color w:val="1C3A36"/>
+                <w:sz w:val="16"/>
+              </w:rPr>
+              <w:t>The SAIBOR leg of the marginal cost-of-debt estimate</w:t>
             </w:r>
           </w:p>
         </w:tc>
@@ -2883,7 +2938,7 @@
                 <w:color w:val="1C3A36"/>
                 <w:sz w:val="14"/>
               </w:rPr>
-              <w:t>Audited consolidated financial statements, Riyadh Cables Group Company (KPMG, unmodified opinion), FY2023 cash-flow statement: PP&amp;E depreciation 59.53mn + intangibles amortisation 5.57mn + right-of-use depreciation 1.33mn = 66.43mn (corrected from the first edition, which carried the FY2024 figur…</w:t>
+              <w:t>Audited consolidated financial statements, Riyadh Cables Group Company (KPMG, unmodified opinion), FY2023 statements' own notes: PP&amp;E depreciation 59.53mn + intangibles amortisation 5.57mn + right-of-use depreciation 1.33mn = 66.43mn. ADDED at the critique response — the first edition carried FY2…</w:t>
             </w:r>
           </w:p>
         </w:tc>
@@ -3759,7 +3814,7 @@
                 <w:color w:val="1C3A36"/>
                 <w:sz w:val="14"/>
               </w:rPr>
-              <w:t>Audited consolidated financial statements, Riyadh Cables Group Company (KPMG, unmodified opinion), 31 Dec 2023: trade and other payables 1,195.4mn + accrued expenses and other liabilities 266.5mn + contract liabilities 25.0mn. The accrued line was omitted from the first edition's FY2023 payables,…</w:t>
+              <w:t>Audited consolidated financial statements, Riyadh Cables Group Company (KPMG, unmodified opinion), 31 Dec 2023: trade and other payables 1,195.4mn + contract liabilities 25.0mn + accrued expenses and other current liabilities 266.5mn (Note 25; includes advances from customers 153.0mn, the FY2023 …</w:t>
             </w:r>
           </w:p>
         </w:tc>
@@ -4635,7 +4690,7 @@
                 <w:color w:val="1C3A36"/>
                 <w:sz w:val="14"/>
               </w:rPr>
-              <w:t>Audited consolidated financial statements, Riyadh Cables Group Company (KPMG, unmodified opinion), equity attributable to shareholders 31 Dec 2023 (total equity 2,246.2mn less NCI of -0.5mn)</w:t>
+              <w:t>Audited consolidated financial statements, Riyadh Cables Group Company (KPMG, unmodified opinion), equity attributable to shareholders 31 Dec 2023 (total equity 2,246.20mn less non-controlling interests -0.55mn). ADDED at the critique response so the workbook balance-sheet history carries FY2023 …</w:t>
             </w:r>
           </w:p>
         </w:tc>
@@ -6333,7 +6388,7 @@
                 <w:color w:val="1C3A36"/>
                 <w:sz w:val="14"/>
               </w:rPr>
-              <w:t>spread_anchor</w:t>
+              <w:t>q1_26_rev</w:t>
             </w:r>
           </w:p>
         </w:tc>
@@ -6351,7 +6406,7 @@
                 <w:color w:val="1C3A36"/>
                 <w:sz w:val="14"/>
               </w:rPr>
-              <w:t>0.1526</w:t>
+              <w:t>2,768</w:t>
             </w:r>
           </w:p>
         </w:tc>
@@ -6369,7 +6424,7 @@
                 <w:color w:val="1C3A36"/>
                 <w:sz w:val="14"/>
               </w:rPr>
-              <w:t>2026-07-29</w:t>
+              <w:t>2026-05-05</w:t>
             </w:r>
           </w:p>
         </w:tc>
@@ -6387,7 +6442,7 @@
                 <w:color w:val="1C3A36"/>
                 <w:sz w:val="14"/>
               </w:rPr>
-              <w:t>Gross margin the business sustains once the FY2024-25 metal tailwind has passed — the study's central contested judgement, anchored on the MOST RECENT REVIEWED ACTUAL: the H1-2026 gross margin of 15.26% (gross profit flat on +9.5% revenue), BELOW the FY2025 full-year 16.24% and H1-2025's 16.72%. …</w:t>
+              <w:t>Tadawul-filed Q1-2026 results (announcement 05-May-2026): revenue SAR 2,767.7mn (+11.2%)</w:t>
             </w:r>
           </w:p>
         </w:tc>
@@ -6406,7 +6461,7 @@
                 <w:color w:val="1C3A36"/>
                 <w:sz w:val="14"/>
               </w:rPr>
-              <w:t>kd</w:t>
+              <w:t>q1_26_gp</w:t>
             </w:r>
           </w:p>
         </w:tc>
@@ -6424,7 +6479,7 @@
                 <w:color w:val="1C3A36"/>
                 <w:sz w:val="14"/>
               </w:rPr>
-              <w:t>0.0590</w:t>
+              <w:t>430.54</w:t>
             </w:r>
           </w:p>
         </w:tc>
@@ -6442,7 +6497,7 @@
                 <w:color w:val="1C3A36"/>
                 <w:sz w:val="14"/>
               </w:rPr>
-              <w:t>2026-08-18</w:t>
+              <w:t>2026-05-05</w:t>
             </w:r>
           </w:p>
         </w:tc>
@@ -6460,7 +6515,7 @@
                 <w:color w:val="1C3A36"/>
                 <w:sz w:val="14"/>
               </w:rPr>
-              <w:t>Marginal cost of debt, pre-tax, in SAR. The company's Islamic Murabaha working-capital facilities price at SAIBOR plus a variable margin; 3-month SAIBOR ~5.2% (SAMA repo 4.25% plus the ~95bp SAIBOR-repo spread) plus a ~0.70% corporate margin. Sits above the 5.50% ten-year sovereign sukuk yield, a…</w:t>
+              <w:t>Tadawul-filed Q1-2026 results: gross profit SAR 430.5mn — Q1 gross margin 15.56%. With the H1 figures this pins the Q2-2026 margin at 14.99%: the intra-half path DETERIORATES (15.56% -&gt; 14.99%), disclosed in the crux at the critique response — the first edition showed only the H1 average</w:t>
             </w:r>
           </w:p>
         </w:tc>
@@ -6479,6 +6534,298 @@
                 <w:color w:val="1C3A36"/>
                 <w:sz w:val="14"/>
               </w:rPr>
+              <w:t>h1_25_rev</w:t>
+            </w:r>
+          </w:p>
+        </w:tc>
+        <w:tc>
+          <w:tcPr>
+            <w:tcW w:type="dxa" w:w="1440"/>
+          </w:tcPr>
+          <w:p>
+            <w:pPr>
+              <w:spacing w:after="20"/>
+              <w:jc w:val="right"/>
+            </w:pPr>
+            <w:r>
+              <w:rPr>
+                <w:color w:val="1C3A36"/>
+                <w:sz w:val="14"/>
+              </w:rPr>
+              <w:t>5,204</w:t>
+            </w:r>
+          </w:p>
+        </w:tc>
+        <w:tc>
+          <w:tcPr>
+            <w:tcW w:type="dxa" w:w="1008"/>
+          </w:tcPr>
+          <w:p>
+            <w:pPr>
+              <w:spacing w:after="20"/>
+              <w:jc w:val="right"/>
+            </w:pPr>
+            <w:r>
+              <w:rPr>
+                <w:color w:val="1C3A36"/>
+                <w:sz w:val="14"/>
+              </w:rPr>
+              <w:t>2026-07-29</w:t>
+            </w:r>
+          </w:p>
+        </w:tc>
+        <w:tc>
+          <w:tcPr>
+            <w:tcW w:type="dxa" w:w="5832"/>
+          </w:tcPr>
+          <w:p>
+            <w:pPr>
+              <w:spacing w:after="20"/>
+              <w:jc w:val="right"/>
+            </w:pPr>
+            <w:r>
+              <w:rPr>
+                <w:color w:val="1C3A36"/>
+                <w:sz w:val="14"/>
+              </w:rPr>
+              <w:t>Comparative six months to 30-Jun-2025, as filed with the reviewed H1-2026 interims: revenue SAR 5,203.9mn</w:t>
+            </w:r>
+          </w:p>
+        </w:tc>
+      </w:tr>
+      <w:tr>
+        <w:tc>
+          <w:tcPr>
+            <w:tcW w:type="dxa" w:w="1944"/>
+          </w:tcPr>
+          <w:p>
+            <w:pPr>
+              <w:spacing w:after="20"/>
+            </w:pPr>
+            <w:r>
+              <w:rPr>
+                <w:color w:val="1C3A36"/>
+                <w:sz w:val="14"/>
+              </w:rPr>
+              <w:t>h1_25_np</w:t>
+            </w:r>
+          </w:p>
+        </w:tc>
+        <w:tc>
+          <w:tcPr>
+            <w:tcW w:type="dxa" w:w="1440"/>
+          </w:tcPr>
+          <w:p>
+            <w:pPr>
+              <w:spacing w:after="20"/>
+              <w:jc w:val="right"/>
+            </w:pPr>
+            <w:r>
+              <w:rPr>
+                <w:color w:val="1C3A36"/>
+                <w:sz w:val="14"/>
+              </w:rPr>
+              <w:t>535.47</w:t>
+            </w:r>
+          </w:p>
+        </w:tc>
+        <w:tc>
+          <w:tcPr>
+            <w:tcW w:type="dxa" w:w="1008"/>
+          </w:tcPr>
+          <w:p>
+            <w:pPr>
+              <w:spacing w:after="20"/>
+              <w:jc w:val="right"/>
+            </w:pPr>
+            <w:r>
+              <w:rPr>
+                <w:color w:val="1C3A36"/>
+                <w:sz w:val="14"/>
+              </w:rPr>
+              <w:t>2026-07-29</w:t>
+            </w:r>
+          </w:p>
+        </w:tc>
+        <w:tc>
+          <w:tcPr>
+            <w:tcW w:type="dxa" w:w="5832"/>
+          </w:tcPr>
+          <w:p>
+            <w:pPr>
+              <w:spacing w:after="20"/>
+              <w:jc w:val="right"/>
+            </w:pPr>
+            <w:r>
+              <w:rPr>
+                <w:color w:val="1C3A36"/>
+                <w:sz w:val="14"/>
+              </w:rPr>
+              <w:t>Comparative H1-2025 net profit to shareholders SAR 535.5mn, as filed with the H1-2026 interims — used for the trailing-twelve-month earnings beside the FY2025 figure</w:t>
+            </w:r>
+          </w:p>
+        </w:tc>
+      </w:tr>
+      <w:tr>
+        <w:tc>
+          <w:tcPr>
+            <w:tcW w:type="dxa" w:w="1944"/>
+          </w:tcPr>
+          <w:p>
+            <w:pPr>
+              <w:spacing w:after="20"/>
+            </w:pPr>
+            <w:r>
+              <w:rPr>
+                <w:color w:val="1C3A36"/>
+                <w:sz w:val="14"/>
+              </w:rPr>
+              <w:t>spread_anchor</w:t>
+            </w:r>
+          </w:p>
+        </w:tc>
+        <w:tc>
+          <w:tcPr>
+            <w:tcW w:type="dxa" w:w="1440"/>
+          </w:tcPr>
+          <w:p>
+            <w:pPr>
+              <w:spacing w:after="20"/>
+              <w:jc w:val="right"/>
+            </w:pPr>
+            <w:r>
+              <w:rPr>
+                <w:color w:val="1C3A36"/>
+                <w:sz w:val="14"/>
+              </w:rPr>
+              <w:t>0.1526</w:t>
+            </w:r>
+          </w:p>
+        </w:tc>
+        <w:tc>
+          <w:tcPr>
+            <w:tcW w:type="dxa" w:w="1008"/>
+          </w:tcPr>
+          <w:p>
+            <w:pPr>
+              <w:spacing w:after="20"/>
+              <w:jc w:val="right"/>
+            </w:pPr>
+            <w:r>
+              <w:rPr>
+                <w:color w:val="1C3A36"/>
+                <w:sz w:val="14"/>
+              </w:rPr>
+              <w:t>2026-07-29</w:t>
+            </w:r>
+          </w:p>
+        </w:tc>
+        <w:tc>
+          <w:tcPr>
+            <w:tcW w:type="dxa" w:w="5832"/>
+          </w:tcPr>
+          <w:p>
+            <w:pPr>
+              <w:spacing w:after="20"/>
+              <w:jc w:val="right"/>
+            </w:pPr>
+            <w:r>
+              <w:rPr>
+                <w:color w:val="1C3A36"/>
+                <w:sz w:val="14"/>
+              </w:rPr>
+              <w:t>Gross margin the business sustains once the FY2024-25 metal tailwind has passed — the study's central contested judgement, anchored on the MOST RECENT REVIEWED ACTUAL: the H1-2026 gross margin of 15.26% (gross profit flat on +9.5% revenue), BELOW the FY2025 full-year 16.24% and H1-2025's 16.72%. …</w:t>
+            </w:r>
+          </w:p>
+        </w:tc>
+      </w:tr>
+      <w:tr>
+        <w:tc>
+          <w:tcPr>
+            <w:tcW w:type="dxa" w:w="1944"/>
+          </w:tcPr>
+          <w:p>
+            <w:pPr>
+              <w:spacing w:after="20"/>
+            </w:pPr>
+            <w:r>
+              <w:rPr>
+                <w:color w:val="1C3A36"/>
+                <w:sz w:val="14"/>
+              </w:rPr>
+              <w:t>kd</w:t>
+            </w:r>
+          </w:p>
+        </w:tc>
+        <w:tc>
+          <w:tcPr>
+            <w:tcW w:type="dxa" w:w="1440"/>
+          </w:tcPr>
+          <w:p>
+            <w:pPr>
+              <w:spacing w:after="20"/>
+              <w:jc w:val="right"/>
+            </w:pPr>
+            <w:r>
+              <w:rPr>
+                <w:color w:val="1C3A36"/>
+                <w:sz w:val="14"/>
+              </w:rPr>
+              <w:t>0.0590</w:t>
+            </w:r>
+          </w:p>
+        </w:tc>
+        <w:tc>
+          <w:tcPr>
+            <w:tcW w:type="dxa" w:w="1008"/>
+          </w:tcPr>
+          <w:p>
+            <w:pPr>
+              <w:spacing w:after="20"/>
+              <w:jc w:val="right"/>
+            </w:pPr>
+            <w:r>
+              <w:rPr>
+                <w:color w:val="1C3A36"/>
+                <w:sz w:val="14"/>
+              </w:rPr>
+              <w:t>2026-08-18</w:t>
+            </w:r>
+          </w:p>
+        </w:tc>
+        <w:tc>
+          <w:tcPr>
+            <w:tcW w:type="dxa" w:w="5832"/>
+          </w:tcPr>
+          <w:p>
+            <w:pPr>
+              <w:spacing w:after="20"/>
+              <w:jc w:val="right"/>
+            </w:pPr>
+            <w:r>
+              <w:rPr>
+                <w:color w:val="1C3A36"/>
+                <w:sz w:val="14"/>
+              </w:rPr>
+              <w:t>Marginal cost of debt, pre-tax, in SAR. The company's Islamic Murabaha working-capital facilities price at SAIBOR plus a variable margin; 3-month SAIBOR ~5.2% (SAMA repo 4.25% plus the ~95bp SAIBOR-repo spread) plus a ~0.70% corporate margin. Sits ABOVE the 4.85% sovereign, as a same-currency cor…</w:t>
+            </w:r>
+          </w:p>
+        </w:tc>
+      </w:tr>
+      <w:tr>
+        <w:tc>
+          <w:tcPr>
+            <w:tcW w:type="dxa" w:w="1944"/>
+          </w:tcPr>
+          <w:p>
+            <w:pPr>
+              <w:spacing w:after="20"/>
+            </w:pPr>
+            <w:r>
+              <w:rPr>
+                <w:color w:val="1C3A36"/>
+                <w:sz w:val="14"/>
+              </w:rPr>
               <w:t>div_window</w:t>
             </w:r>
           </w:p>
@@ -6533,7 +6880,80 @@
                 <w:color w:val="1C3A36"/>
                 <w:sz w:val="14"/>
               </w:rPr>
-              <w:t>SAR 2.25/share FY2025 final cash dividend (SAR 336,864,375 total on 149,717,500 shares) paid inside the 31-Dec-2025-to-anchor window, netted from the rolled-forward value. It is the ONLY dividend paid in the window: the company distributes semi-annually (a final declared with the March results an…</w:t>
+              <w:t>SAR 2.25/share FY2025 final cash dividend — the only distribution inside the 31-Dec-2025-to-anchor window — netted from the rolled-forward value. FY2025 audited statements Note 47: SR 336.8mn at SR 2.25/share recommended 15-Mar-2026; approved at the EGM of 10-May-2026, ex-date 10-May-2026, paid 1…</w:t>
+            </w:r>
+          </w:p>
+        </w:tc>
+      </w:tr>
+      <w:tr>
+        <w:tc>
+          <w:tcPr>
+            <w:tcW w:type="dxa" w:w="1944"/>
+          </w:tcPr>
+          <w:p>
+            <w:pPr>
+              <w:spacing w:after="20"/>
+            </w:pPr>
+            <w:r>
+              <w:rPr>
+                <w:color w:val="1C3A36"/>
+                <w:sz w:val="14"/>
+              </w:rPr>
+              <w:t>payout</w:t>
+            </w:r>
+          </w:p>
+        </w:tc>
+        <w:tc>
+          <w:tcPr>
+            <w:tcW w:type="dxa" w:w="1440"/>
+          </w:tcPr>
+          <w:p>
+            <w:pPr>
+              <w:spacing w:after="20"/>
+              <w:jc w:val="right"/>
+            </w:pPr>
+            <w:r>
+              <w:rPr>
+                <w:color w:val="1C3A36"/>
+                <w:sz w:val="14"/>
+              </w:rPr>
+              <w:t>0.5500</w:t>
+            </w:r>
+          </w:p>
+        </w:tc>
+        <w:tc>
+          <w:tcPr>
+            <w:tcW w:type="dxa" w:w="1008"/>
+          </w:tcPr>
+          <w:p>
+            <w:pPr>
+              <w:spacing w:after="20"/>
+              <w:jc w:val="right"/>
+            </w:pPr>
+            <w:r>
+              <w:rPr>
+                <w:color w:val="1C3A36"/>
+                <w:sz w:val="14"/>
+              </w:rPr>
+              <w:t>2026-08-18</w:t>
+            </w:r>
+          </w:p>
+        </w:tc>
+        <w:tc>
+          <w:tcPr>
+            <w:tcW w:type="dxa" w:w="5832"/>
+          </w:tcPr>
+          <w:p>
+            <w:pPr>
+              <w:spacing w:after="20"/>
+              <w:jc w:val="right"/>
+            </w:pPr>
+            <w:r>
+              <w:rPr>
+                <w:color w:val="1C3A36"/>
+                <w:sz w:val="14"/>
+              </w:rPr>
+              <w:t>Forward dividend payout on attributable profit, semi-annual policy. Cash paid during FY2025 was SR 598.99mn = SR 4.00/share = 55.4% of the 7.22 EPS (Note 22 amounts; the note's 'SR 1.9 per share' labels contradict their own totals), so 55% is the actual recent payout held flat, not an aspiration.…</w:t>
             </w:r>
           </w:p>
         </w:tc>
@@ -6842,7 +7262,7 @@
                 <w:color w:val="1C3A36"/>
                 <w:sz w:val="14"/>
               </w:rPr>
-              <w:t>0.0550</w:t>
+              <w:t>0.0552</w:t>
             </w:r>
           </w:p>
         </w:tc>
@@ -6878,7 +7298,7 @@
                 <w:color w:val="1C3A36"/>
                 <w:sz w:val="14"/>
               </w:rPr>
-              <w:t>Saudi 10-year local-currency (SAR) government sukuk yield ~5.50%. RE-DERIVED from primary index observations after external audit (the prior 4.85% policy-rate-plus-term-premium estimate sat below the entire published SAR government sukuk curve): FTSE Saudi Government Bond Index 7-10-year yield-to…</w:t>
+              <w:t>Saudi 10-year local-currency (SAR) government sukuk yield 5.52%: the FTSE Saudi Arabian Government Bond Index factsheet dated 31-Jul-2026, 7-10 year maturity bucket yield-to-maturity 5.52% at an 8.24-year average life (whole index 5.48% at 7.88y; the curve is upward-sloping, 1-3y 5.22% through 10…</w:t>
             </w:r>
           </w:p>
         </w:tc>
@@ -6951,7 +7371,7 @@
                 <w:color w:val="1C3A36"/>
                 <w:sz w:val="14"/>
               </w:rPr>
-              <w:t>Saudi Arabia adjusted sovereign default spread 0.48% (Moody's Aa3), Damodaran country-risk-premium file, JULY-2026 update (posted ~10-Jul-2026, superseding the January vintage of 0.51% used in the first edition). Netted out of the local-currency risk-free rate so sovereign default risk is not cha…</w:t>
+              <w:t>Saudi Arabia adjusted sovereign default spread 0.48% on the rating basis (Moody's Aa3), Damodaran country-risk dataset, July-2026 vintage — the dated update published ~10-Jul-2026, five weeks before the anchor (the first edition carried the January-2026 vintage's 0.51% while ctryprem.html still d…</w:t>
             </w:r>
           </w:p>
         </w:tc>
@@ -7024,7 +7444,7 @@
                 <w:color w:val="1C3A36"/>
                 <w:sz w:val="14"/>
               </w:rPr>
-              <w:t>Saudi Arabia total equity risk premium 4.94%, Damodaran country-risk-premium file, JULY-2026 update: the ~4.20% mature-market premium plus a 0.74% country risk premium (0.48% default spread scaled by relative equity volatility ~1.55). Updated from the January vintage (5.01%) after external audit …</w:t>
+              <w:t>Saudi Arabia total equity risk premium 4.94%, Damodaran country-risk dataset, July-2026 vintage: the 4.20% mature-market premium plus a 0.74% country risk premium. Rating basis. Updated from the January vintage's 5.01% at the critique response</w:t>
             </w:r>
           </w:p>
         </w:tc>
@@ -7043,6 +7463,152 @@
                 <w:color w:val="1C3A36"/>
                 <w:sz w:val="14"/>
               </w:rPr>
+              <w:t>erp_mature</w:t>
+            </w:r>
+          </w:p>
+        </w:tc>
+        <w:tc>
+          <w:tcPr>
+            <w:tcW w:type="dxa" w:w="1440"/>
+          </w:tcPr>
+          <w:p>
+            <w:pPr>
+              <w:spacing w:after="20"/>
+              <w:jc w:val="right"/>
+            </w:pPr>
+            <w:r>
+              <w:rPr>
+                <w:color w:val="1C3A36"/>
+                <w:sz w:val="14"/>
+              </w:rPr>
+              <w:t>0.0420</w:t>
+            </w:r>
+          </w:p>
+        </w:tc>
+        <w:tc>
+          <w:tcPr>
+            <w:tcW w:type="dxa" w:w="1008"/>
+          </w:tcPr>
+          <w:p>
+            <w:pPr>
+              <w:spacing w:after="20"/>
+              <w:jc w:val="right"/>
+            </w:pPr>
+            <w:r>
+              <w:rPr>
+                <w:color w:val="1C3A36"/>
+                <w:sz w:val="14"/>
+              </w:rPr>
+              <w:t>2026-07-10</w:t>
+            </w:r>
+          </w:p>
+        </w:tc>
+        <w:tc>
+          <w:tcPr>
+            <w:tcW w:type="dxa" w:w="5832"/>
+          </w:tcPr>
+          <w:p>
+            <w:pPr>
+              <w:spacing w:after="20"/>
+              <w:jc w:val="right"/>
+            </w:pPr>
+            <w:r>
+              <w:rPr>
+                <w:color w:val="1C3A36"/>
+                <w:sz w:val="14"/>
+              </w:rPr>
+              <w:t>Mature-market equity risk premium 4.20%, Damodaran July-2026 vintage — the base the Saudi ERP decomposes onto</w:t>
+            </w:r>
+          </w:p>
+        </w:tc>
+      </w:tr>
+      <w:tr>
+        <w:tc>
+          <w:tcPr>
+            <w:tcW w:type="dxa" w:w="1944"/>
+          </w:tcPr>
+          <w:p>
+            <w:pPr>
+              <w:spacing w:after="20"/>
+            </w:pPr>
+            <w:r>
+              <w:rPr>
+                <w:color w:val="1C3A36"/>
+                <w:sz w:val="14"/>
+              </w:rPr>
+              <w:t>erp_crp</w:t>
+            </w:r>
+          </w:p>
+        </w:tc>
+        <w:tc>
+          <w:tcPr>
+            <w:tcW w:type="dxa" w:w="1440"/>
+          </w:tcPr>
+          <w:p>
+            <w:pPr>
+              <w:spacing w:after="20"/>
+              <w:jc w:val="right"/>
+            </w:pPr>
+            <w:r>
+              <w:rPr>
+                <w:color w:val="1C3A36"/>
+                <w:sz w:val="14"/>
+              </w:rPr>
+              <w:t>0.0074</w:t>
+            </w:r>
+          </w:p>
+        </w:tc>
+        <w:tc>
+          <w:tcPr>
+            <w:tcW w:type="dxa" w:w="1008"/>
+          </w:tcPr>
+          <w:p>
+            <w:pPr>
+              <w:spacing w:after="20"/>
+              <w:jc w:val="right"/>
+            </w:pPr>
+            <w:r>
+              <w:rPr>
+                <w:color w:val="1C3A36"/>
+                <w:sz w:val="14"/>
+              </w:rPr>
+              <w:t>2026-07-10</w:t>
+            </w:r>
+          </w:p>
+        </w:tc>
+        <w:tc>
+          <w:tcPr>
+            <w:tcW w:type="dxa" w:w="5832"/>
+          </w:tcPr>
+          <w:p>
+            <w:pPr>
+              <w:spacing w:after="20"/>
+              <w:jc w:val="right"/>
+            </w:pPr>
+            <w:r>
+              <w:rPr>
+                <w:color w:val="1C3A36"/>
+                <w:sz w:val="14"/>
+              </w:rPr>
+              <w:t>Saudi country risk premium 0.74%, Damodaran July-2026 vintage (default spread scaled by relative equity volatility); erp_mature + erp_crp = erp, asserted</w:t>
+            </w:r>
+          </w:p>
+        </w:tc>
+      </w:tr>
+      <w:tr>
+        <w:tc>
+          <w:tcPr>
+            <w:tcW w:type="dxa" w:w="1944"/>
+          </w:tcPr>
+          <w:p>
+            <w:pPr>
+              <w:spacing w:after="20"/>
+            </w:pPr>
+            <w:r>
+              <w:rPr>
+                <w:color w:val="1C3A36"/>
+                <w:sz w:val="14"/>
+              </w:rPr>
               <w:t>erp_cds</w:t>
             </w:r>
           </w:p>
@@ -7061,7 +7627,7 @@
                 <w:color w:val="1C3A36"/>
                 <w:sz w:val="14"/>
               </w:rPr>
-              <w:t>0.0490</w:t>
+              <w:t>0.0500</w:t>
             </w:r>
           </w:p>
         </w:tc>
@@ -7079,7 +7645,7 @@
                 <w:color w:val="1C3A36"/>
                 <w:sz w:val="14"/>
               </w:rPr>
-              <w:t>2026-07-10</w:t>
+              <w:t>2026-01-05</w:t>
             </w:r>
           </w:p>
         </w:tc>
@@ -7097,7 +7663,7 @@
                 <w:color w:val="1C3A36"/>
                 <w:sz w:val="14"/>
               </w:rPr>
-              <w:t>Saudi Arabia equity risk premium on the CDS basis ~4.90% (July-2026 vintage). Published beside the rating basis; the two converge for a high-grade sovereign</w:t>
+              <w:t>Saudi Arabia equity risk premium on the CDS basis ~5.00% (CDS spread ~0.50%), January-2026 vintage — the July CDS table was not sourced, so the CDS leg is FLAGGED as one vintage older than the rating leg. Published beside the rating basis per the dual-ERP rule; the two converge for a high-grade s…</w:t>
             </w:r>
           </w:p>
         </w:tc>
@@ -7532,7 +8098,7 @@
                 <w:color w:val="1C3A36"/>
                 <w:sz w:val="14"/>
               </w:rPr>
-              <w:t>104.80</w:t>
+              <w:t>104.90</w:t>
             </w:r>
           </w:p>
         </w:tc>
@@ -7568,7 +8134,299 @@
                 <w:color w:val="1C3A36"/>
                 <w:sz w:val="14"/>
               </w:rPr>
-              <w:t>Tadawul daily close, symbol 4142, uploaded price history</w:t>
+              <w:t>Tadawul settled close, symbol 4142, 18-Aug-2026 (-1.40 on the 106.30 previous close, exchange record via Argaam). The uploaded vendor row printed 104.80 — an unsettled intraday snapshot, revised to the settled print in engine/raw_ohlc/SA/RIYADHCABLE.csv at the critique response; the verbatim vend…</w:t>
+            </w:r>
+          </w:p>
+        </w:tc>
+      </w:tr>
+      <w:tr>
+        <w:tc>
+          <w:tcPr>
+            <w:tcW w:type="dxa" w:w="1944"/>
+          </w:tcPr>
+          <w:p>
+            <w:pPr>
+              <w:spacing w:after="20"/>
+            </w:pPr>
+            <w:r>
+              <w:rPr>
+                <w:color w:val="1C3A36"/>
+                <w:sz w:val="14"/>
+              </w:rPr>
+              <w:t>peer_prysmian_fwd</w:t>
+            </w:r>
+          </w:p>
+        </w:tc>
+        <w:tc>
+          <w:tcPr>
+            <w:tcW w:type="dxa" w:w="1440"/>
+          </w:tcPr>
+          <w:p>
+            <w:pPr>
+              <w:spacing w:after="20"/>
+              <w:jc w:val="right"/>
+            </w:pPr>
+            <w:r>
+              <w:rPr>
+                <w:color w:val="1C3A36"/>
+                <w:sz w:val="14"/>
+              </w:rPr>
+              <w:t>14.00</w:t>
+            </w:r>
+          </w:p>
+        </w:tc>
+        <w:tc>
+          <w:tcPr>
+            <w:tcW w:type="dxa" w:w="1008"/>
+          </w:tcPr>
+          <w:p>
+            <w:pPr>
+              <w:spacing w:after="20"/>
+              <w:jc w:val="right"/>
+            </w:pPr>
+            <w:r>
+              <w:rPr>
+                <w:color w:val="1C3A36"/>
+                <w:sz w:val="14"/>
+              </w:rPr>
+              <w:t>2026-08-18</w:t>
+            </w:r>
+          </w:p>
+        </w:tc>
+        <w:tc>
+          <w:tcPr>
+            <w:tcW w:type="dxa" w:w="5832"/>
+          </w:tcPr>
+          <w:p>
+            <w:pPr>
+              <w:spacing w:after="20"/>
+              <w:jc w:val="right"/>
+            </w:pPr>
+            <w:r>
+              <w:rPr>
+                <w:color w:val="1C3A36"/>
+                <w:sz w:val="14"/>
+              </w:rPr>
+              <w:t>Prysmian forward EV/EBITDA ~14x, recomputed from primary evidence at the anchor: FY2026 adjusted-EBITDA guidance RAISED to EUR 2.8-2.9bn on 30-Jul-2026 (company press release, record Q2 adj EBITDA EUR 730mn) against a mid-Aug market EV of ~EUR 40bn. Two independent recomputations put it 13.9-15x.…</w:t>
+            </w:r>
+          </w:p>
+        </w:tc>
+      </w:tr>
+      <w:tr>
+        <w:tc>
+          <w:tcPr>
+            <w:tcW w:type="dxa" w:w="1944"/>
+          </w:tcPr>
+          <w:p>
+            <w:pPr>
+              <w:spacing w:after="20"/>
+            </w:pPr>
+            <w:r>
+              <w:rPr>
+                <w:color w:val="1C3A36"/>
+                <w:sz w:val="14"/>
+              </w:rPr>
+              <w:t>peer_nexans_fwd</w:t>
+            </w:r>
+          </w:p>
+        </w:tc>
+        <w:tc>
+          <w:tcPr>
+            <w:tcW w:type="dxa" w:w="1440"/>
+          </w:tcPr>
+          <w:p>
+            <w:pPr>
+              <w:spacing w:after="20"/>
+              <w:jc w:val="right"/>
+            </w:pPr>
+            <w:r>
+              <w:rPr>
+                <w:color w:val="1C3A36"/>
+                <w:sz w:val="14"/>
+              </w:rPr>
+              <w:t>8.70</w:t>
+            </w:r>
+          </w:p>
+        </w:tc>
+        <w:tc>
+          <w:tcPr>
+            <w:tcW w:type="dxa" w:w="1008"/>
+          </w:tcPr>
+          <w:p>
+            <w:pPr>
+              <w:spacing w:after="20"/>
+              <w:jc w:val="right"/>
+            </w:pPr>
+            <w:r>
+              <w:rPr>
+                <w:color w:val="1C3A36"/>
+                <w:sz w:val="14"/>
+              </w:rPr>
+              <w:t>2026-08-18</w:t>
+            </w:r>
+          </w:p>
+        </w:tc>
+        <w:tc>
+          <w:tcPr>
+            <w:tcW w:type="dxa" w:w="5832"/>
+          </w:tcPr>
+          <w:p>
+            <w:pPr>
+              <w:spacing w:after="20"/>
+              <w:jc w:val="right"/>
+            </w:pPr>
+            <w:r>
+              <w:rPr>
+                <w:color w:val="1C3A36"/>
+                <w:sz w:val="14"/>
+              </w:rPr>
+              <w:t>Nexans forward EV/EBITDA ~8.7x (span 8.4-9.0x across two independent recomputations): FY2026 guidance raised to EUR 770-840mn (press release 29-Jul-2026) against an EV of ~EUR 7.0-7.2bn. The first edition's ~7.5x was modestly stale</w:t>
+            </w:r>
+          </w:p>
+        </w:tc>
+      </w:tr>
+      <w:tr>
+        <w:tc>
+          <w:tcPr>
+            <w:tcW w:type="dxa" w:w="1944"/>
+          </w:tcPr>
+          <w:p>
+            <w:pPr>
+              <w:spacing w:after="20"/>
+            </w:pPr>
+            <w:r>
+              <w:rPr>
+                <w:color w:val="1C3A36"/>
+                <w:sz w:val="14"/>
+              </w:rPr>
+              <w:t>peer_polycab_fwd</w:t>
+            </w:r>
+          </w:p>
+        </w:tc>
+        <w:tc>
+          <w:tcPr>
+            <w:tcW w:type="dxa" w:w="1440"/>
+          </w:tcPr>
+          <w:p>
+            <w:pPr>
+              <w:spacing w:after="20"/>
+              <w:jc w:val="right"/>
+            </w:pPr>
+            <w:r>
+              <w:rPr>
+                <w:color w:val="1C3A36"/>
+                <w:sz w:val="14"/>
+              </w:rPr>
+              <w:t>29.00</w:t>
+            </w:r>
+          </w:p>
+        </w:tc>
+        <w:tc>
+          <w:tcPr>
+            <w:tcW w:type="dxa" w:w="1008"/>
+          </w:tcPr>
+          <w:p>
+            <w:pPr>
+              <w:spacing w:after="20"/>
+              <w:jc w:val="right"/>
+            </w:pPr>
+            <w:r>
+              <w:rPr>
+                <w:color w:val="1C3A36"/>
+                <w:sz w:val="14"/>
+              </w:rPr>
+              <w:t>2026-08-18</w:t>
+            </w:r>
+          </w:p>
+        </w:tc>
+        <w:tc>
+          <w:tcPr>
+            <w:tcW w:type="dxa" w:w="5832"/>
+          </w:tcPr>
+          <w:p>
+            <w:pPr>
+              <w:spacing w:after="20"/>
+              <w:jc w:val="right"/>
+            </w:pPr>
+            <w:r>
+              <w:rPr>
+                <w:color w:val="1C3A36"/>
+                <w:sz w:val="14"/>
+              </w:rPr>
+              <w:t>Polycab India forward (NTM) EV/EBITDA ~29x (trailing ~33x). Cross-check context only</w:t>
+            </w:r>
+          </w:p>
+        </w:tc>
+      </w:tr>
+      <w:tr>
+        <w:tc>
+          <w:tcPr>
+            <w:tcW w:type="dxa" w:w="1944"/>
+          </w:tcPr>
+          <w:p>
+            <w:pPr>
+              <w:spacing w:after="20"/>
+            </w:pPr>
+            <w:r>
+              <w:rPr>
+                <w:color w:val="1C3A36"/>
+                <w:sz w:val="14"/>
+              </w:rPr>
+              <w:t>peer_kei_fwd</w:t>
+            </w:r>
+          </w:p>
+        </w:tc>
+        <w:tc>
+          <w:tcPr>
+            <w:tcW w:type="dxa" w:w="1440"/>
+          </w:tcPr>
+          <w:p>
+            <w:pPr>
+              <w:spacing w:after="20"/>
+              <w:jc w:val="right"/>
+            </w:pPr>
+            <w:r>
+              <w:rPr>
+                <w:color w:val="1C3A36"/>
+                <w:sz w:val="14"/>
+              </w:rPr>
+              <w:t>31.00</w:t>
+            </w:r>
+          </w:p>
+        </w:tc>
+        <w:tc>
+          <w:tcPr>
+            <w:tcW w:type="dxa" w:w="1008"/>
+          </w:tcPr>
+          <w:p>
+            <w:pPr>
+              <w:spacing w:after="20"/>
+              <w:jc w:val="right"/>
+            </w:pPr>
+            <w:r>
+              <w:rPr>
+                <w:color w:val="1C3A36"/>
+                <w:sz w:val="14"/>
+              </w:rPr>
+              <w:t>2026-08-18</w:t>
+            </w:r>
+          </w:p>
+        </w:tc>
+        <w:tc>
+          <w:tcPr>
+            <w:tcW w:type="dxa" w:w="5832"/>
+          </w:tcPr>
+          <w:p>
+            <w:pPr>
+              <w:spacing w:after="20"/>
+              <w:jc w:val="right"/>
+            </w:pPr>
+            <w:r>
+              <w:rPr>
+                <w:color w:val="1C3A36"/>
+                <w:sz w:val="14"/>
+              </w:rPr>
+              <w:t>KEI Industries forward (NTM) EV/EBITDA ~30-32x; ~24-25x only two years out (FY-Mar-2028 basis) — the first edition's '~24x' was a two-year-forward figure shown in an NTM column, corrected and year-labelled</w:t>
             </w:r>
           </w:p>
         </w:tc>
@@ -8242,7 +9100,7 @@
                 <w:color w:val="1C3A36"/>
                 <w:sz w:val="14"/>
               </w:rPr>
-              <w:t>0.019, 0.018, 0.017, 0.016, 0.016</w:t>
+              <w:t>0.019, 0.018, 0.018, 0.018, 0.018</w:t>
             </w:r>
           </w:p>
         </w:tc>
@@ -8278,7 +9136,7 @@
                 <w:color w:val="1C3A36"/>
                 <w:sz w:val="14"/>
               </w:rPr>
-              <w:t>Capital expenditure as a share of revenue, easing from the FY2025 level (188.9mn / 10,673.6mn = 1.77%) held broadly flat — a maintenance-plus-modest-capacity level for a plant already largely built out (FY2025 assets under construction were 107.9mn of the 188.9mn spend)</w:t>
+              <w:t>Capital expenditure as a share of revenue. Audited cash-flow-statement actuals: FY2024 195.0mn / 9,007.4mn = 2.17%, FY2025 188.9mn / 10,673.6mn = 1.77% (assets under construction 107.9mn of the FY2025 spend). The path starts between the two actual years and is FLOORED at the FY2025 actual 1.77% —…</w:t>
             </w:r>
           </w:p>
         </w:tc>
@@ -8351,7 +9209,7 @@
                 <w:color w:val="1C3A36"/>
                 <w:sz w:val="14"/>
               </w:rPr>
-              <w:t>Net working capital as a share of revenue, held near the FY2025 level. History on a consistent basis (accrued expenses included in payables in every year): FY2023 23.5%, FY2024 24.4%, FY2025 27.5% — a structurally working-capital-heavy cable maker (copper/aluminium inventory + trade receivables, …</w:t>
+              <w:t>Net working capital as a share of revenue, held at the FY2025 level. History: FY2023 27.0%, FY2024 28.4%, FY2025 27.9% — a structurally working-capital-heavy cable maker (copper/aluminium inventory + trade receivables, partly offset by trade payables and a reverse-factoring facility). Held flat r…</w:t>
             </w:r>
           </w:p>
         </w:tc>
@@ -8461,7 +9319,7 @@
                 <w:color w:val="1C3A36"/>
                 <w:sz w:val="14"/>
               </w:rPr>
-              <w:t>0.0502</w:t>
+              <w:t>0.0504</w:t>
             </w:r>
           </w:p>
         </w:tc>
@@ -8497,7 +9355,7 @@
                 <w:color w:val="1C3A36"/>
                 <w:sz w:val="14"/>
               </w:rPr>
-              <w:t>Terminal risk-free rate = the normalised SAR risk-free (rf 5.50% less the 0.48% sovereign default spread = 5.02%) HELD FLAT: Saudi rates are already at a long-run level, so no crisis-premium normalisation is applied and the terminal risk-free is NOT marked below its current normalised level — the…</w:t>
+              <w:t>Terminal risk-free rate = the normalised SAR risk-free (rf 5.52% less the 0.48% sovereign default spread) held flat: Saudi rates are already at a long-run level, so no crisis-premium normalisation is needed, unlike a high-inflation market. Moves one-for-one with the corrected rf — the terminal bl…</w:t>
             </w:r>
           </w:p>
         </w:tc>
@@ -8534,7 +9392,7 @@
                 <w:color w:val="1C3A36"/>
                 <w:sz w:val="14"/>
               </w:rPr>
-              <w:t>0.0470</w:t>
+              <w:t>0.0468</w:t>
             </w:r>
           </w:p>
         </w:tc>
@@ -8570,7 +9428,7 @@
                 <w:color w:val="1C3A36"/>
                 <w:sz w:val="14"/>
               </w:rPr>
-              <w:t>Terminal equity risk premium 4.70%, a mild compression of the current 4.94% (July-2026 Damodaran) as the country risk premium narrows with Vision-2030 diversification; never held at a crisis level, never below the ~4.2% mature-market base</w:t>
+              <w:t>Terminal equity risk premium 4.68%, the same 26bp compression of the current 4.94% the first edition applied to the January vintage (5.01% -&gt; 4.75%), as the country risk premium narrows with Vision-2030 diversification; never held at a crisis level, never below the mature-market base</w:t>
             </w:r>
           </w:p>
         </w:tc>
@@ -8753,7 +9611,7 @@
                 <w:color w:val="1C3A36"/>
                 <w:sz w:val="14"/>
               </w:rPr>
-              <w:t>0.0500</w:t>
+              <w:t>0.00</w:t>
             </w:r>
           </w:p>
         </w:tc>
@@ -8789,7 +9647,7 @@
                 <w:color w:val="1C3A36"/>
                 <w:sz w:val="14"/>
               </w:rPr>
-              <w:t>Terminal net-debt weight 5%, normalised modestly above today's ~2.4% to acknowledge the structural working-capital leverage a cable maker carries, while staying far below a geared capital structure this equity-funded company has never run</w:t>
+              <w:t>Terminal net-debt weight 0% — all-equity. CORRECTED at the critique response: the first edition normalised to 5% net debt, but the model's own forecast reaches net CASH from FY2028E (net financial debt -113 -&gt; -744 by FY2030E), so a levered terminal contradicted the build's own balance-sheet path…</w:t>
             </w:r>
           </w:p>
         </w:tc>
@@ -9045,7 +9903,7 @@
                 <w:color w:val="1C3A36"/>
                 <w:sz w:val="14"/>
               </w:rPr>
-              <w:t>9.50</w:t>
+              <w:t>10.00</w:t>
             </w:r>
           </w:p>
         </w:tc>
@@ -9081,7 +9939,7 @@
                 <w:color w:val="1C3A36"/>
                 <w:sz w:val="14"/>
               </w:rPr>
-              <w:t>Justified EV/EBITDA on mid-cycle FY2027E EBITDA. Riyadh Cables trades ~11.9x trailing EV/EBITDA and ~14.5x trailing earnings. The wire-and-cable peer set splits in two, and the first edition mischaracterised it as a single 7-11x band: developed-market majors (Prysmian, Nexans) trade ~7-9x forward…</w:t>
+              <w:t>Justified EV/EBITDA on mid-cycle FY2027E EBITDA. The developed cable majors recomputed from their OWN guidance and market EV at the anchor date span ~8.5-14.5x forward (Prysmian ~14x, Nexans ~8.5-9x — see the peer inputs); the Indian growth names ~29-32x NTM. 10.0x is a DELIBERATE DISCOUNT to tha…</w:t>
             </w:r>
           </w:p>
         </w:tc>
@@ -9154,7 +10012,7 @@
                 <w:color w:val="1C3A36"/>
                 <w:sz w:val="14"/>
               </w:rPr>
-              <w:t>Justified through-cycle P/E on normalised earnings. 13.0x for a high-return, low-leverage regional champion with a ~10% cost of equity and mid-single-digit durable growth. Bear 10.0x / bull 16.0x</w:t>
+              <w:t>Justified through-cycle P/E on normalised earnings. 13.0x for a high-return, low-leverage regional champion with a ~10.6% cost of equity and mid-single-digit durable growth. Bear 10.0x / bull 16.0x</w:t>
             </w:r>
           </w:p>
         </w:tc>
@@ -9535,7 +10393,7 @@
                 <w:color w:val="1C3A36"/>
                 <w:sz w:val="15"/>
               </w:rPr>
-              <w:t>Cost of equity ~10%</w:t>
+              <w:t>Risk-free rate 5.52% (10y SAR)</w:t>
             </w:r>
           </w:p>
         </w:tc>
@@ -9553,6 +10411,61 @@
                 <w:color w:val="1C3A36"/>
                 <w:sz w:val="15"/>
               </w:rPr>
+              <w:t>FTSE SAGBI 7–10y bucket, 31-Jul-2026</w:t>
+            </w:r>
+          </w:p>
+        </w:tc>
+        <w:tc>
+          <w:tcPr>
+            <w:tcW w:type="dxa" w:w="4896"/>
+          </w:tcPr>
+          <w:p>
+            <w:pPr>
+              <w:spacing w:after="20"/>
+              <w:jc w:val="right"/>
+            </w:pPr>
+            <w:r>
+              <w:rPr>
+                <w:color w:val="1C3A36"/>
+                <w:sz w:val="15"/>
+              </w:rPr>
+              <w:t>A dated, traded SAR curve observation materially different at a later anchor; priced ±50bp in the study</w:t>
+            </w:r>
+          </w:p>
+        </w:tc>
+      </w:tr>
+      <w:tr>
+        <w:tc>
+          <w:tcPr>
+            <w:tcW w:type="dxa" w:w="2736"/>
+          </w:tcPr>
+          <w:p>
+            <w:pPr>
+              <w:spacing w:after="20"/>
+            </w:pPr>
+            <w:r>
+              <w:rPr>
+                <w:color w:val="1C3A36"/>
+                <w:sz w:val="15"/>
+              </w:rPr>
+              <w:t>Cost of equity ~10.6%</w:t>
+            </w:r>
+          </w:p>
+        </w:tc>
+        <w:tc>
+          <w:tcPr>
+            <w:tcW w:type="dxa" w:w="2592"/>
+          </w:tcPr>
+          <w:p>
+            <w:pPr>
+              <w:spacing w:after="20"/>
+              <w:jc w:val="right"/>
+            </w:pPr>
+            <w:r>
+              <w:rPr>
+                <w:color w:val="1C3A36"/>
+                <w:sz w:val="15"/>
+              </w:rPr>
               <w:t>beta 1.129 × ERP 4.94% + rf*</w:t>
             </w:r>
           </w:p>
@@ -9571,7 +10484,7 @@
                 <w:color w:val="1C3A36"/>
                 <w:sz w:val="15"/>
               </w:rPr>
-              <w:t>A materially different beta on a longer listed history, or a change in the Saudi sovereign premium</w:t>
+              <w:t>A materially different beta on a longer listed history (the 90% CI is 0.62–1.64 and is priced in the beta grid), or a change in the Saudi sovereign premium</w:t>
             </w:r>
           </w:p>
         </w:tc>
@@ -10044,7 +10957,7 @@
                 <w:color w:val="1C3A36"/>
                 <w:sz w:val="15"/>
               </w:rPr>
-              <w:t>The complete reviewed half-year balance sheet and cash flow</w:t>
+              <w:t>The complete reviewed half-year balance sheet and cash flow — in particular the 30-Jun-2026 net debt and working capital, to cross-check the model’s implied intra-year path</w:t>
             </w:r>
           </w:p>
         </w:tc>
@@ -10062,7 +10975,62 @@
                 <w:color w:val="1C3A36"/>
                 <w:sz w:val="15"/>
               </w:rPr>
-              <w:t>Only the summary reviewed results were reachable; used as the near-term anchor, with the full-year balance sheet (31-Dec-2025) as the bridge base</w:t>
+              <w:t>Only the summary reviewed results (P&amp;L and equity) were reachable; the bridge is built on the audited 31-Dec-2025 balance sheet and rolled at the cost of equity, and the unread 30-Jun balance sheet is an open follow-up item, stated here rather than papered over</w:t>
+            </w:r>
+          </w:p>
+        </w:tc>
+      </w:tr>
+      <w:tr>
+        <w:tc>
+          <w:tcPr>
+            <w:tcW w:type="dxa" w:w="2448"/>
+          </w:tcPr>
+          <w:p>
+            <w:pPr>
+              <w:spacing w:after="20"/>
+            </w:pPr>
+            <w:r>
+              <w:rPr>
+                <w:color w:val="1C3A36"/>
+                <w:sz w:val="15"/>
+              </w:rPr>
+              <w:t>July-2026 CDS-basis ERP table</w:t>
+            </w:r>
+          </w:p>
+        </w:tc>
+        <w:tc>
+          <w:tcPr>
+            <w:tcW w:type="dxa" w:w="2880"/>
+          </w:tcPr>
+          <w:p>
+            <w:pPr>
+              <w:spacing w:after="20"/>
+              <w:jc w:val="right"/>
+            </w:pPr>
+            <w:r>
+              <w:rPr>
+                <w:color w:val="1C3A36"/>
+                <w:sz w:val="15"/>
+              </w:rPr>
+              <w:t>The CDS leg of the dual-basis equity risk premium at the July vintage</w:t>
+            </w:r>
+          </w:p>
+        </w:tc>
+        <w:tc>
+          <w:tcPr>
+            <w:tcW w:type="dxa" w:w="4896"/>
+          </w:tcPr>
+          <w:p>
+            <w:pPr>
+              <w:spacing w:after="20"/>
+              <w:jc w:val="right"/>
+            </w:pPr>
+            <w:r>
+              <w:rPr>
+                <w:color w:val="1C3A36"/>
+                <w:sz w:val="15"/>
+              </w:rPr>
+              <w:t>Not sourced; the CDS-basis figure quoted is the January vintage and is flagged as one vintage older than the rating leg</w:t>
             </w:r>
           </w:p>
         </w:tc>
@@ -10208,7 +11176,7 @@
           <w:color w:val="1C3A36"/>
           <w:sz w:val="21"/>
         </w:rPr>
-        <w:t>Where public aggregators (used only as cross-checks) were consulted, their headline figures were consistent with the audited statements: 2025 revenue near SAR 10.67bn and net profit near SAR 1.08bn matched the audited income statement, and the Tadawul-filed results announcements matched the underlying statements. No material discrepancy was found; in every case the audited or exchange-filed figure was used and the aggregator was discarded.</w:t>
+        <w:t>Where public aggregators (used only as cross-checks) were consulted, their headline figures were consistent with the audited statements: 2025 revenue near SAR 10.67bn and net profit near SAR 1.08bn matched the audited income statement, and the Tadawul-filed results announcements matched the underlying statements. Two discrepancies are recorded. First, the uploaded price-history export printed the 18-Aug-2026 close as SAR 104.80 — an unsettled intraday snapshot; the exchange’s settled record shows SAR 104.90 (−1.40 on the 106.30 previous close), and the settled print is used, with the library row revised and the raw export kept unchanged. Second, Note 22 of the FY2025 statements labels the two dividends paid during 2025 “SR 1.9 per share” while stating each at SR 299.4mn — amounts that imply SR 2.00 per share on the 149.7mn shares outstanding; the amounts govern and the label is treated as a filing typo. In every case the audited amount or exchange-filed figure was used.</w:t>
       </w:r>
     </w:p>
     <w:p>

--- a/engine/riyadhcable_study/RIYADHCABLE_Bibliography_18-08-2026.docx
+++ b/engine/riyadhcable_study/RIYADHCABLE_Bibliography_18-08-2026.docx
@@ -575,7 +575,7 @@
                 <w:color w:val="1C3A36"/>
                 <w:sz w:val="16"/>
               </w:rPr>
-              <w:t>Country risk premium data, July 2026 vintage</w:t>
+              <w:t>Country risk premium data, July 2026 update</w:t>
             </w:r>
           </w:p>
         </w:tc>
@@ -593,7 +593,7 @@
                 <w:color w:val="1C3A36"/>
                 <w:sz w:val="16"/>
               </w:rPr>
-              <w:t>A. Damodaran (NYU Stern), ~10 Jul 2026</w:t>
+              <w:t>A. Damodaran (NYU Stern), Jul 2026</w:t>
             </w:r>
           </w:p>
         </w:tc>
@@ -611,7 +611,7 @@
                 <w:color w:val="1C3A36"/>
                 <w:sz w:val="16"/>
               </w:rPr>
-              <w:t>Saudi Arabia rating (Aa3), sovereign default spread 0.48%, country risk premium 0.74%, equity risk premium 4.94% (the CDS-basis figure is the January vintage and is flagged as such)</w:t>
+              <w:t>Saudi Arabia rating (Aa3), sovereign default spread 0.48%, country risk premium, equity risk premium 4.94% — the July vintage, superseding the January figures used in the first edition</w:t>
             </w:r>
           </w:p>
         </w:tc>
@@ -630,7 +630,7 @@
                 <w:color w:val="1C3A36"/>
                 <w:sz w:val="16"/>
               </w:rPr>
-              <w:t>FTSE Saudi Arabian Government Bond Index factsheet, 31 Jul 2026</w:t>
+              <w:t>SAR government sukuk yield curve</w:t>
             </w:r>
           </w:p>
         </w:tc>
@@ -648,7 +648,7 @@
                 <w:color w:val="1C3A36"/>
                 <w:sz w:val="16"/>
               </w:rPr>
-              <w:t>FTSE Russell (LSEG)</w:t>
+              <w:t>FTSE Russell (Saudi Government Bond Index, 31 Jul 2026); S&amp;P DJI (iBoxx Tadawul SAR Government Sukuk, Q1 2026)</w:t>
             </w:r>
           </w:p>
         </w:tc>
@@ -666,7 +666,7 @@
                 <w:color w:val="1C3A36"/>
                 <w:sz w:val="16"/>
               </w:rPr>
-              <w:t>The 10-year SAR risk-free rate: 7–10-year bucket yield-to-maturity 5.52% at an 8.24-year average life, on an upward-sloping curve (whole index 5.48%); corroborated by FRED (US 10-year 4.68–4.72%) plus the Saudi USD new-issue spread, and by the SAR sukuk index level</w:t>
+              <w:t>The 10-year SAR risk-free rate (5.50%), re-derived from the published sukuk curve after an earlier estimate sat below it</w:t>
             </w:r>
           </w:p>
         </w:tc>
@@ -685,7 +685,7 @@
                 <w:color w:val="1C3A36"/>
                 <w:sz w:val="16"/>
               </w:rPr>
-              <w:t>Dividend record, symbol 4142</w:t>
+              <w:t>Tadawul All Share Index (TASI) price history</w:t>
             </w:r>
           </w:p>
         </w:tc>
@@ -703,7 +703,7 @@
                 <w:color w:val="1C3A36"/>
                 <w:sz w:val="16"/>
               </w:rPr>
-              <w:t>Saudi Exchange / Argaam dividend table</w:t>
+              <w:t>Saudi Exchange</w:t>
             </w:r>
           </w:p>
         </w:tc>
@@ -721,7 +721,7 @@
                 <w:color w:val="1C3A36"/>
                 <w:sz w:val="16"/>
               </w:rPr>
-              <w:t>The FY2025 final dividend: SR 336.86mn at SR 2.25/share, announced 15-Mar-2026, ex 10-May-2026, paid 18-May-2026 — the only distribution in the roll window (cross-checked against Note 47 of the audited statements)</w:t>
+              <w:t>The index against which the stock’s beta is estimated</w:t>
             </w:r>
           </w:p>
         </w:tc>
@@ -740,7 +740,7 @@
                 <w:color w:val="1C3A36"/>
                 <w:sz w:val="16"/>
               </w:rPr>
-              <w:t>Tadawul All Share Index (TASI) price history</w:t>
+              <w:t>Policy rate and SAIBOR references</w:t>
             </w:r>
           </w:p>
         </w:tc>
@@ -758,7 +758,7 @@
                 <w:color w:val="1C3A36"/>
                 <w:sz w:val="16"/>
               </w:rPr>
-              <w:t>Saudi Exchange</w:t>
+              <w:t>SAMA, Aug 2026</w:t>
             </w:r>
           </w:p>
         </w:tc>
@@ -776,62 +776,7 @@
                 <w:color w:val="1C3A36"/>
                 <w:sz w:val="16"/>
               </w:rPr>
-              <w:t>The index against which the stock’s beta is estimated</w:t>
-            </w:r>
-          </w:p>
-        </w:tc>
-      </w:tr>
-      <w:tr>
-        <w:tc>
-          <w:tcPr>
-            <w:tcW w:type="dxa" w:w="3600"/>
-          </w:tcPr>
-          <w:p>
-            <w:pPr>
-              <w:spacing w:after="20"/>
-            </w:pPr>
-            <w:r>
-              <w:rPr>
-                <w:color w:val="1C3A36"/>
-                <w:sz w:val="16"/>
-              </w:rPr>
-              <w:t>Policy rate and yield references</w:t>
-            </w:r>
-          </w:p>
-        </w:tc>
-        <w:tc>
-          <w:tcPr>
-            <w:tcW w:type="dxa" w:w="2448"/>
-          </w:tcPr>
-          <w:p>
-            <w:pPr>
-              <w:spacing w:after="20"/>
-              <w:jc w:val="right"/>
-            </w:pPr>
-            <w:r>
-              <w:rPr>
-                <w:color w:val="1C3A36"/>
-                <w:sz w:val="16"/>
-              </w:rPr>
-              <w:t>SAMA; sovereign yield sources, Aug 2026</w:t>
-            </w:r>
-          </w:p>
-        </w:tc>
-        <w:tc>
-          <w:tcPr>
-            <w:tcW w:type="dxa" w:w="4176"/>
-          </w:tcPr>
-          <w:p>
-            <w:pPr>
-              <w:spacing w:after="20"/>
-              <w:jc w:val="right"/>
-            </w:pPr>
-            <w:r>
-              <w:rPr>
-                <w:color w:val="1C3A36"/>
-                <w:sz w:val="16"/>
-              </w:rPr>
-              <w:t>The SAIBOR leg of the marginal cost-of-debt estimate</w:t>
+              <w:t>The repo/SAIBOR reference behind the marginal cost of debt</w:t>
             </w:r>
           </w:p>
         </w:tc>
@@ -2938,7 +2883,7 @@
                 <w:color w:val="1C3A36"/>
                 <w:sz w:val="14"/>
               </w:rPr>
-              <w:t>Audited consolidated financial statements, Riyadh Cables Group Company (KPMG, unmodified opinion), FY2023 statements' own notes: PP&amp;E depreciation 59.53mn + intangibles amortisation 5.57mn + right-of-use depreciation 1.33mn = 66.43mn. ADDED at the critique response — the first edition carried FY2…</w:t>
+              <w:t>Audited consolidated financial statements, Riyadh Cables Group Company (KPMG, unmodified opinion), FY2023 cash-flow statement: PP&amp;E depreciation 59.53mn + intangibles amortisation 5.57mn + right-of-use depreciation 1.33mn = 66.43mn (corrected from the first edition, which carried the FY2024 figur…</w:t>
             </w:r>
           </w:p>
         </w:tc>
@@ -3814,7 +3759,7 @@
                 <w:color w:val="1C3A36"/>
                 <w:sz w:val="14"/>
               </w:rPr>
-              <w:t>Audited consolidated financial statements, Riyadh Cables Group Company (KPMG, unmodified opinion), 31 Dec 2023: trade and other payables 1,195.4mn + contract liabilities 25.0mn + accrued expenses and other current liabilities 266.5mn (Note 25; includes advances from customers 153.0mn, the FY2023 …</w:t>
+              <w:t>Audited consolidated financial statements, Riyadh Cables Group Company (KPMG, unmodified opinion), 31 Dec 2023: trade and other payables 1,195.4mn + accrued expenses and other liabilities 266.5mn + contract liabilities 25.0mn. The accrued line was omitted from the first edition's FY2023 payables,…</w:t>
             </w:r>
           </w:p>
         </w:tc>
@@ -4690,7 +4635,7 @@
                 <w:color w:val="1C3A36"/>
                 <w:sz w:val="14"/>
               </w:rPr>
-              <w:t>Audited consolidated financial statements, Riyadh Cables Group Company (KPMG, unmodified opinion), equity attributable to shareholders 31 Dec 2023 (total equity 2,246.20mn less non-controlling interests -0.55mn). ADDED at the critique response so the workbook balance-sheet history carries FY2023 …</w:t>
+              <w:t>Audited consolidated financial statements, Riyadh Cables Group Company (KPMG, unmodified opinion), equity attributable to shareholders 31 Dec 2023 (total equity 2,246.2mn less NCI of -0.5mn)</w:t>
             </w:r>
           </w:p>
         </w:tc>
@@ -6388,7 +6333,7 @@
                 <w:color w:val="1C3A36"/>
                 <w:sz w:val="14"/>
               </w:rPr>
-              <w:t>q1_26_rev</w:t>
+              <w:t>spread_anchor</w:t>
             </w:r>
           </w:p>
         </w:tc>
@@ -6406,7 +6351,7 @@
                 <w:color w:val="1C3A36"/>
                 <w:sz w:val="14"/>
               </w:rPr>
-              <w:t>2,768</w:t>
+              <w:t>0.1526</w:t>
             </w:r>
           </w:p>
         </w:tc>
@@ -6424,7 +6369,7 @@
                 <w:color w:val="1C3A36"/>
                 <w:sz w:val="14"/>
               </w:rPr>
-              <w:t>2026-05-05</w:t>
+              <w:t>2026-07-29</w:t>
             </w:r>
           </w:p>
         </w:tc>
@@ -6442,7 +6387,7 @@
                 <w:color w:val="1C3A36"/>
                 <w:sz w:val="14"/>
               </w:rPr>
-              <w:t>Tadawul-filed Q1-2026 results (announcement 05-May-2026): revenue SAR 2,767.7mn (+11.2%)</w:t>
+              <w:t>Gross margin the business sustains once the FY2024-25 metal tailwind has passed — the study's central contested judgement, anchored on the MOST RECENT REVIEWED ACTUAL: the H1-2026 gross margin of 15.26% (gross profit flat on +9.5% revenue), BELOW the FY2025 full-year 16.24% and H1-2025's 16.72%. …</w:t>
             </w:r>
           </w:p>
         </w:tc>
@@ -6461,7 +6406,7 @@
                 <w:color w:val="1C3A36"/>
                 <w:sz w:val="14"/>
               </w:rPr>
-              <w:t>q1_26_gp</w:t>
+              <w:t>kd</w:t>
             </w:r>
           </w:p>
         </w:tc>
@@ -6479,7 +6424,7 @@
                 <w:color w:val="1C3A36"/>
                 <w:sz w:val="14"/>
               </w:rPr>
-              <w:t>430.54</w:t>
+              <w:t>0.0590</w:t>
             </w:r>
           </w:p>
         </w:tc>
@@ -6497,7 +6442,7 @@
                 <w:color w:val="1C3A36"/>
                 <w:sz w:val="14"/>
               </w:rPr>
-              <w:t>2026-05-05</w:t>
+              <w:t>2026-08-18</w:t>
             </w:r>
           </w:p>
         </w:tc>
@@ -6515,7 +6460,7 @@
                 <w:color w:val="1C3A36"/>
                 <w:sz w:val="14"/>
               </w:rPr>
-              <w:t>Tadawul-filed Q1-2026 results: gross profit SAR 430.5mn — Q1 gross margin 15.56%. With the H1 figures this pins the Q2-2026 margin at 14.99%: the intra-half path DETERIORATES (15.56% -&gt; 14.99%), disclosed in the crux at the critique response — the first edition showed only the H1 average</w:t>
+              <w:t>Marginal cost of debt, pre-tax, in SAR. The company's Islamic Murabaha working-capital facilities price at SAIBOR plus a variable margin; 3-month SAIBOR ~5.2% (SAMA repo 4.25% plus the ~95bp SAIBOR-repo spread) plus a ~0.70% corporate margin. Sits above the 5.50% ten-year sovereign sukuk yield, a…</w:t>
             </w:r>
           </w:p>
         </w:tc>
@@ -6534,7 +6479,7 @@
                 <w:color w:val="1C3A36"/>
                 <w:sz w:val="14"/>
               </w:rPr>
-              <w:t>h1_25_rev</w:t>
+              <w:t>div_window</w:t>
             </w:r>
           </w:p>
         </w:tc>
@@ -6552,7 +6497,7 @@
                 <w:color w:val="1C3A36"/>
                 <w:sz w:val="14"/>
               </w:rPr>
-              <w:t>5,204</w:t>
+              <w:t>2.2500</w:t>
             </w:r>
           </w:p>
         </w:tc>
@@ -6570,7 +6515,7 @@
                 <w:color w:val="1C3A36"/>
                 <w:sz w:val="14"/>
               </w:rPr>
-              <w:t>2026-07-29</w:t>
+              <w:t>2026-08-18</w:t>
             </w:r>
           </w:p>
         </w:tc>
@@ -6588,372 +6533,7 @@
                 <w:color w:val="1C3A36"/>
                 <w:sz w:val="14"/>
               </w:rPr>
-              <w:t>Comparative six months to 30-Jun-2025, as filed with the reviewed H1-2026 interims: revenue SAR 5,203.9mn</w:t>
-            </w:r>
-          </w:p>
-        </w:tc>
-      </w:tr>
-      <w:tr>
-        <w:tc>
-          <w:tcPr>
-            <w:tcW w:type="dxa" w:w="1944"/>
-          </w:tcPr>
-          <w:p>
-            <w:pPr>
-              <w:spacing w:after="20"/>
-            </w:pPr>
-            <w:r>
-              <w:rPr>
-                <w:color w:val="1C3A36"/>
-                <w:sz w:val="14"/>
-              </w:rPr>
-              <w:t>h1_25_np</w:t>
-            </w:r>
-          </w:p>
-        </w:tc>
-        <w:tc>
-          <w:tcPr>
-            <w:tcW w:type="dxa" w:w="1440"/>
-          </w:tcPr>
-          <w:p>
-            <w:pPr>
-              <w:spacing w:after="20"/>
-              <w:jc w:val="right"/>
-            </w:pPr>
-            <w:r>
-              <w:rPr>
-                <w:color w:val="1C3A36"/>
-                <w:sz w:val="14"/>
-              </w:rPr>
-              <w:t>535.47</w:t>
-            </w:r>
-          </w:p>
-        </w:tc>
-        <w:tc>
-          <w:tcPr>
-            <w:tcW w:type="dxa" w:w="1008"/>
-          </w:tcPr>
-          <w:p>
-            <w:pPr>
-              <w:spacing w:after="20"/>
-              <w:jc w:val="right"/>
-            </w:pPr>
-            <w:r>
-              <w:rPr>
-                <w:color w:val="1C3A36"/>
-                <w:sz w:val="14"/>
-              </w:rPr>
-              <w:t>2026-07-29</w:t>
-            </w:r>
-          </w:p>
-        </w:tc>
-        <w:tc>
-          <w:tcPr>
-            <w:tcW w:type="dxa" w:w="5832"/>
-          </w:tcPr>
-          <w:p>
-            <w:pPr>
-              <w:spacing w:after="20"/>
-              <w:jc w:val="right"/>
-            </w:pPr>
-            <w:r>
-              <w:rPr>
-                <w:color w:val="1C3A36"/>
-                <w:sz w:val="14"/>
-              </w:rPr>
-              <w:t>Comparative H1-2025 net profit to shareholders SAR 535.5mn, as filed with the H1-2026 interims — used for the trailing-twelve-month earnings beside the FY2025 figure</w:t>
-            </w:r>
-          </w:p>
-        </w:tc>
-      </w:tr>
-      <w:tr>
-        <w:tc>
-          <w:tcPr>
-            <w:tcW w:type="dxa" w:w="1944"/>
-          </w:tcPr>
-          <w:p>
-            <w:pPr>
-              <w:spacing w:after="20"/>
-            </w:pPr>
-            <w:r>
-              <w:rPr>
-                <w:color w:val="1C3A36"/>
-                <w:sz w:val="14"/>
-              </w:rPr>
-              <w:t>spread_anchor</w:t>
-            </w:r>
-          </w:p>
-        </w:tc>
-        <w:tc>
-          <w:tcPr>
-            <w:tcW w:type="dxa" w:w="1440"/>
-          </w:tcPr>
-          <w:p>
-            <w:pPr>
-              <w:spacing w:after="20"/>
-              <w:jc w:val="right"/>
-            </w:pPr>
-            <w:r>
-              <w:rPr>
-                <w:color w:val="1C3A36"/>
-                <w:sz w:val="14"/>
-              </w:rPr>
-              <w:t>0.1526</w:t>
-            </w:r>
-          </w:p>
-        </w:tc>
-        <w:tc>
-          <w:tcPr>
-            <w:tcW w:type="dxa" w:w="1008"/>
-          </w:tcPr>
-          <w:p>
-            <w:pPr>
-              <w:spacing w:after="20"/>
-              <w:jc w:val="right"/>
-            </w:pPr>
-            <w:r>
-              <w:rPr>
-                <w:color w:val="1C3A36"/>
-                <w:sz w:val="14"/>
-              </w:rPr>
-              <w:t>2026-07-29</w:t>
-            </w:r>
-          </w:p>
-        </w:tc>
-        <w:tc>
-          <w:tcPr>
-            <w:tcW w:type="dxa" w:w="5832"/>
-          </w:tcPr>
-          <w:p>
-            <w:pPr>
-              <w:spacing w:after="20"/>
-              <w:jc w:val="right"/>
-            </w:pPr>
-            <w:r>
-              <w:rPr>
-                <w:color w:val="1C3A36"/>
-                <w:sz w:val="14"/>
-              </w:rPr>
-              <w:t>Gross margin the business sustains once the FY2024-25 metal tailwind has passed — the study's central contested judgement, anchored on the MOST RECENT REVIEWED ACTUAL: the H1-2026 gross margin of 15.26% (gross profit flat on +9.5% revenue), BELOW the FY2025 full-year 16.24% and H1-2025's 16.72%. …</w:t>
-            </w:r>
-          </w:p>
-        </w:tc>
-      </w:tr>
-      <w:tr>
-        <w:tc>
-          <w:tcPr>
-            <w:tcW w:type="dxa" w:w="1944"/>
-          </w:tcPr>
-          <w:p>
-            <w:pPr>
-              <w:spacing w:after="20"/>
-            </w:pPr>
-            <w:r>
-              <w:rPr>
-                <w:color w:val="1C3A36"/>
-                <w:sz w:val="14"/>
-              </w:rPr>
-              <w:t>kd</w:t>
-            </w:r>
-          </w:p>
-        </w:tc>
-        <w:tc>
-          <w:tcPr>
-            <w:tcW w:type="dxa" w:w="1440"/>
-          </w:tcPr>
-          <w:p>
-            <w:pPr>
-              <w:spacing w:after="20"/>
-              <w:jc w:val="right"/>
-            </w:pPr>
-            <w:r>
-              <w:rPr>
-                <w:color w:val="1C3A36"/>
-                <w:sz w:val="14"/>
-              </w:rPr>
-              <w:t>0.0590</w:t>
-            </w:r>
-          </w:p>
-        </w:tc>
-        <w:tc>
-          <w:tcPr>
-            <w:tcW w:type="dxa" w:w="1008"/>
-          </w:tcPr>
-          <w:p>
-            <w:pPr>
-              <w:spacing w:after="20"/>
-              <w:jc w:val="right"/>
-            </w:pPr>
-            <w:r>
-              <w:rPr>
-                <w:color w:val="1C3A36"/>
-                <w:sz w:val="14"/>
-              </w:rPr>
-              <w:t>2026-08-18</w:t>
-            </w:r>
-          </w:p>
-        </w:tc>
-        <w:tc>
-          <w:tcPr>
-            <w:tcW w:type="dxa" w:w="5832"/>
-          </w:tcPr>
-          <w:p>
-            <w:pPr>
-              <w:spacing w:after="20"/>
-              <w:jc w:val="right"/>
-            </w:pPr>
-            <w:r>
-              <w:rPr>
-                <w:color w:val="1C3A36"/>
-                <w:sz w:val="14"/>
-              </w:rPr>
-              <w:t>Marginal cost of debt, pre-tax, in SAR. The company's Islamic Murabaha working-capital facilities price at SAIBOR plus a variable margin; 3-month SAIBOR ~5.2% (SAMA repo 4.25% plus the ~95bp SAIBOR-repo spread) plus a ~0.70% corporate margin. Sits ABOVE the 4.85% sovereign, as a same-currency cor…</w:t>
-            </w:r>
-          </w:p>
-        </w:tc>
-      </w:tr>
-      <w:tr>
-        <w:tc>
-          <w:tcPr>
-            <w:tcW w:type="dxa" w:w="1944"/>
-          </w:tcPr>
-          <w:p>
-            <w:pPr>
-              <w:spacing w:after="20"/>
-            </w:pPr>
-            <w:r>
-              <w:rPr>
-                <w:color w:val="1C3A36"/>
-                <w:sz w:val="14"/>
-              </w:rPr>
-              <w:t>div_window</w:t>
-            </w:r>
-          </w:p>
-        </w:tc>
-        <w:tc>
-          <w:tcPr>
-            <w:tcW w:type="dxa" w:w="1440"/>
-          </w:tcPr>
-          <w:p>
-            <w:pPr>
-              <w:spacing w:after="20"/>
-              <w:jc w:val="right"/>
-            </w:pPr>
-            <w:r>
-              <w:rPr>
-                <w:color w:val="1C3A36"/>
-                <w:sz w:val="14"/>
-              </w:rPr>
-              <w:t>2.2500</w:t>
-            </w:r>
-          </w:p>
-        </w:tc>
-        <w:tc>
-          <w:tcPr>
-            <w:tcW w:type="dxa" w:w="1008"/>
-          </w:tcPr>
-          <w:p>
-            <w:pPr>
-              <w:spacing w:after="20"/>
-              <w:jc w:val="right"/>
-            </w:pPr>
-            <w:r>
-              <w:rPr>
-                <w:color w:val="1C3A36"/>
-                <w:sz w:val="14"/>
-              </w:rPr>
-              <w:t>2026-08-18</w:t>
-            </w:r>
-          </w:p>
-        </w:tc>
-        <w:tc>
-          <w:tcPr>
-            <w:tcW w:type="dxa" w:w="5832"/>
-          </w:tcPr>
-          <w:p>
-            <w:pPr>
-              <w:spacing w:after="20"/>
-              <w:jc w:val="right"/>
-            </w:pPr>
-            <w:r>
-              <w:rPr>
-                <w:color w:val="1C3A36"/>
-                <w:sz w:val="14"/>
-              </w:rPr>
-              <w:t>SAR 2.25/share FY2025 final cash dividend — the only distribution inside the 31-Dec-2025-to-anchor window — netted from the rolled-forward value. FY2025 audited statements Note 47: SR 336.8mn at SR 2.25/share recommended 15-Mar-2026; approved at the EGM of 10-May-2026, ex-date 10-May-2026, paid 1…</w:t>
-            </w:r>
-          </w:p>
-        </w:tc>
-      </w:tr>
-      <w:tr>
-        <w:tc>
-          <w:tcPr>
-            <w:tcW w:type="dxa" w:w="1944"/>
-          </w:tcPr>
-          <w:p>
-            <w:pPr>
-              <w:spacing w:after="20"/>
-            </w:pPr>
-            <w:r>
-              <w:rPr>
-                <w:color w:val="1C3A36"/>
-                <w:sz w:val="14"/>
-              </w:rPr>
-              <w:t>payout</w:t>
-            </w:r>
-          </w:p>
-        </w:tc>
-        <w:tc>
-          <w:tcPr>
-            <w:tcW w:type="dxa" w:w="1440"/>
-          </w:tcPr>
-          <w:p>
-            <w:pPr>
-              <w:spacing w:after="20"/>
-              <w:jc w:val="right"/>
-            </w:pPr>
-            <w:r>
-              <w:rPr>
-                <w:color w:val="1C3A36"/>
-                <w:sz w:val="14"/>
-              </w:rPr>
-              <w:t>0.5500</w:t>
-            </w:r>
-          </w:p>
-        </w:tc>
-        <w:tc>
-          <w:tcPr>
-            <w:tcW w:type="dxa" w:w="1008"/>
-          </w:tcPr>
-          <w:p>
-            <w:pPr>
-              <w:spacing w:after="20"/>
-              <w:jc w:val="right"/>
-            </w:pPr>
-            <w:r>
-              <w:rPr>
-                <w:color w:val="1C3A36"/>
-                <w:sz w:val="14"/>
-              </w:rPr>
-              <w:t>2026-08-18</w:t>
-            </w:r>
-          </w:p>
-        </w:tc>
-        <w:tc>
-          <w:tcPr>
-            <w:tcW w:type="dxa" w:w="5832"/>
-          </w:tcPr>
-          <w:p>
-            <w:pPr>
-              <w:spacing w:after="20"/>
-              <w:jc w:val="right"/>
-            </w:pPr>
-            <w:r>
-              <w:rPr>
-                <w:color w:val="1C3A36"/>
-                <w:sz w:val="14"/>
-              </w:rPr>
-              <w:t>Forward dividend payout on attributable profit, semi-annual policy. Cash paid during FY2025 was SR 598.99mn = SR 4.00/share = 55.4% of the 7.22 EPS (Note 22 amounts; the note's 'SR 1.9 per share' labels contradict their own totals), so 55% is the actual recent payout held flat, not an aspiration.…</w:t>
+              <w:t>SAR 2.25/share FY2025 final cash dividend (SAR 336,864,375 total on 149,717,500 shares) paid inside the 31-Dec-2025-to-anchor window, netted from the rolled-forward value. It is the ONLY dividend paid in the window: the company distributes semi-annually (a final declared with the March results an…</w:t>
             </w:r>
           </w:p>
         </w:tc>
@@ -7262,7 +6842,7 @@
                 <w:color w:val="1C3A36"/>
                 <w:sz w:val="14"/>
               </w:rPr>
-              <w:t>0.0552</w:t>
+              <w:t>0.0550</w:t>
             </w:r>
           </w:p>
         </w:tc>
@@ -7298,7 +6878,7 @@
                 <w:color w:val="1C3A36"/>
                 <w:sz w:val="14"/>
               </w:rPr>
-              <w:t>Saudi 10-year local-currency (SAR) government sukuk yield 5.52%: the FTSE Saudi Arabian Government Bond Index factsheet dated 31-Jul-2026, 7-10 year maturity bucket yield-to-maturity 5.52% at an 8.24-year average life (whole index 5.48% at 7.88y; the curve is upward-sloping, 1-3y 5.22% through 10…</w:t>
+              <w:t>Saudi 10-year local-currency (SAR) government sukuk yield ~5.50%. RE-DERIVED from primary index observations after external audit (the prior 4.85% policy-rate-plus-term-premium estimate sat below the entire published SAR government sukuk curve): FTSE Saudi Government Bond Index 7-10-year yield-to…</w:t>
             </w:r>
           </w:p>
         </w:tc>
@@ -7371,7 +6951,7 @@
                 <w:color w:val="1C3A36"/>
                 <w:sz w:val="14"/>
               </w:rPr>
-              <w:t>Saudi Arabia adjusted sovereign default spread 0.48% on the rating basis (Moody's Aa3), Damodaran country-risk dataset, July-2026 vintage — the dated update published ~10-Jul-2026, five weeks before the anchor (the first edition carried the January-2026 vintage's 0.51% while ctryprem.html still d…</w:t>
+              <w:t>Saudi Arabia adjusted sovereign default spread 0.48% (Moody's Aa3), Damodaran country-risk-premium file, JULY-2026 update (posted ~10-Jul-2026, superseding the January vintage of 0.51% used in the first edition). Netted out of the local-currency risk-free rate so sovereign default risk is not cha…</w:t>
             </w:r>
           </w:p>
         </w:tc>
@@ -7444,7 +7024,7 @@
                 <w:color w:val="1C3A36"/>
                 <w:sz w:val="14"/>
               </w:rPr>
-              <w:t>Saudi Arabia total equity risk premium 4.94%, Damodaran country-risk dataset, July-2026 vintage: the 4.20% mature-market premium plus a 0.74% country risk premium. Rating basis. Updated from the January vintage's 5.01% at the critique response</w:t>
+              <w:t>Saudi Arabia total equity risk premium 4.94%, Damodaran country-risk-premium file, JULY-2026 update: the ~4.20% mature-market premium plus a 0.74% country risk premium (0.48% default spread scaled by relative equity volatility ~1.55). Updated from the January vintage (5.01%) after external audit …</w:t>
             </w:r>
           </w:p>
         </w:tc>
@@ -7463,7 +7043,7 @@
                 <w:color w:val="1C3A36"/>
                 <w:sz w:val="14"/>
               </w:rPr>
-              <w:t>erp_mature</w:t>
+              <w:t>erp_cds</w:t>
             </w:r>
           </w:p>
         </w:tc>
@@ -7481,7 +7061,7 @@
                 <w:color w:val="1C3A36"/>
                 <w:sz w:val="14"/>
               </w:rPr>
-              <w:t>0.0420</w:t>
+              <w:t>0.0490</w:t>
             </w:r>
           </w:p>
         </w:tc>
@@ -7517,153 +7097,7 @@
                 <w:color w:val="1C3A36"/>
                 <w:sz w:val="14"/>
               </w:rPr>
-              <w:t>Mature-market equity risk premium 4.20%, Damodaran July-2026 vintage — the base the Saudi ERP decomposes onto</w:t>
-            </w:r>
-          </w:p>
-        </w:tc>
-      </w:tr>
-      <w:tr>
-        <w:tc>
-          <w:tcPr>
-            <w:tcW w:type="dxa" w:w="1944"/>
-          </w:tcPr>
-          <w:p>
-            <w:pPr>
-              <w:spacing w:after="20"/>
-            </w:pPr>
-            <w:r>
-              <w:rPr>
-                <w:color w:val="1C3A36"/>
-                <w:sz w:val="14"/>
-              </w:rPr>
-              <w:t>erp_crp</w:t>
-            </w:r>
-          </w:p>
-        </w:tc>
-        <w:tc>
-          <w:tcPr>
-            <w:tcW w:type="dxa" w:w="1440"/>
-          </w:tcPr>
-          <w:p>
-            <w:pPr>
-              <w:spacing w:after="20"/>
-              <w:jc w:val="right"/>
-            </w:pPr>
-            <w:r>
-              <w:rPr>
-                <w:color w:val="1C3A36"/>
-                <w:sz w:val="14"/>
-              </w:rPr>
-              <w:t>0.0074</w:t>
-            </w:r>
-          </w:p>
-        </w:tc>
-        <w:tc>
-          <w:tcPr>
-            <w:tcW w:type="dxa" w:w="1008"/>
-          </w:tcPr>
-          <w:p>
-            <w:pPr>
-              <w:spacing w:after="20"/>
-              <w:jc w:val="right"/>
-            </w:pPr>
-            <w:r>
-              <w:rPr>
-                <w:color w:val="1C3A36"/>
-                <w:sz w:val="14"/>
-              </w:rPr>
-              <w:t>2026-07-10</w:t>
-            </w:r>
-          </w:p>
-        </w:tc>
-        <w:tc>
-          <w:tcPr>
-            <w:tcW w:type="dxa" w:w="5832"/>
-          </w:tcPr>
-          <w:p>
-            <w:pPr>
-              <w:spacing w:after="20"/>
-              <w:jc w:val="right"/>
-            </w:pPr>
-            <w:r>
-              <w:rPr>
-                <w:color w:val="1C3A36"/>
-                <w:sz w:val="14"/>
-              </w:rPr>
-              <w:t>Saudi country risk premium 0.74%, Damodaran July-2026 vintage (default spread scaled by relative equity volatility); erp_mature + erp_crp = erp, asserted</w:t>
-            </w:r>
-          </w:p>
-        </w:tc>
-      </w:tr>
-      <w:tr>
-        <w:tc>
-          <w:tcPr>
-            <w:tcW w:type="dxa" w:w="1944"/>
-          </w:tcPr>
-          <w:p>
-            <w:pPr>
-              <w:spacing w:after="20"/>
-            </w:pPr>
-            <w:r>
-              <w:rPr>
-                <w:color w:val="1C3A36"/>
-                <w:sz w:val="14"/>
-              </w:rPr>
-              <w:t>erp_cds</w:t>
-            </w:r>
-          </w:p>
-        </w:tc>
-        <w:tc>
-          <w:tcPr>
-            <w:tcW w:type="dxa" w:w="1440"/>
-          </w:tcPr>
-          <w:p>
-            <w:pPr>
-              <w:spacing w:after="20"/>
-              <w:jc w:val="right"/>
-            </w:pPr>
-            <w:r>
-              <w:rPr>
-                <w:color w:val="1C3A36"/>
-                <w:sz w:val="14"/>
-              </w:rPr>
-              <w:t>0.0500</w:t>
-            </w:r>
-          </w:p>
-        </w:tc>
-        <w:tc>
-          <w:tcPr>
-            <w:tcW w:type="dxa" w:w="1008"/>
-          </w:tcPr>
-          <w:p>
-            <w:pPr>
-              <w:spacing w:after="20"/>
-              <w:jc w:val="right"/>
-            </w:pPr>
-            <w:r>
-              <w:rPr>
-                <w:color w:val="1C3A36"/>
-                <w:sz w:val="14"/>
-              </w:rPr>
-              <w:t>2026-01-05</w:t>
-            </w:r>
-          </w:p>
-        </w:tc>
-        <w:tc>
-          <w:tcPr>
-            <w:tcW w:type="dxa" w:w="5832"/>
-          </w:tcPr>
-          <w:p>
-            <w:pPr>
-              <w:spacing w:after="20"/>
-              <w:jc w:val="right"/>
-            </w:pPr>
-            <w:r>
-              <w:rPr>
-                <w:color w:val="1C3A36"/>
-                <w:sz w:val="14"/>
-              </w:rPr>
-              <w:t>Saudi Arabia equity risk premium on the CDS basis ~5.00% (CDS spread ~0.50%), January-2026 vintage — the July CDS table was not sourced, so the CDS leg is FLAGGED as one vintage older than the rating leg. Published beside the rating basis per the dual-ERP rule; the two converge for a high-grade s…</w:t>
+              <w:t>Saudi Arabia equity risk premium on the CDS basis ~4.90% (July-2026 vintage). Published beside the rating basis; the two converge for a high-grade sovereign</w:t>
             </w:r>
           </w:p>
         </w:tc>
@@ -8098,7 +7532,7 @@
                 <w:color w:val="1C3A36"/>
                 <w:sz w:val="14"/>
               </w:rPr>
-              <w:t>104.90</w:t>
+              <w:t>104.80</w:t>
             </w:r>
           </w:p>
         </w:tc>
@@ -8134,299 +7568,7 @@
                 <w:color w:val="1C3A36"/>
                 <w:sz w:val="14"/>
               </w:rPr>
-              <w:t>Tadawul settled close, symbol 4142, 18-Aug-2026 (-1.40 on the 106.30 previous close, exchange record via Argaam). The uploaded vendor row printed 104.80 — an unsettled intraday snapshot, revised to the settled print in engine/raw_ohlc/SA/RIYADHCABLE.csv at the critique response; the verbatim vend…</w:t>
-            </w:r>
-          </w:p>
-        </w:tc>
-      </w:tr>
-      <w:tr>
-        <w:tc>
-          <w:tcPr>
-            <w:tcW w:type="dxa" w:w="1944"/>
-          </w:tcPr>
-          <w:p>
-            <w:pPr>
-              <w:spacing w:after="20"/>
-            </w:pPr>
-            <w:r>
-              <w:rPr>
-                <w:color w:val="1C3A36"/>
-                <w:sz w:val="14"/>
-              </w:rPr>
-              <w:t>peer_prysmian_fwd</w:t>
-            </w:r>
-          </w:p>
-        </w:tc>
-        <w:tc>
-          <w:tcPr>
-            <w:tcW w:type="dxa" w:w="1440"/>
-          </w:tcPr>
-          <w:p>
-            <w:pPr>
-              <w:spacing w:after="20"/>
-              <w:jc w:val="right"/>
-            </w:pPr>
-            <w:r>
-              <w:rPr>
-                <w:color w:val="1C3A36"/>
-                <w:sz w:val="14"/>
-              </w:rPr>
-              <w:t>14.00</w:t>
-            </w:r>
-          </w:p>
-        </w:tc>
-        <w:tc>
-          <w:tcPr>
-            <w:tcW w:type="dxa" w:w="1008"/>
-          </w:tcPr>
-          <w:p>
-            <w:pPr>
-              <w:spacing w:after="20"/>
-              <w:jc w:val="right"/>
-            </w:pPr>
-            <w:r>
-              <w:rPr>
-                <w:color w:val="1C3A36"/>
-                <w:sz w:val="14"/>
-              </w:rPr>
-              <w:t>2026-08-18</w:t>
-            </w:r>
-          </w:p>
-        </w:tc>
-        <w:tc>
-          <w:tcPr>
-            <w:tcW w:type="dxa" w:w="5832"/>
-          </w:tcPr>
-          <w:p>
-            <w:pPr>
-              <w:spacing w:after="20"/>
-              <w:jc w:val="right"/>
-            </w:pPr>
-            <w:r>
-              <w:rPr>
-                <w:color w:val="1C3A36"/>
-                <w:sz w:val="14"/>
-              </w:rPr>
-              <w:t>Prysmian forward EV/EBITDA ~14x, recomputed from primary evidence at the anchor: FY2026 adjusted-EBITDA guidance RAISED to EUR 2.8-2.9bn on 30-Jul-2026 (company press release, record Q2 adj EBITDA EUR 730mn) against a mid-Aug market EV of ~EUR 40bn. Two independent recomputations put it 13.9-15x.…</w:t>
-            </w:r>
-          </w:p>
-        </w:tc>
-      </w:tr>
-      <w:tr>
-        <w:tc>
-          <w:tcPr>
-            <w:tcW w:type="dxa" w:w="1944"/>
-          </w:tcPr>
-          <w:p>
-            <w:pPr>
-              <w:spacing w:after="20"/>
-            </w:pPr>
-            <w:r>
-              <w:rPr>
-                <w:color w:val="1C3A36"/>
-                <w:sz w:val="14"/>
-              </w:rPr>
-              <w:t>peer_nexans_fwd</w:t>
-            </w:r>
-          </w:p>
-        </w:tc>
-        <w:tc>
-          <w:tcPr>
-            <w:tcW w:type="dxa" w:w="1440"/>
-          </w:tcPr>
-          <w:p>
-            <w:pPr>
-              <w:spacing w:after="20"/>
-              <w:jc w:val="right"/>
-            </w:pPr>
-            <w:r>
-              <w:rPr>
-                <w:color w:val="1C3A36"/>
-                <w:sz w:val="14"/>
-              </w:rPr>
-              <w:t>8.70</w:t>
-            </w:r>
-          </w:p>
-        </w:tc>
-        <w:tc>
-          <w:tcPr>
-            <w:tcW w:type="dxa" w:w="1008"/>
-          </w:tcPr>
-          <w:p>
-            <w:pPr>
-              <w:spacing w:after="20"/>
-              <w:jc w:val="right"/>
-            </w:pPr>
-            <w:r>
-              <w:rPr>
-                <w:color w:val="1C3A36"/>
-                <w:sz w:val="14"/>
-              </w:rPr>
-              <w:t>2026-08-18</w:t>
-            </w:r>
-          </w:p>
-        </w:tc>
-        <w:tc>
-          <w:tcPr>
-            <w:tcW w:type="dxa" w:w="5832"/>
-          </w:tcPr>
-          <w:p>
-            <w:pPr>
-              <w:spacing w:after="20"/>
-              <w:jc w:val="right"/>
-            </w:pPr>
-            <w:r>
-              <w:rPr>
-                <w:color w:val="1C3A36"/>
-                <w:sz w:val="14"/>
-              </w:rPr>
-              <w:t>Nexans forward EV/EBITDA ~8.7x (span 8.4-9.0x across two independent recomputations): FY2026 guidance raised to EUR 770-840mn (press release 29-Jul-2026) against an EV of ~EUR 7.0-7.2bn. The first edition's ~7.5x was modestly stale</w:t>
-            </w:r>
-          </w:p>
-        </w:tc>
-      </w:tr>
-      <w:tr>
-        <w:tc>
-          <w:tcPr>
-            <w:tcW w:type="dxa" w:w="1944"/>
-          </w:tcPr>
-          <w:p>
-            <w:pPr>
-              <w:spacing w:after="20"/>
-            </w:pPr>
-            <w:r>
-              <w:rPr>
-                <w:color w:val="1C3A36"/>
-                <w:sz w:val="14"/>
-              </w:rPr>
-              <w:t>peer_polycab_fwd</w:t>
-            </w:r>
-          </w:p>
-        </w:tc>
-        <w:tc>
-          <w:tcPr>
-            <w:tcW w:type="dxa" w:w="1440"/>
-          </w:tcPr>
-          <w:p>
-            <w:pPr>
-              <w:spacing w:after="20"/>
-              <w:jc w:val="right"/>
-            </w:pPr>
-            <w:r>
-              <w:rPr>
-                <w:color w:val="1C3A36"/>
-                <w:sz w:val="14"/>
-              </w:rPr>
-              <w:t>29.00</w:t>
-            </w:r>
-          </w:p>
-        </w:tc>
-        <w:tc>
-          <w:tcPr>
-            <w:tcW w:type="dxa" w:w="1008"/>
-          </w:tcPr>
-          <w:p>
-            <w:pPr>
-              <w:spacing w:after="20"/>
-              <w:jc w:val="right"/>
-            </w:pPr>
-            <w:r>
-              <w:rPr>
-                <w:color w:val="1C3A36"/>
-                <w:sz w:val="14"/>
-              </w:rPr>
-              <w:t>2026-08-18</w:t>
-            </w:r>
-          </w:p>
-        </w:tc>
-        <w:tc>
-          <w:tcPr>
-            <w:tcW w:type="dxa" w:w="5832"/>
-          </w:tcPr>
-          <w:p>
-            <w:pPr>
-              <w:spacing w:after="20"/>
-              <w:jc w:val="right"/>
-            </w:pPr>
-            <w:r>
-              <w:rPr>
-                <w:color w:val="1C3A36"/>
-                <w:sz w:val="14"/>
-              </w:rPr>
-              <w:t>Polycab India forward (NTM) EV/EBITDA ~29x (trailing ~33x). Cross-check context only</w:t>
-            </w:r>
-          </w:p>
-        </w:tc>
-      </w:tr>
-      <w:tr>
-        <w:tc>
-          <w:tcPr>
-            <w:tcW w:type="dxa" w:w="1944"/>
-          </w:tcPr>
-          <w:p>
-            <w:pPr>
-              <w:spacing w:after="20"/>
-            </w:pPr>
-            <w:r>
-              <w:rPr>
-                <w:color w:val="1C3A36"/>
-                <w:sz w:val="14"/>
-              </w:rPr>
-              <w:t>peer_kei_fwd</w:t>
-            </w:r>
-          </w:p>
-        </w:tc>
-        <w:tc>
-          <w:tcPr>
-            <w:tcW w:type="dxa" w:w="1440"/>
-          </w:tcPr>
-          <w:p>
-            <w:pPr>
-              <w:spacing w:after="20"/>
-              <w:jc w:val="right"/>
-            </w:pPr>
-            <w:r>
-              <w:rPr>
-                <w:color w:val="1C3A36"/>
-                <w:sz w:val="14"/>
-              </w:rPr>
-              <w:t>31.00</w:t>
-            </w:r>
-          </w:p>
-        </w:tc>
-        <w:tc>
-          <w:tcPr>
-            <w:tcW w:type="dxa" w:w="1008"/>
-          </w:tcPr>
-          <w:p>
-            <w:pPr>
-              <w:spacing w:after="20"/>
-              <w:jc w:val="right"/>
-            </w:pPr>
-            <w:r>
-              <w:rPr>
-                <w:color w:val="1C3A36"/>
-                <w:sz w:val="14"/>
-              </w:rPr>
-              <w:t>2026-08-18</w:t>
-            </w:r>
-          </w:p>
-        </w:tc>
-        <w:tc>
-          <w:tcPr>
-            <w:tcW w:type="dxa" w:w="5832"/>
-          </w:tcPr>
-          <w:p>
-            <w:pPr>
-              <w:spacing w:after="20"/>
-              <w:jc w:val="right"/>
-            </w:pPr>
-            <w:r>
-              <w:rPr>
-                <w:color w:val="1C3A36"/>
-                <w:sz w:val="14"/>
-              </w:rPr>
-              <w:t>KEI Industries forward (NTM) EV/EBITDA ~30-32x; ~24-25x only two years out (FY-Mar-2028 basis) — the first edition's '~24x' was a two-year-forward figure shown in an NTM column, corrected and year-labelled</w:t>
+              <w:t>Tadawul daily close, symbol 4142, uploaded price history</w:t>
             </w:r>
           </w:p>
         </w:tc>
@@ -9100,7 +8242,7 @@
                 <w:color w:val="1C3A36"/>
                 <w:sz w:val="14"/>
               </w:rPr>
-              <w:t>0.019, 0.018, 0.018, 0.018, 0.018</w:t>
+              <w:t>0.019, 0.018, 0.017, 0.016, 0.016</w:t>
             </w:r>
           </w:p>
         </w:tc>
@@ -9136,7 +8278,7 @@
                 <w:color w:val="1C3A36"/>
                 <w:sz w:val="14"/>
               </w:rPr>
-              <w:t>Capital expenditure as a share of revenue. Audited cash-flow-statement actuals: FY2024 195.0mn / 9,007.4mn = 2.17%, FY2025 188.9mn / 10,673.6mn = 1.77% (assets under construction 107.9mn of the FY2025 spend). The path starts between the two actual years and is FLOORED at the FY2025 actual 1.77% —…</w:t>
+              <w:t>Capital expenditure as a share of revenue, easing from the FY2025 level (188.9mn / 10,673.6mn = 1.77%) held broadly flat — a maintenance-plus-modest-capacity level for a plant already largely built out (FY2025 assets under construction were 107.9mn of the 188.9mn spend)</w:t>
             </w:r>
           </w:p>
         </w:tc>
@@ -9209,7 +8351,7 @@
                 <w:color w:val="1C3A36"/>
                 <w:sz w:val="14"/>
               </w:rPr>
-              <w:t>Net working capital as a share of revenue, held at the FY2025 level. History: FY2023 27.0%, FY2024 28.4%, FY2025 27.9% — a structurally working-capital-heavy cable maker (copper/aluminium inventory + trade receivables, partly offset by trade payables and a reverse-factoring facility). Held flat r…</w:t>
+              <w:t>Net working capital as a share of revenue, held near the FY2025 level. History on a consistent basis (accrued expenses included in payables in every year): FY2023 23.5%, FY2024 24.4%, FY2025 27.5% — a structurally working-capital-heavy cable maker (copper/aluminium inventory + trade receivables, …</w:t>
             </w:r>
           </w:p>
         </w:tc>
@@ -9319,7 +8461,7 @@
                 <w:color w:val="1C3A36"/>
                 <w:sz w:val="14"/>
               </w:rPr>
-              <w:t>0.0504</w:t>
+              <w:t>0.0502</w:t>
             </w:r>
           </w:p>
         </w:tc>
@@ -9355,7 +8497,7 @@
                 <w:color w:val="1C3A36"/>
                 <w:sz w:val="14"/>
               </w:rPr>
-              <w:t>Terminal risk-free rate = the normalised SAR risk-free (rf 5.52% less the 0.48% sovereign default spread) held flat: Saudi rates are already at a long-run level, so no crisis-premium normalisation is needed, unlike a high-inflation market. Moves one-for-one with the corrected rf — the terminal bl…</w:t>
+              <w:t>Terminal risk-free rate = the normalised SAR risk-free (rf 5.50% less the 0.48% sovereign default spread = 5.02%) HELD FLAT: Saudi rates are already at a long-run level, so no crisis-premium normalisation is applied and the terminal risk-free is NOT marked below its current normalised level — the…</w:t>
             </w:r>
           </w:p>
         </w:tc>
@@ -9392,7 +8534,7 @@
                 <w:color w:val="1C3A36"/>
                 <w:sz w:val="14"/>
               </w:rPr>
-              <w:t>0.0468</w:t>
+              <w:t>0.0470</w:t>
             </w:r>
           </w:p>
         </w:tc>
@@ -9428,7 +8570,7 @@
                 <w:color w:val="1C3A36"/>
                 <w:sz w:val="14"/>
               </w:rPr>
-              <w:t>Terminal equity risk premium 4.68%, the same 26bp compression of the current 4.94% the first edition applied to the January vintage (5.01% -&gt; 4.75%), as the country risk premium narrows with Vision-2030 diversification; never held at a crisis level, never below the mature-market base</w:t>
+              <w:t>Terminal equity risk premium 4.70%, a mild compression of the current 4.94% (July-2026 Damodaran) as the country risk premium narrows with Vision-2030 diversification; never held at a crisis level, never below the ~4.2% mature-market base</w:t>
             </w:r>
           </w:p>
         </w:tc>
@@ -9611,7 +8753,7 @@
                 <w:color w:val="1C3A36"/>
                 <w:sz w:val="14"/>
               </w:rPr>
-              <w:t>0.00</w:t>
+              <w:t>0.0500</w:t>
             </w:r>
           </w:p>
         </w:tc>
@@ -9647,7 +8789,7 @@
                 <w:color w:val="1C3A36"/>
                 <w:sz w:val="14"/>
               </w:rPr>
-              <w:t>Terminal net-debt weight 0% — all-equity. CORRECTED at the critique response: the first edition normalised to 5% net debt, but the model's own forecast reaches net CASH from FY2028E (net financial debt -113 -&gt; -744 by FY2030E), so a levered terminal contradicted the build's own balance-sheet path…</w:t>
+              <w:t>Terminal net-debt weight 5%, normalised modestly above today's ~2.4% to acknowledge the structural working-capital leverage a cable maker carries, while staying far below a geared capital structure this equity-funded company has never run</w:t>
             </w:r>
           </w:p>
         </w:tc>
@@ -9903,7 +9045,7 @@
                 <w:color w:val="1C3A36"/>
                 <w:sz w:val="14"/>
               </w:rPr>
-              <w:t>10.00</w:t>
+              <w:t>9.50</w:t>
             </w:r>
           </w:p>
         </w:tc>
@@ -9939,7 +9081,7 @@
                 <w:color w:val="1C3A36"/>
                 <w:sz w:val="14"/>
               </w:rPr>
-              <w:t>Justified EV/EBITDA on mid-cycle FY2027E EBITDA. The developed cable majors recomputed from their OWN guidance and market EV at the anchor date span ~8.5-14.5x forward (Prysmian ~14x, Nexans ~8.5-9x — see the peer inputs); the Indian growth names ~29-32x NTM. 10.0x is a DELIBERATE DISCOUNT to tha…</w:t>
+              <w:t>Justified EV/EBITDA on mid-cycle FY2027E EBITDA. Riyadh Cables trades ~11.9x trailing EV/EBITDA and ~14.5x trailing earnings. The wire-and-cable peer set splits in two, and the first edition mischaracterised it as a single 7-11x band: developed-market majors (Prysmian, Nexans) trade ~7-9x forward…</w:t>
             </w:r>
           </w:p>
         </w:tc>
@@ -10012,7 +9154,7 @@
                 <w:color w:val="1C3A36"/>
                 <w:sz w:val="14"/>
               </w:rPr>
-              <w:t>Justified through-cycle P/E on normalised earnings. 13.0x for a high-return, low-leverage regional champion with a ~10.6% cost of equity and mid-single-digit durable growth. Bear 10.0x / bull 16.0x</w:t>
+              <w:t>Justified through-cycle P/E on normalised earnings. 13.0x for a high-return, low-leverage regional champion with a ~10% cost of equity and mid-single-digit durable growth. Bear 10.0x / bull 16.0x</w:t>
             </w:r>
           </w:p>
         </w:tc>
@@ -10393,7 +9535,7 @@
                 <w:color w:val="1C3A36"/>
                 <w:sz w:val="15"/>
               </w:rPr>
-              <w:t>Risk-free rate 5.52% (10y SAR)</w:t>
+              <w:t>Cost of equity ~10%</w:t>
             </w:r>
           </w:p>
         </w:tc>
@@ -10411,7 +9553,7 @@
                 <w:color w:val="1C3A36"/>
                 <w:sz w:val="15"/>
               </w:rPr>
-              <w:t>FTSE SAGBI 7–10y bucket, 31-Jul-2026</w:t>
+              <w:t>beta 1.129 × ERP 4.94% + rf*</w:t>
             </w:r>
           </w:p>
         </w:tc>
@@ -10429,62 +9571,7 @@
                 <w:color w:val="1C3A36"/>
                 <w:sz w:val="15"/>
               </w:rPr>
-              <w:t>A dated, traded SAR curve observation materially different at a later anchor; priced ±50bp in the study</w:t>
-            </w:r>
-          </w:p>
-        </w:tc>
-      </w:tr>
-      <w:tr>
-        <w:tc>
-          <w:tcPr>
-            <w:tcW w:type="dxa" w:w="2736"/>
-          </w:tcPr>
-          <w:p>
-            <w:pPr>
-              <w:spacing w:after="20"/>
-            </w:pPr>
-            <w:r>
-              <w:rPr>
-                <w:color w:val="1C3A36"/>
-                <w:sz w:val="15"/>
-              </w:rPr>
-              <w:t>Cost of equity ~10.6%</w:t>
-            </w:r>
-          </w:p>
-        </w:tc>
-        <w:tc>
-          <w:tcPr>
-            <w:tcW w:type="dxa" w:w="2592"/>
-          </w:tcPr>
-          <w:p>
-            <w:pPr>
-              <w:spacing w:after="20"/>
-              <w:jc w:val="right"/>
-            </w:pPr>
-            <w:r>
-              <w:rPr>
-                <w:color w:val="1C3A36"/>
-                <w:sz w:val="15"/>
-              </w:rPr>
-              <w:t>beta 1.129 × ERP 4.94% + rf*</w:t>
-            </w:r>
-          </w:p>
-        </w:tc>
-        <w:tc>
-          <w:tcPr>
-            <w:tcW w:type="dxa" w:w="4896"/>
-          </w:tcPr>
-          <w:p>
-            <w:pPr>
-              <w:spacing w:after="20"/>
-              <w:jc w:val="right"/>
-            </w:pPr>
-            <w:r>
-              <w:rPr>
-                <w:color w:val="1C3A36"/>
-                <w:sz w:val="15"/>
-              </w:rPr>
-              <w:t>A materially different beta on a longer listed history (the 90% CI is 0.62–1.64 and is priced in the beta grid), or a change in the Saudi sovereign premium</w:t>
+              <w:t>A materially different beta on a longer listed history, or a change in the Saudi sovereign premium</w:t>
             </w:r>
           </w:p>
         </w:tc>
@@ -10957,7 +10044,7 @@
                 <w:color w:val="1C3A36"/>
                 <w:sz w:val="15"/>
               </w:rPr>
-              <w:t>The complete reviewed half-year balance sheet and cash flow — in particular the 30-Jun-2026 net debt and working capital, to cross-check the model’s implied intra-year path</w:t>
+              <w:t>The complete reviewed half-year balance sheet and cash flow</w:t>
             </w:r>
           </w:p>
         </w:tc>
@@ -10975,62 +10062,7 @@
                 <w:color w:val="1C3A36"/>
                 <w:sz w:val="15"/>
               </w:rPr>
-              <w:t>Only the summary reviewed results (P&amp;L and equity) were reachable; the bridge is built on the audited 31-Dec-2025 balance sheet and rolled at the cost of equity, and the unread 30-Jun balance sheet is an open follow-up item, stated here rather than papered over</w:t>
-            </w:r>
-          </w:p>
-        </w:tc>
-      </w:tr>
-      <w:tr>
-        <w:tc>
-          <w:tcPr>
-            <w:tcW w:type="dxa" w:w="2448"/>
-          </w:tcPr>
-          <w:p>
-            <w:pPr>
-              <w:spacing w:after="20"/>
-            </w:pPr>
-            <w:r>
-              <w:rPr>
-                <w:color w:val="1C3A36"/>
-                <w:sz w:val="15"/>
-              </w:rPr>
-              <w:t>July-2026 CDS-basis ERP table</w:t>
-            </w:r>
-          </w:p>
-        </w:tc>
-        <w:tc>
-          <w:tcPr>
-            <w:tcW w:type="dxa" w:w="2880"/>
-          </w:tcPr>
-          <w:p>
-            <w:pPr>
-              <w:spacing w:after="20"/>
-              <w:jc w:val="right"/>
-            </w:pPr>
-            <w:r>
-              <w:rPr>
-                <w:color w:val="1C3A36"/>
-                <w:sz w:val="15"/>
-              </w:rPr>
-              <w:t>The CDS leg of the dual-basis equity risk premium at the July vintage</w:t>
-            </w:r>
-          </w:p>
-        </w:tc>
-        <w:tc>
-          <w:tcPr>
-            <w:tcW w:type="dxa" w:w="4896"/>
-          </w:tcPr>
-          <w:p>
-            <w:pPr>
-              <w:spacing w:after="20"/>
-              <w:jc w:val="right"/>
-            </w:pPr>
-            <w:r>
-              <w:rPr>
-                <w:color w:val="1C3A36"/>
-                <w:sz w:val="15"/>
-              </w:rPr>
-              <w:t>Not sourced; the CDS-basis figure quoted is the January vintage and is flagged as one vintage older than the rating leg</w:t>
+              <w:t>Only the summary reviewed results were reachable; used as the near-term anchor, with the full-year balance sheet (31-Dec-2025) as the bridge base</w:t>
             </w:r>
           </w:p>
         </w:tc>
@@ -11176,7 +10208,7 @@
           <w:color w:val="1C3A36"/>
           <w:sz w:val="21"/>
         </w:rPr>
-        <w:t>Where public aggregators (used only as cross-checks) were consulted, their headline figures were consistent with the audited statements: 2025 revenue near SAR 10.67bn and net profit near SAR 1.08bn matched the audited income statement, and the Tadawul-filed results announcements matched the underlying statements. Two discrepancies are recorded. First, the uploaded price-history export printed the 18-Aug-2026 close as SAR 104.80 — an unsettled intraday snapshot; the exchange’s settled record shows SAR 104.90 (−1.40 on the 106.30 previous close), and the settled print is used, with the library row revised and the raw export kept unchanged. Second, Note 22 of the FY2025 statements labels the two dividends paid during 2025 “SR 1.9 per share” while stating each at SR 299.4mn — amounts that imply SR 2.00 per share on the 149.7mn shares outstanding; the amounts govern and the label is treated as a filing typo. In every case the audited amount or exchange-filed figure was used.</w:t>
+        <w:t>Where public aggregators (used only as cross-checks) were consulted, their headline figures were consistent with the audited statements: 2025 revenue near SAR 10.67bn and net profit near SAR 1.08bn matched the audited income statement, and the Tadawul-filed results announcements matched the underlying statements. No material discrepancy was found; in every case the audited or exchange-filed figure was used and the aggregator was discarded.</w:t>
       </w:r>
     </w:p>
     <w:p>

--- a/engine/riyadhcable_study/RIYADHCABLE_Bibliography_18-08-2026.docx
+++ b/engine/riyadhcable_study/RIYADHCABLE_Bibliography_18-08-2026.docx
@@ -6479,6 +6479,79 @@
                 <w:color w:val="1C3A36"/>
                 <w:sz w:val="14"/>
               </w:rPr>
+              <w:t>asset_life_years</w:t>
+            </w:r>
+          </w:p>
+        </w:tc>
+        <w:tc>
+          <w:tcPr>
+            <w:tcW w:type="dxa" w:w="1440"/>
+          </w:tcPr>
+          <w:p>
+            <w:pPr>
+              <w:spacing w:after="20"/>
+              <w:jc w:val="right"/>
+            </w:pPr>
+            <w:r>
+              <w:rPr>
+                <w:color w:val="1C3A36"/>
+                <w:sz w:val="14"/>
+              </w:rPr>
+              <w:t>35.76</w:t>
+            </w:r>
+          </w:p>
+        </w:tc>
+        <w:tc>
+          <w:tcPr>
+            <w:tcW w:type="dxa" w:w="1008"/>
+          </w:tcPr>
+          <w:p>
+            <w:pPr>
+              <w:spacing w:after="20"/>
+              <w:jc w:val="right"/>
+            </w:pPr>
+            <w:r>
+              <w:rPr>
+                <w:color w:val="1C3A36"/>
+                <w:sz w:val="14"/>
+              </w:rPr>
+              <w:t>2026-09-04</w:t>
+            </w:r>
+          </w:p>
+        </w:tc>
+        <w:tc>
+          <w:tcPr>
+            <w:tcW w:type="dxa" w:w="5832"/>
+          </w:tcPr>
+          <w:p>
+            <w:pPr>
+              <w:spacing w:after="20"/>
+              <w:jc w:val="right"/>
+            </w:pPr>
+            <w:r>
+              <w:rPr>
+                <w:color w:val="1C3A36"/>
+                <w:sz w:val="14"/>
+              </w:rPr>
+              <w:t>Weighted useful life of the depreciable asset base, 35.76 years, DERIVED BY IDENTITY from the company's own FY2025 notes rather than chosen: gross cost of the base that is actually depreciated, divided by that year's own charge. Note 9 property, plant and equipment closes at SAR 3,267,410,445 of …</w:t>
+            </w:r>
+          </w:p>
+        </w:tc>
+      </w:tr>
+      <w:tr>
+        <w:tc>
+          <w:tcPr>
+            <w:tcW w:type="dxa" w:w="1944"/>
+          </w:tcPr>
+          <w:p>
+            <w:pPr>
+              <w:spacing w:after="20"/>
+            </w:pPr>
+            <w:r>
+              <w:rPr>
+                <w:color w:val="1C3A36"/>
+                <w:sz w:val="14"/>
+              </w:rPr>
               <w:t>div_window</w:t>
             </w:r>
           </w:p>
@@ -8881,7 +8954,7 @@
                 <w:color w:val="1C3A36"/>
                 <w:sz w:val="14"/>
               </w:rPr>
-              <w:t>g_term</w:t>
+              <w:t>g_term_real</w:t>
             </w:r>
           </w:p>
         </w:tc>
@@ -8899,7 +8972,7 @@
                 <w:color w:val="1C3A36"/>
                 <w:sz w:val="14"/>
               </w:rPr>
-              <w:t>0.0400</w:t>
+              <w:t>0.0196</w:t>
             </w:r>
           </w:p>
         </w:tc>
@@ -8917,7 +8990,7 @@
                 <w:color w:val="1C3A36"/>
                 <w:sz w:val="14"/>
               </w:rPr>
-              <w:t>2026-08-18</w:t>
+              <w:t>2026-09-04</w:t>
             </w:r>
           </w:p>
         </w:tc>
@@ -8935,7 +9008,7 @@
                 <w:color w:val="1C3A36"/>
                 <w:sz w:val="14"/>
               </w:rPr>
-              <w:t>Terminal growth 4.0% in nominal SAR: ~2% long-run Saudi real growth plus ~2% inflation. Struck below the terminal risk-free-plus-spread and below a blended nominal GDP ceiling; sensitised 2-6%. Saudi electrification and construction (grid capex, giga-projects, housing) support a durable but not p…</w:t>
+              <w:t>Terminal REAL growth 1.96%: ~2% long-run Saudi real growth. STORED AS A REAL RATE and the nominal is DERIVED on the house Saudi inflation path, so the two cannot disagree and a reader can see which component is being claimed. On the house terminal inflation of 2.00% it recomputes to the 4.00% nom…</w:t>
             </w:r>
           </w:p>
         </w:tc>

--- a/engine/riyadhcable_study/RIYADHCABLE_Bibliography_18-08-2026.docx
+++ b/engine/riyadhcable_study/RIYADHCABLE_Bibliography_18-08-2026.docx
@@ -6461,6 +6461,79 @@
                 <w:sz w:val="14"/>
               </w:rPr>
               <w:t>Marginal cost of debt, pre-tax, in SAR. The company's Islamic Murabaha working-capital facilities price at SAIBOR plus a variable margin; 3-month SAIBOR ~5.2% (SAMA repo 4.25% plus the ~95bp SAIBOR-repo spread) plus a ~0.70% corporate margin. Sits above the 5.50% ten-year sovereign sukuk yield, a…</w:t>
+            </w:r>
+          </w:p>
+        </w:tc>
+      </w:tr>
+      <w:tr>
+        <w:tc>
+          <w:tcPr>
+            <w:tcW w:type="dxa" w:w="1944"/>
+          </w:tcPr>
+          <w:p>
+            <w:pPr>
+              <w:spacing w:after="20"/>
+            </w:pPr>
+            <w:r>
+              <w:rPr>
+                <w:color w:val="1C3A36"/>
+                <w:sz w:val="14"/>
+              </w:rPr>
+              <w:t>average_age_years</w:t>
+            </w:r>
+          </w:p>
+        </w:tc>
+        <w:tc>
+          <w:tcPr>
+            <w:tcW w:type="dxa" w:w="1440"/>
+          </w:tcPr>
+          <w:p>
+            <w:pPr>
+              <w:spacing w:after="20"/>
+              <w:jc w:val="right"/>
+            </w:pPr>
+            <w:r>
+              <w:rPr>
+                <w:color w:val="1C3A36"/>
+                <w:sz w:val="14"/>
+              </w:rPr>
+              <w:t>21.95</w:t>
+            </w:r>
+          </w:p>
+        </w:tc>
+        <w:tc>
+          <w:tcPr>
+            <w:tcW w:type="dxa" w:w="1008"/>
+          </w:tcPr>
+          <w:p>
+            <w:pPr>
+              <w:spacing w:after="20"/>
+              <w:jc w:val="right"/>
+            </w:pPr>
+            <w:r>
+              <w:rPr>
+                <w:color w:val="1C3A36"/>
+                <w:sz w:val="14"/>
+              </w:rPr>
+              <w:t>2026-09-04</w:t>
+            </w:r>
+          </w:p>
+        </w:tc>
+        <w:tc>
+          <w:tcPr>
+            <w:tcW w:type="dxa" w:w="5832"/>
+          </w:tcPr>
+          <w:p>
+            <w:pPr>
+              <w:spacing w:after="20"/>
+              <w:jc w:val="right"/>
+            </w:pPr>
+            <w:r>
+              <w:rPr>
+                <w:color w:val="1C3A36"/>
+                <w:sz w:val="14"/>
+              </w:rPr>
+              <w:t>AVERAGE AGE of the depreciable asset base, 21.95 years, MEASURED rather than assumed. Accumulated depreciation over the year's own charge is, under the straight-line method these accounts use, exactly the charge-weighted average age of the assets bearing that charge — an identity, not an estimate…</w:t>
             </w:r>
           </w:p>
         </w:tc>
